--- a/dist/assets/phoebien-canete-cv.docx
+++ b/dist/assets/phoebien-canete-cv.docx
@@ -5,49 +5,116 @@
     <w:p>
       <w:pPr>
         <w:pStyle w:val="Title"/>
-        <w:jc w:val="center"/>
-        <w:rPr>
-          <w:sz w:val="24"/>
-          <w:szCs w:val="40"/>
-        </w:rPr>
-      </w:pPr>
-      <w:r>
-        <w:rPr>
-          <w:sz w:val="24"/>
-          <w:szCs w:val="40"/>
-        </w:rPr>
-        <w:t>Phoebien D. Cañete</w:t>
+        <w:rPr>
+          <w:color w:val="auto"/>
+        </w:rPr>
+      </w:pPr>
+      <w:r>
+        <w:rPr>
+          <w:color w:val="auto"/>
+        </w:rPr>
+        <w:t>PHOEBIEN D. CAÑETE</w:t>
       </w:r>
     </w:p>
     <w:p>
       <w:pPr>
-        <w:keepNext/>
-        <w:spacing w:after="20"/>
-        <w:jc w:val="center"/>
-        <w:rPr>
-          <w:sz w:val="20"/>
-          <w:szCs w:val="20"/>
-        </w:rPr>
-      </w:pPr>
-      <w:r>
-        <w:rPr>
-          <w:sz w:val="20"/>
-          <w:szCs w:val="20"/>
-        </w:rPr>
-        <w:t>Iligan City, Philippines | phoebiend@gmail.com | +63 905 610 0216</w:t>
-      </w:r>
-      <w:r>
-        <w:rPr>
-          <w:sz w:val="20"/>
-          <w:szCs w:val="20"/>
-        </w:rPr>
-        <w:t xml:space="preserve"> | </w:t>
-      </w:r>
-      <w:hyperlink r:id="rId8">
+        <w:pStyle w:val="CVFocus"/>
+        <w:rPr>
+          <w:color w:val="auto"/>
+        </w:rPr>
+      </w:pPr>
+      <w:r>
+        <w:rPr>
+          <w:color w:val="auto"/>
+        </w:rPr>
+        <w:t xml:space="preserve">Embedded Systems | </w:t>
+      </w:r>
+      <w:r>
+        <w:rPr>
+          <w:color w:val="auto"/>
+        </w:rPr>
+        <w:t xml:space="preserve">Edge AI and </w:t>
+      </w:r>
+      <w:proofErr w:type="spellStart"/>
+      <w:r>
+        <w:rPr>
+          <w:color w:val="auto"/>
+        </w:rPr>
+        <w:t>AIoT</w:t>
+      </w:r>
+      <w:proofErr w:type="spellEnd"/>
+      <w:r>
+        <w:rPr>
+          <w:color w:val="auto"/>
+        </w:rPr>
+        <w:t xml:space="preserve"> </w:t>
+      </w:r>
+      <w:r>
+        <w:rPr>
+          <w:color w:val="auto"/>
+        </w:rPr>
+        <w:t>| Internet of Things</w:t>
+      </w:r>
+      <w:r>
+        <w:rPr>
+          <w:color w:val="auto"/>
+        </w:rPr>
+        <w:t xml:space="preserve"> </w:t>
+      </w:r>
+      <w:r>
+        <w:rPr>
+          <w:color w:val="auto"/>
+        </w:rPr>
+        <w:t xml:space="preserve">| </w:t>
+      </w:r>
+      <w:r>
+        <w:rPr>
+          <w:color w:val="auto"/>
+        </w:rPr>
+        <w:t>Research</w:t>
+      </w:r>
+    </w:p>
+    <w:p>
+      <w:pPr>
+        <w:pStyle w:val="CVContact"/>
+        <w:rPr>
+          <w:color w:val="auto"/>
+        </w:rPr>
+      </w:pPr>
+      <w:r>
+        <w:rPr>
+          <w:color w:val="auto"/>
+        </w:rPr>
+        <w:t xml:space="preserve">Iligan City, Philippines • phoebiend@gmail.com • </w:t>
+      </w:r>
+      <w:r>
+        <w:rPr>
+          <w:color w:val="auto"/>
+        </w:rPr>
+        <w:t>(</w:t>
+      </w:r>
+      <w:r>
+        <w:rPr>
+          <w:color w:val="auto"/>
+        </w:rPr>
+        <w:t>+63</w:t>
+      </w:r>
+      <w:r>
+        <w:rPr>
+          <w:color w:val="auto"/>
+        </w:rPr>
+        <w:t>)</w:t>
+      </w:r>
+      <w:r>
+        <w:rPr>
+          <w:color w:val="auto"/>
+        </w:rPr>
+        <w:t xml:space="preserve"> 905 610 0216 • </w:t>
+      </w:r>
+      <w:hyperlink r:id="rId6">
         <w:r>
           <w:rPr>
-            <w:sz w:val="20"/>
-            <w:szCs w:val="20"/>
+            <w:color w:val="auto"/>
             <w:u w:val="single"/>
           </w:rPr>
           <w:t>GitHub</w:t>
@@ -55,1304 +122,2118 @@
       </w:hyperlink>
       <w:r>
         <w:rPr>
-          <w:sz w:val="20"/>
-          <w:szCs w:val="20"/>
-        </w:rPr>
-        <w:t xml:space="preserve"> | </w:t>
-      </w:r>
-      <w:hyperlink r:id="rId9">
+          <w:color w:val="auto"/>
+        </w:rPr>
+        <w:t xml:space="preserve"> • </w:t>
+      </w:r>
+      <w:hyperlink r:id="rId7">
+        <w:proofErr w:type="spellStart"/>
         <w:r>
           <w:rPr>
-            <w:sz w:val="20"/>
-            <w:szCs w:val="20"/>
+            <w:color w:val="auto"/>
             <w:u w:val="single"/>
           </w:rPr>
           <w:t>Hackster</w:t>
         </w:r>
+        <w:proofErr w:type="spellEnd"/>
       </w:hyperlink>
       <w:r>
         <w:rPr>
-          <w:sz w:val="20"/>
-          <w:szCs w:val="20"/>
-        </w:rPr>
-        <w:t xml:space="preserve"> | </w:t>
-      </w:r>
-      <w:hyperlink r:id="rId10">
+          <w:color w:val="auto"/>
+        </w:rPr>
+        <w:t xml:space="preserve"> • </w:t>
+      </w:r>
+      <w:hyperlink r:id="rId8">
         <w:r>
           <w:rPr>
-            <w:sz w:val="20"/>
-            <w:szCs w:val="20"/>
+            <w:color w:val="auto"/>
             <w:u w:val="single"/>
           </w:rPr>
-          <w:t>LinkedIn</w:t>
+          <w:t>Linke</w:t>
+        </w:r>
+        <w:r>
+          <w:rPr>
+            <w:color w:val="auto"/>
+            <w:u w:val="single"/>
+          </w:rPr>
+          <w:t>d</w:t>
+        </w:r>
+        <w:r>
+          <w:rPr>
+            <w:color w:val="auto"/>
+            <w:u w:val="single"/>
+          </w:rPr>
+          <w:t>In</w:t>
+        </w:r>
+      </w:hyperlink>
+      <w:r>
+        <w:rPr>
+          <w:color w:val="auto"/>
+        </w:rPr>
+        <w:t xml:space="preserve"> </w:t>
+      </w:r>
+    </w:p>
+    <w:p>
+      <w:pPr>
+        <w:pStyle w:val="Heading1"/>
+        <w:rPr>
+          <w:color w:val="auto"/>
+        </w:rPr>
+      </w:pPr>
+      <w:r>
+        <w:rPr>
+          <w:color w:val="auto"/>
+        </w:rPr>
+        <w:t>Education</w:t>
+      </w:r>
+    </w:p>
+    <w:p>
+      <w:pPr>
+        <w:pStyle w:val="CVEntry"/>
+        <w:keepLines/>
+        <w:numPr>
+          <w:ilvl w:val="0"/>
+          <w:numId w:val="1"/>
+        </w:numPr>
+        <w:rPr>
+          <w:color w:val="auto"/>
+        </w:rPr>
+      </w:pPr>
+      <w:r>
+        <w:rPr>
+          <w:b/>
+          <w:color w:val="auto"/>
+        </w:rPr>
+        <w:t>Bachelor of Science in Computer Applications, Major in Embedded Systems</w:t>
+      </w:r>
+      <w:r>
+        <w:rPr>
+          <w:color w:val="auto"/>
+        </w:rPr>
+        <w:t xml:space="preserve"> — Mindanao State University </w:t>
+      </w:r>
+      <w:r>
+        <w:rPr>
+          <w:color w:val="auto"/>
+        </w:rPr>
+        <w:t xml:space="preserve">- </w:t>
+      </w:r>
+      <w:r>
+        <w:rPr>
+          <w:color w:val="auto"/>
+        </w:rPr>
+        <w:t>Iligan Institute of Technology</w:t>
+      </w:r>
+      <w:r>
+        <w:rPr>
+          <w:color w:val="auto"/>
+        </w:rPr>
+        <w:t>, Iligan City, Philippines</w:t>
+      </w:r>
+      <w:r>
+        <w:rPr>
+          <w:color w:val="auto"/>
+        </w:rPr>
+        <w:t xml:space="preserve"> (2023 – Present; C</w:t>
+      </w:r>
+      <w:r>
+        <w:rPr>
+          <w:color w:val="auto"/>
+        </w:rPr>
+        <w:t xml:space="preserve">umulative </w:t>
+      </w:r>
+      <w:r>
+        <w:rPr>
+          <w:color w:val="auto"/>
+        </w:rPr>
+        <w:t>GPA: 1.41473)</w:t>
+      </w:r>
+    </w:p>
+    <w:p>
+      <w:pPr>
+        <w:pStyle w:val="CVEntry"/>
+        <w:keepLines/>
+        <w:numPr>
+          <w:ilvl w:val="0"/>
+          <w:numId w:val="1"/>
+        </w:numPr>
+        <w:rPr>
+          <w:color w:val="auto"/>
+        </w:rPr>
+      </w:pPr>
+      <w:r>
+        <w:rPr>
+          <w:b/>
+          <w:color w:val="auto"/>
+        </w:rPr>
+        <w:t>Science, Technology, Engineering, and Mathematics</w:t>
+      </w:r>
+      <w:r>
+        <w:rPr>
+          <w:color w:val="auto"/>
+        </w:rPr>
+        <w:t xml:space="preserve"> — Tomas Cabili National High School</w:t>
+      </w:r>
+      <w:r>
+        <w:rPr>
+          <w:color w:val="auto"/>
+        </w:rPr>
+        <w:t>, Philippines</w:t>
+      </w:r>
+      <w:r>
+        <w:rPr>
+          <w:color w:val="auto"/>
+        </w:rPr>
+        <w:t xml:space="preserve"> (2021 – 2023; With Honor)</w:t>
+      </w:r>
+    </w:p>
+    <w:p>
+      <w:pPr>
+        <w:pStyle w:val="Heading1"/>
+        <w:rPr>
+          <w:color w:val="auto"/>
+        </w:rPr>
+      </w:pPr>
+      <w:r>
+        <w:rPr>
+          <w:color w:val="auto"/>
+        </w:rPr>
+        <w:t>Experience</w:t>
+      </w:r>
+    </w:p>
+    <w:p>
+      <w:pPr>
+        <w:pStyle w:val="CVEntry"/>
+        <w:keepNext/>
+        <w:keepLines/>
+        <w:numPr>
+          <w:ilvl w:val="0"/>
+          <w:numId w:val="1"/>
+        </w:numPr>
+        <w:rPr>
+          <w:color w:val="auto"/>
+        </w:rPr>
+      </w:pPr>
+      <w:r>
+        <w:rPr>
+          <w:b/>
+          <w:color w:val="auto"/>
+        </w:rPr>
+        <w:t>Online ESL Teacher</w:t>
+      </w:r>
+      <w:r>
+        <w:rPr>
+          <w:color w:val="auto"/>
+        </w:rPr>
+        <w:t xml:space="preserve"> — NativeCamp | Remote (August 2025 – </w:t>
+      </w:r>
+      <w:r>
+        <w:rPr>
+          <w:color w:val="auto"/>
+        </w:rPr>
+        <w:t>Present</w:t>
+      </w:r>
+      <w:r>
+        <w:rPr>
+          <w:color w:val="auto"/>
+        </w:rPr>
+        <w:t>)</w:t>
+      </w:r>
+    </w:p>
+    <w:p>
+      <w:pPr>
+        <w:pStyle w:val="CVEntry"/>
+        <w:keepNext/>
+        <w:keepLines/>
+        <w:numPr>
+          <w:ilvl w:val="0"/>
+          <w:numId w:val="1"/>
+        </w:numPr>
+        <w:rPr>
+          <w:color w:val="auto"/>
+        </w:rPr>
+      </w:pPr>
+      <w:r>
+        <w:rPr>
+          <w:b/>
+          <w:color w:val="auto"/>
+        </w:rPr>
+        <w:t>Student Intern</w:t>
+      </w:r>
+      <w:r>
+        <w:rPr>
+          <w:color w:val="auto"/>
+        </w:rPr>
+        <w:t xml:space="preserve"> — MSU</w:t>
+      </w:r>
+      <w:r>
+        <w:rPr>
+          <w:color w:val="auto"/>
+        </w:rPr>
+        <w:t>-</w:t>
+      </w:r>
+      <w:r>
+        <w:rPr>
+          <w:color w:val="auto"/>
+        </w:rPr>
+        <w:t>IIT FAB LAB Mindanao | Work Immersion (February – March 2023)</w:t>
+      </w:r>
+    </w:p>
+    <w:p>
+      <w:pPr>
+        <w:pStyle w:val="CVDetail"/>
+        <w:keepLines/>
+        <w:rPr>
+          <w:color w:val="auto"/>
+        </w:rPr>
+      </w:pPr>
+      <w:r>
+        <w:rPr>
+          <w:color w:val="auto"/>
+        </w:rPr>
+        <w:t>Operated laser cutters and CNC routers, created 2D designs and 3D models using Autodesk Fusion 360 and Adobe Photoshop, and supported equipment maintenance and STEM projects</w:t>
+      </w:r>
+    </w:p>
+    <w:p>
+      <w:pPr>
+        <w:pStyle w:val="CVDetail"/>
+        <w:keepLines/>
+        <w:ind w:left="0"/>
+        <w:rPr>
+          <w:b/>
+          <w:bCs/>
+          <w:color w:val="auto"/>
+          <w:lang w:val="en-PH"/>
+        </w:rPr>
+      </w:pPr>
+      <w:r>
+        <w:rPr>
+          <w:b/>
+          <w:bCs/>
+          <w:color w:val="auto"/>
+          <w:lang w:val="en-PH"/>
+        </w:rPr>
+        <w:t>Peer-Reviewed Conference Papers</w:t>
+      </w:r>
+    </w:p>
+    <w:p>
+      <w:pPr>
+        <w:pStyle w:val="CVEntry"/>
+        <w:keepNext/>
+        <w:keepLines/>
+        <w:numPr>
+          <w:ilvl w:val="0"/>
+          <w:numId w:val="1"/>
+        </w:numPr>
+        <w:rPr>
+          <w:color w:val="auto"/>
+        </w:rPr>
+      </w:pPr>
+      <w:proofErr w:type="spellStart"/>
+      <w:r>
+        <w:rPr>
+          <w:color w:val="auto"/>
+          <w:lang w:val="en-PH"/>
+        </w:rPr>
+        <w:t>Listanco</w:t>
+      </w:r>
+      <w:proofErr w:type="spellEnd"/>
+      <w:r>
+        <w:rPr>
+          <w:color w:val="auto"/>
+          <w:lang w:val="en-PH"/>
+        </w:rPr>
+        <w:t xml:space="preserve">, T., </w:t>
+      </w:r>
+      <w:r>
+        <w:rPr>
+          <w:b/>
+          <w:bCs/>
+          <w:color w:val="auto"/>
+          <w:lang w:val="en-PH"/>
+        </w:rPr>
+        <w:t>Cañete, P</w:t>
+      </w:r>
+      <w:r>
+        <w:rPr>
+          <w:color w:val="auto"/>
+          <w:lang w:val="en-PH"/>
+        </w:rPr>
+        <w:t>., Tanque, S. R., Alce, A. R. B., &amp; Castor, P. R. P., “Computational Approaches, Evidence Maturity, and Research Gaps in Bell-Pepper Disease and Pest Monitoring: A Systematic Literature Review.” 17th International Conference on Emerging Ubiquitous Systems and Pervasive Networks (EUSPN 2026), Almaty, Kazakhstan, October 28</w:t>
+      </w:r>
+      <w:r>
+        <w:rPr>
+          <w:color w:val="auto"/>
+          <w:lang w:val="en-PH"/>
+        </w:rPr>
+        <w:t>-</w:t>
+      </w:r>
+      <w:r>
+        <w:rPr>
+          <w:color w:val="auto"/>
+          <w:lang w:val="en-PH"/>
+        </w:rPr>
+        <w:t>30, 2026.</w:t>
+      </w:r>
+    </w:p>
+    <w:p>
+      <w:pPr>
+        <w:pStyle w:val="Heading1"/>
+        <w:rPr>
+          <w:color w:val="auto"/>
+          <w:lang w:val="en-PH"/>
+        </w:rPr>
+      </w:pPr>
+      <w:r>
+        <w:rPr>
+          <w:color w:val="auto"/>
+        </w:rPr>
+        <w:t xml:space="preserve">Selected </w:t>
+      </w:r>
+      <w:r>
+        <w:rPr>
+          <w:color w:val="auto"/>
+        </w:rPr>
+        <w:t>Projects</w:t>
+      </w:r>
+    </w:p>
+    <w:p>
+      <w:pPr>
+        <w:pStyle w:val="CVEntry"/>
+        <w:keepNext/>
+        <w:keepLines/>
+        <w:numPr>
+          <w:ilvl w:val="0"/>
+          <w:numId w:val="1"/>
+        </w:numPr>
+        <w:rPr>
+          <w:color w:val="auto"/>
+        </w:rPr>
+      </w:pPr>
+      <w:r>
+        <w:rPr>
+          <w:b/>
+          <w:color w:val="auto"/>
+        </w:rPr>
+        <w:t>Development of an Edge-IoT-Based Aphid Damage Detection using YOLOv8n and Offline Monitoring using Flask Web Interface for Bell Pepper (Capsicum annuum) on a Raspberry Pi 5</w:t>
+      </w:r>
+      <w:r>
+        <w:rPr>
+          <w:color w:val="auto"/>
+        </w:rPr>
+        <w:t xml:space="preserve"> (University-funded research; ongoing)</w:t>
+      </w:r>
+      <w:r>
+        <w:rPr>
+          <w:color w:val="auto"/>
+        </w:rPr>
+        <w:t xml:space="preserve"> </w:t>
+      </w:r>
+      <w:r>
+        <w:rPr>
+          <w:color w:val="auto"/>
+        </w:rPr>
+        <w:t xml:space="preserve">— Design and develop an edge-IoT system using Raspberry Pi 5 and YOLOv8n to detect aphid damage in bell pepper plants through image recognition, with a Flask-based web interface to display detection results and support local monitoring without an internet </w:t>
+      </w:r>
+      <w:r>
+        <w:rPr>
+          <w:color w:val="auto"/>
+        </w:rPr>
+        <w:t xml:space="preserve">connection. </w:t>
+      </w:r>
+      <w:hyperlink r:id="rId9" w:history="1">
+        <w:r>
+          <w:rPr>
+            <w:rStyle w:val="Hyperlink"/>
+            <w:color w:val="7030A0"/>
+          </w:rPr>
+          <w:t>Resea</w:t>
+        </w:r>
+        <w:r>
+          <w:rPr>
+            <w:rStyle w:val="Hyperlink"/>
+            <w:color w:val="7030A0"/>
+          </w:rPr>
+          <w:t>r</w:t>
+        </w:r>
+        <w:r>
+          <w:rPr>
+            <w:rStyle w:val="Hyperlink"/>
+            <w:color w:val="7030A0"/>
+          </w:rPr>
+          <w:t>ch Page</w:t>
         </w:r>
       </w:hyperlink>
     </w:p>
     <w:p>
       <w:pPr>
-        <w:pStyle w:val="Heading1"/>
-        <w:jc w:val="center"/>
-        <w:rPr>
-          <w:sz w:val="22"/>
-        </w:rPr>
-      </w:pPr>
-      <w:r>
-        <w:rPr>
-          <w:sz w:val="22"/>
-        </w:rPr>
-        <w:t>EDUCATION</w:t>
-      </w:r>
-    </w:p>
-    <w:p>
-      <w:pPr>
+        <w:pStyle w:val="CVEntry"/>
         <w:keepNext/>
-        <w:tabs>
-          <w:tab w:val="right" w:pos="10368"/>
-        </w:tabs>
-        <w:spacing w:after="20"/>
+        <w:keepLines/>
+        <w:numPr>
+          <w:ilvl w:val="0"/>
+          <w:numId w:val="1"/>
+        </w:numPr>
+        <w:rPr>
+          <w:color w:val="auto"/>
+        </w:rPr>
       </w:pPr>
       <w:r>
         <w:rPr>
           <w:b/>
-        </w:rPr>
-        <w:t>Mindanao State University – Iligan Institute of Technology</w:t>
-      </w:r>
-      <w:r>
-        <w:tab/>
-        <w:t>2023 – Present</w:t>
-      </w:r>
-    </w:p>
-    <w:p>
-      <w:pPr>
-        <w:spacing w:after="20"/>
-      </w:pPr>
-      <w:r>
-        <w:t>Bachelor of Science in Computer Applications</w:t>
-      </w:r>
-    </w:p>
-    <w:p>
-      <w:pPr>
-        <w:spacing w:after="20"/>
-      </w:pPr>
-      <w:r>
-        <w:t>Major in Embedded Systems</w:t>
-      </w:r>
-    </w:p>
-    <w:p>
-      <w:pPr>
-        <w:spacing w:after="20"/>
-      </w:pPr>
-      <w:r>
-        <w:t>CGPA: 1.41473</w:t>
-      </w:r>
-    </w:p>
-    <w:p>
-      <w:pPr>
-        <w:keepNext/>
-        <w:tabs>
-          <w:tab w:val="right" w:pos="10368"/>
-        </w:tabs>
-        <w:spacing w:after="20"/>
-      </w:pPr>
+          <w:color w:val="auto"/>
+        </w:rPr>
+        <w:t>RT-Spark Activity Recognition</w:t>
+      </w:r>
       <w:r>
         <w:rPr>
           <w:b/>
-        </w:rPr>
-        <w:t>Tomas Cabili National High School</w:t>
-      </w:r>
-      <w:r>
-        <w:rPr>
-          <w:b/>
-        </w:rPr>
-        <w:tab/>
-      </w:r>
-      <w:r>
-        <w:t>202</w:t>
-      </w:r>
-      <w:r>
-        <w:t>1</w:t>
-      </w:r>
-      <w:r>
-        <w:t xml:space="preserve"> – </w:t>
-      </w:r>
-      <w:r>
-        <w:t>2023</w:t>
-      </w:r>
-    </w:p>
-    <w:p>
-      <w:pPr>
-        <w:spacing w:after="20"/>
-      </w:pPr>
-      <w:r>
-        <w:rPr>
-          <w:lang w:val="en-PH"/>
-        </w:rPr>
-        <w:t>Science, Technology, Engineering, and Mathematics</w:t>
-      </w:r>
-      <w:r>
+          <w:color w:val="auto"/>
+        </w:rPr>
         <w:t xml:space="preserve"> </w:t>
       </w:r>
-    </w:p>
-    <w:p>
-      <w:pPr>
-        <w:spacing w:after="20"/>
-      </w:pPr>
-      <w:r>
-        <w:t>With Honor</w:t>
-      </w:r>
-    </w:p>
-    <w:p>
-      <w:pPr>
-        <w:pStyle w:val="Heading1"/>
-        <w:jc w:val="center"/>
-        <w:rPr>
-          <w:sz w:val="22"/>
-          <w:szCs w:val="24"/>
-        </w:rPr>
-      </w:pPr>
-      <w:r>
-        <w:rPr>
-          <w:sz w:val="22"/>
-          <w:szCs w:val="24"/>
-        </w:rPr>
-        <w:t>EXPERIENCE</w:t>
-      </w:r>
-    </w:p>
-    <w:p>
-      <w:pPr>
-        <w:keepNext/>
-        <w:tabs>
-          <w:tab w:val="right" w:pos="10368"/>
-        </w:tabs>
-        <w:spacing w:after="20"/>
-      </w:pPr>
-      <w:r>
-        <w:rPr>
-          <w:b/>
-        </w:rPr>
-        <w:t>NativeCamp</w:t>
-      </w:r>
-      <w:r>
-        <w:tab/>
-        <w:t>August 2025 – Present</w:t>
-      </w:r>
-    </w:p>
-    <w:p>
-      <w:pPr>
-        <w:keepNext/>
-        <w:rPr>
-          <w:iCs/>
-        </w:rPr>
-      </w:pPr>
-      <w:r>
-        <w:rPr>
-          <w:iCs/>
-        </w:rPr>
-        <w:t>Online ESL Teacher | Remote</w:t>
-      </w:r>
-    </w:p>
-    <w:p>
-      <w:pPr>
-        <w:pStyle w:val="CVBullet"/>
-      </w:pPr>
-      <w:r>
-        <w:t>• Adapt English lessons and explanations to individual proficiency levels and learning goals; provide feedback on pronunciation, grammar, and conversation</w:t>
-      </w:r>
-    </w:p>
-    <w:p>
-      <w:pPr>
-        <w:keepNext/>
-        <w:tabs>
-          <w:tab w:val="right" w:pos="10368"/>
-        </w:tabs>
-        <w:spacing w:before="100" w:after="20"/>
-      </w:pPr>
-      <w:r>
-        <w:rPr>
-          <w:b/>
-        </w:rPr>
-        <w:t>MSU–IIT FAB LAB Mindanao</w:t>
-      </w:r>
-      <w:r>
-        <w:tab/>
-        <w:t>February – March 2023</w:t>
-      </w:r>
-    </w:p>
-    <w:p>
-      <w:pPr>
-        <w:keepNext/>
-        <w:rPr>
-          <w:iCs/>
-        </w:rPr>
-      </w:pPr>
-      <w:r>
-        <w:rPr>
-          <w:iCs/>
-        </w:rPr>
-        <w:t>Student Intern | Work Immersion</w:t>
-      </w:r>
-    </w:p>
-    <w:p>
-      <w:pPr>
-        <w:pStyle w:val="CVBullet"/>
-      </w:pPr>
-      <w:r>
-        <w:t>• Operated laser cutters and CNC routers, created 2D designs and 3D models using Autodesk Fusion 360 and Adobe Photoshop, and supported equipment maintenance and STEM projects</w:t>
-      </w:r>
-    </w:p>
-    <w:p>
-      <w:pPr>
-        <w:pStyle w:val="Heading1"/>
-        <w:jc w:val="center"/>
-        <w:rPr>
-          <w:sz w:val="22"/>
-          <w:szCs w:val="24"/>
-        </w:rPr>
-      </w:pPr>
-      <w:r>
-        <w:rPr>
-          <w:sz w:val="22"/>
-          <w:szCs w:val="24"/>
-        </w:rPr>
-        <w:t xml:space="preserve">SELECTED </w:t>
-      </w:r>
-      <w:r>
-        <w:rPr>
-          <w:sz w:val="22"/>
-          <w:szCs w:val="24"/>
-        </w:rPr>
-        <w:t>PROJECTS</w:t>
-      </w:r>
-    </w:p>
-    <w:p>
-      <w:pPr>
-        <w:keepNext/>
-        <w:tabs>
-          <w:tab w:val="right" w:pos="10368"/>
-        </w:tabs>
-        <w:spacing w:after="20"/>
-      </w:pPr>
-      <w:r>
-        <w:rPr>
-          <w:b/>
-        </w:rPr>
-        <w:t>Development of an Edge-IoT-Based Aphid Damage Detection using YOLOv8n and Offline Monitoring using Flask Web Interface for Bell Pepper (Capsicum annuum) on a Raspberry Pi 5</w:t>
-      </w:r>
-      <w:r>
-        <w:tab/>
-      </w:r>
-    </w:p>
-    <w:p>
-      <w:pPr>
-        <w:keepNext/>
-        <w:rPr>
-          <w:iCs/>
-        </w:rPr>
-      </w:pPr>
-      <w:r>
-        <w:rPr>
-          <w:iCs/>
-        </w:rPr>
-        <w:t>University-funded research</w:t>
-      </w:r>
-      <w:r>
-        <w:rPr>
-          <w:iCs/>
-        </w:rPr>
-        <w:t xml:space="preserve"> | Ongoing</w:t>
-      </w:r>
-      <w:r>
-        <w:rPr>
-          <w:iCs/>
-        </w:rPr>
-        <w:tab/>
-      </w:r>
-      <w:r>
-        <w:rPr>
-          <w:iCs/>
-        </w:rPr>
-        <w:tab/>
-      </w:r>
-      <w:r>
-        <w:rPr>
-          <w:iCs/>
-        </w:rPr>
-        <w:tab/>
-      </w:r>
-      <w:r>
-        <w:rPr>
-          <w:iCs/>
-        </w:rPr>
-        <w:tab/>
-      </w:r>
-      <w:r>
-        <w:rPr>
-          <w:iCs/>
-        </w:rPr>
-        <w:tab/>
-      </w:r>
-      <w:r>
-        <w:rPr>
-          <w:iCs/>
-        </w:rPr>
-        <w:tab/>
-      </w:r>
-      <w:r>
-        <w:rPr>
-          <w:iCs/>
-        </w:rPr>
-        <w:tab/>
-      </w:r>
-      <w:r>
-        <w:rPr>
-          <w:iCs/>
-        </w:rPr>
-        <w:tab/>
-      </w:r>
-      <w:r>
-        <w:rPr>
-          <w:iCs/>
-        </w:rPr>
-        <w:tab/>
-        <w:t xml:space="preserve">  </w:t>
-      </w:r>
-    </w:p>
-    <w:p>
-      <w:pPr>
-        <w:pStyle w:val="CVBullet"/>
-      </w:pPr>
-      <w:r>
-        <w:t xml:space="preserve">• </w:t>
-      </w:r>
-      <w:r>
-        <w:t>Design and develop an edge-IoT system using Raspberry Pi 5 and YOLOv8n to detect aphid damage in bell pepper plants through image recognition</w:t>
-      </w:r>
-    </w:p>
-    <w:p>
-      <w:pPr>
-        <w:pStyle w:val="CVBullet"/>
-      </w:pPr>
-      <w:r>
-        <w:t xml:space="preserve">• </w:t>
-      </w:r>
-      <w:r>
-        <w:t>Develop a Flask-based web interface to display detection results and support local monitoring without an internet connection</w:t>
-      </w:r>
-    </w:p>
-    <w:p>
-      <w:pPr>
-        <w:pStyle w:val="CVBullet"/>
-      </w:pPr>
-      <w:r>
-        <w:t xml:space="preserve">• </w:t>
-      </w:r>
-      <w:hyperlink r:id="rId11">
+      <w:r>
+        <w:rPr>
+          <w:color w:val="auto"/>
+        </w:rPr>
+        <w:t xml:space="preserve">— </w:t>
+      </w:r>
+      <w:r>
+        <w:rPr>
+          <w:color w:val="auto"/>
+        </w:rPr>
+        <w:t>An</w:t>
+      </w:r>
+      <w:r>
+        <w:rPr>
+          <w:color w:val="auto"/>
+        </w:rPr>
+        <w:t xml:space="preserve"> RT-Thread prototype that streams six-axis inertial data over Wi-Fi using MQTT/TLS to a cloud-based walking/running classifier, along with Python tools to capture labeled accelerometer and gyroscope readings and prepare compatible sensor payloads for classification.</w:t>
+      </w:r>
+      <w:r>
+        <w:rPr>
+          <w:color w:val="auto"/>
+        </w:rPr>
+        <w:t xml:space="preserve"> </w:t>
+      </w:r>
+      <w:hyperlink r:id="rId10" w:history="1">
         <w:r>
           <w:rPr>
-            <w:u w:val="single"/>
+            <w:rStyle w:val="Hyperlink"/>
+            <w:color w:val="7030A0"/>
           </w:rPr>
-          <w:t>Research page</w:t>
+          <w:t>GitHub R</w:t>
+        </w:r>
+        <w:r>
+          <w:rPr>
+            <w:rStyle w:val="Hyperlink"/>
+            <w:color w:val="7030A0"/>
+          </w:rPr>
+          <w:t>e</w:t>
+        </w:r>
+        <w:r>
+          <w:rPr>
+            <w:rStyle w:val="Hyperlink"/>
+            <w:color w:val="7030A0"/>
+          </w:rPr>
+          <w:t>p</w:t>
+        </w:r>
+        <w:r>
+          <w:rPr>
+            <w:rStyle w:val="Hyperlink"/>
+            <w:color w:val="7030A0"/>
+          </w:rPr>
+          <w:t>o</w:t>
+        </w:r>
+        <w:r>
+          <w:rPr>
+            <w:rStyle w:val="Hyperlink"/>
+            <w:color w:val="7030A0"/>
+          </w:rPr>
+          <w:t>si</w:t>
+        </w:r>
+        <w:r>
+          <w:rPr>
+            <w:rStyle w:val="Hyperlink"/>
+            <w:color w:val="7030A0"/>
+          </w:rPr>
+          <w:t>t</w:t>
+        </w:r>
+        <w:r>
+          <w:rPr>
+            <w:rStyle w:val="Hyperlink"/>
+            <w:color w:val="7030A0"/>
+          </w:rPr>
+          <w:t>ory</w:t>
         </w:r>
       </w:hyperlink>
     </w:p>
     <w:p>
       <w:pPr>
+        <w:pStyle w:val="CVEntry"/>
         <w:keepNext/>
-        <w:tabs>
-          <w:tab w:val="right" w:pos="10368"/>
-        </w:tabs>
-        <w:spacing w:after="20"/>
+        <w:keepLines/>
+        <w:numPr>
+          <w:ilvl w:val="0"/>
+          <w:numId w:val="1"/>
+        </w:numPr>
+        <w:rPr>
+          <w:color w:val="auto"/>
+        </w:rPr>
       </w:pPr>
       <w:r>
         <w:rPr>
           <w:b/>
-        </w:rPr>
-        <w:t>RT-Spark Activity Recognition</w:t>
-      </w:r>
-      <w:r>
-        <w:tab/>
+          <w:color w:val="auto"/>
+        </w:rPr>
+        <w:t xml:space="preserve">Real-Time </w:t>
+      </w:r>
+      <w:proofErr w:type="spellStart"/>
+      <w:r>
+        <w:rPr>
+          <w:b/>
+          <w:color w:val="auto"/>
+        </w:rPr>
+        <w:t>Multisensor</w:t>
+      </w:r>
+      <w:proofErr w:type="spellEnd"/>
+      <w:r>
+        <w:rPr>
+          <w:b/>
+          <w:color w:val="auto"/>
+        </w:rPr>
+        <w:t xml:space="preserve"> Room Monitor</w:t>
+      </w:r>
+      <w:r>
+        <w:rPr>
+          <w:b/>
+          <w:color w:val="auto"/>
+        </w:rPr>
         <w:t xml:space="preserve"> </w:t>
       </w:r>
-    </w:p>
-    <w:p>
-      <w:pPr>
-        <w:pStyle w:val="CVBullet"/>
-      </w:pPr>
-      <w:r>
-        <w:t>• Contribute to an RT-Thread prototype that streams six-axis inertial data over Wi-Fi and MQTT/TLS to a cloud-based walking/running classifier</w:t>
-      </w:r>
-    </w:p>
-    <w:p>
-      <w:pPr>
-        <w:pStyle w:val="CVBullet"/>
-      </w:pPr>
-      <w:r>
-        <w:t>• Develop Python tools to capture labeled accelerometer and gyroscope readings in CSV and prepare compatible sensor payloads for classification</w:t>
-      </w:r>
-    </w:p>
-    <w:p>
-      <w:pPr>
-        <w:pStyle w:val="CVBullet"/>
-      </w:pPr>
-      <w:r>
-        <w:t>• Document exploratory walking and jogging trials using stored prediction sequences and model confidence to support prototype evaluation</w:t>
-      </w:r>
-    </w:p>
-    <w:p>
-      <w:pPr>
-        <w:pStyle w:val="CVBullet"/>
-      </w:pPr>
-      <w:r>
-        <w:t>•</w:t>
-      </w:r>
-      <w:r>
+      <w:r>
+        <w:rPr>
+          <w:color w:val="auto"/>
+        </w:rPr>
+        <w:t>—</w:t>
+      </w:r>
+      <w:r>
+        <w:rPr>
+          <w:color w:val="auto"/>
+        </w:rPr>
         <w:t xml:space="preserve"> </w:t>
       </w:r>
-      <w:r>
-        <w:t xml:space="preserve">Project Documentation: </w:t>
-      </w:r>
-      <w:hyperlink r:id="rId12">
+      <w:proofErr w:type="spellStart"/>
+      <w:r>
+        <w:rPr>
+          <w:color w:val="auto"/>
+        </w:rPr>
+        <w:t>FreeRTOS</w:t>
+      </w:r>
+      <w:proofErr w:type="spellEnd"/>
+      <w:r>
+        <w:rPr>
+          <w:color w:val="auto"/>
+        </w:rPr>
+        <w:t xml:space="preserve"> tasks on an STM32 Blue Pill for sensor acquisition, OLED display, rotary-encoder input, motion monitoring, and temperature alarms, coordinated them using queues, event groups, and a serial mutex, and documented 10 functional checks covering sensor updates, navigation, alarms, and activity-state transitions</w:t>
+      </w:r>
+      <w:r>
+        <w:rPr>
+          <w:color w:val="auto"/>
+        </w:rPr>
+        <w:t xml:space="preserve">. </w:t>
+      </w:r>
+      <w:hyperlink r:id="rId11">
         <w:r>
           <w:rPr>
+            <w:color w:val="7030A0"/>
             <w:u w:val="single"/>
           </w:rPr>
-          <w:t>Code and trial documentation</w:t>
+          <w:t>GitHub r</w:t>
+        </w:r>
+        <w:r>
+          <w:rPr>
+            <w:color w:val="7030A0"/>
+            <w:u w:val="single"/>
+          </w:rPr>
+          <w:t>e</w:t>
+        </w:r>
+        <w:r>
+          <w:rPr>
+            <w:color w:val="7030A0"/>
+            <w:u w:val="single"/>
+          </w:rPr>
+          <w:t>p</w:t>
+        </w:r>
+        <w:r>
+          <w:rPr>
+            <w:color w:val="7030A0"/>
+            <w:u w:val="single"/>
+          </w:rPr>
+          <w:t>o</w:t>
+        </w:r>
+        <w:r>
+          <w:rPr>
+            <w:color w:val="7030A0"/>
+            <w:u w:val="single"/>
+          </w:rPr>
+          <w:t>sitory</w:t>
         </w:r>
       </w:hyperlink>
     </w:p>
     <w:p>
       <w:pPr>
+        <w:pStyle w:val="CVEntry"/>
         <w:keepNext/>
-        <w:tabs>
-          <w:tab w:val="right" w:pos="10368"/>
-        </w:tabs>
-        <w:spacing w:before="100" w:after="20"/>
+        <w:keepLines/>
+        <w:numPr>
+          <w:ilvl w:val="0"/>
+          <w:numId w:val="1"/>
+        </w:numPr>
+        <w:rPr>
+          <w:color w:val="auto"/>
+        </w:rPr>
       </w:pPr>
       <w:r>
         <w:rPr>
           <w:b/>
-        </w:rPr>
-        <w:t>Real-Time Multisensor Room Monitor</w:t>
-      </w:r>
-      <w:r>
-        <w:tab/>
-      </w:r>
-    </w:p>
-    <w:p>
-      <w:pPr>
-        <w:pStyle w:val="CVBullet"/>
-      </w:pPr>
-      <w:r>
-        <w:t>• Developed five FreeRTOS tasks for sensor acquisition, OLED display, rotary-encoder input, motion monitoring, and temperature alarms on an STM32 Blue Pill</w:t>
-      </w:r>
-    </w:p>
-    <w:p>
-      <w:pPr>
-        <w:pStyle w:val="CVBullet"/>
-      </w:pPr>
-      <w:r>
-        <w:t>• Used queues, event groups, and a serial mutex for task coordination; documented 10 functional checks covering sensor updates, navigation, alarms, and activity-state transitions</w:t>
-      </w:r>
-    </w:p>
-    <w:p>
-      <w:pPr>
-        <w:pStyle w:val="CVBullet"/>
-      </w:pPr>
-      <w:r>
-        <w:t>•</w:t>
-      </w:r>
-      <w:r>
+          <w:color w:val="auto"/>
+        </w:rPr>
+        <w:t>Smart Inventory Sorting System</w:t>
+      </w:r>
+      <w:r>
+        <w:rPr>
+          <w:b/>
+          <w:color w:val="auto"/>
+        </w:rPr>
         <w:t xml:space="preserve"> </w:t>
       </w:r>
       <w:r>
-        <w:t xml:space="preserve">Project Documentation: </w:t>
-      </w:r>
-      <w:hyperlink r:id="rId13">
+        <w:rPr>
+          <w:color w:val="auto"/>
+        </w:rPr>
+        <w:t xml:space="preserve">— </w:t>
+      </w:r>
+      <w:r>
+        <w:rPr>
+          <w:color w:val="auto"/>
+        </w:rPr>
+        <w:t>A</w:t>
+      </w:r>
+      <w:r>
+        <w:rPr>
+          <w:color w:val="auto"/>
+        </w:rPr>
+        <w:t xml:space="preserve"> desktop software prototype using C++17, Qt Widgets, and SQLite to demonstrate an inventory and warehouse management concept, implementing product record creation, viewing, updating, and deletion, along with account registration, login, and manual occupancy updates across 12 warehouse areas</w:t>
+      </w:r>
+      <w:r>
+        <w:rPr>
+          <w:color w:val="auto"/>
+        </w:rPr>
+        <w:t xml:space="preserve">. </w:t>
+      </w:r>
+      <w:hyperlink r:id="rId12" w:history="1">
         <w:r>
           <w:rPr>
-            <w:u w:val="single"/>
+            <w:rStyle w:val="Hyperlink"/>
+            <w:color w:val="7030A0"/>
           </w:rPr>
-          <w:t>GitHub repository</w:t>
+          <w:t>GitHub R</w:t>
+        </w:r>
+        <w:r>
+          <w:rPr>
+            <w:rStyle w:val="Hyperlink"/>
+            <w:color w:val="7030A0"/>
+          </w:rPr>
+          <w:t>e</w:t>
+        </w:r>
+        <w:r>
+          <w:rPr>
+            <w:rStyle w:val="Hyperlink"/>
+            <w:color w:val="7030A0"/>
+          </w:rPr>
+          <w:t>pository</w:t>
         </w:r>
       </w:hyperlink>
     </w:p>
     <w:p>
       <w:pPr>
+        <w:pStyle w:val="CVEntry"/>
         <w:keepNext/>
-        <w:tabs>
-          <w:tab w:val="right" w:pos="10368"/>
-        </w:tabs>
-        <w:spacing w:before="100" w:after="20"/>
-      </w:pPr>
+        <w:keepLines/>
+        <w:numPr>
+          <w:ilvl w:val="0"/>
+          <w:numId w:val="1"/>
+        </w:numPr>
+        <w:rPr>
+          <w:color w:val="auto"/>
+          <w:lang w:val="en-PH"/>
+        </w:rPr>
+      </w:pPr>
+      <w:proofErr w:type="spellStart"/>
       <w:r>
         <w:rPr>
           <w:b/>
-        </w:rPr>
-        <w:t>Smart Inventory Sorting System</w:t>
-      </w:r>
-      <w:r>
-        <w:tab/>
-      </w:r>
-    </w:p>
-    <w:p>
-      <w:pPr>
-        <w:pStyle w:val="CVBullet"/>
-      </w:pPr>
-      <w:r>
-        <w:t>• Co-developed a desktop software prototype demonstrating an inventory and warehouse management concept</w:t>
-      </w:r>
-    </w:p>
-    <w:p>
-      <w:pPr>
-        <w:pStyle w:val="CVBullet"/>
-      </w:pPr>
-      <w:r>
-        <w:t>• Implemented database operations to create, view, update, and delete product records, with registration, login, and manual occupancy updates across 12 warehouse areas</w:t>
-      </w:r>
-    </w:p>
-    <w:p>
-      <w:pPr>
-        <w:pStyle w:val="CVBullet"/>
-      </w:pPr>
-      <w:r>
-        <w:t xml:space="preserve">• </w:t>
-      </w:r>
-      <w:r>
-        <w:t xml:space="preserve">Project Documentation: </w:t>
-      </w:r>
-      <w:hyperlink r:id="rId14">
+          <w:color w:val="auto"/>
+        </w:rPr>
+        <w:t>AquaFlush</w:t>
+      </w:r>
+      <w:proofErr w:type="spellEnd"/>
+      <w:r>
+        <w:rPr>
+          <w:b/>
+          <w:color w:val="auto"/>
+        </w:rPr>
+        <w:t>: Arduino Water-Flow Monitoring Prototype</w:t>
+      </w:r>
+      <w:r>
+        <w:rPr>
+          <w:b/>
+          <w:color w:val="auto"/>
+        </w:rPr>
+        <w:t xml:space="preserve"> </w:t>
+      </w:r>
+      <w:r>
+        <w:rPr>
+          <w:color w:val="auto"/>
+        </w:rPr>
+        <w:t>— Programmed an Arduino Uno to estimate water-flow rates using interrupt-based sensor pulse counting, wired electronic components, and collaborated on constructing a miniature drainage model for demonstration.</w:t>
+      </w:r>
+      <w:r>
+        <w:rPr>
+          <w:color w:val="auto"/>
+          <w:lang w:val="en-PH"/>
+        </w:rPr>
+        <w:t xml:space="preserve"> </w:t>
+      </w:r>
+      <w:hyperlink r:id="rId13" w:history="1">
         <w:r>
           <w:rPr>
-            <w:u w:val="single"/>
+            <w:rStyle w:val="Hyperlink"/>
+            <w:color w:val="7030A0"/>
+            <w:lang w:val="en-PH"/>
           </w:rPr>
-          <w:t>GitHub repository</w:t>
+          <w:t xml:space="preserve">GitHub </w:t>
+        </w:r>
+        <w:r>
+          <w:rPr>
+            <w:rStyle w:val="Hyperlink"/>
+            <w:color w:val="7030A0"/>
+            <w:lang w:val="en-PH"/>
+          </w:rPr>
+          <w:t>R</w:t>
+        </w:r>
+        <w:r>
+          <w:rPr>
+            <w:rStyle w:val="Hyperlink"/>
+            <w:color w:val="7030A0"/>
+            <w:lang w:val="en-PH"/>
+          </w:rPr>
+          <w:t>ep</w:t>
+        </w:r>
+        <w:r>
+          <w:rPr>
+            <w:rStyle w:val="Hyperlink"/>
+            <w:color w:val="7030A0"/>
+            <w:lang w:val="en-PH"/>
+          </w:rPr>
+          <w:t>o</w:t>
+        </w:r>
+        <w:r>
+          <w:rPr>
+            <w:rStyle w:val="Hyperlink"/>
+            <w:color w:val="7030A0"/>
+            <w:lang w:val="en-PH"/>
+          </w:rPr>
+          <w:t>sit</w:t>
+        </w:r>
+        <w:r>
+          <w:rPr>
+            <w:rStyle w:val="Hyperlink"/>
+            <w:color w:val="7030A0"/>
+            <w:lang w:val="en-PH"/>
+          </w:rPr>
+          <w:t>o</w:t>
+        </w:r>
+        <w:r>
+          <w:rPr>
+            <w:rStyle w:val="Hyperlink"/>
+            <w:color w:val="7030A0"/>
+            <w:lang w:val="en-PH"/>
+          </w:rPr>
+          <w:t>ry</w:t>
         </w:r>
       </w:hyperlink>
     </w:p>
     <w:p>
       <w:pPr>
+        <w:pStyle w:val="CVEntry"/>
+        <w:keepNext/>
+        <w:keepLines/>
+        <w:numPr>
+          <w:ilvl w:val="0"/>
+          <w:numId w:val="1"/>
+        </w:numPr>
+        <w:rPr>
+          <w:color w:val="auto"/>
+        </w:rPr>
+      </w:pPr>
+      <w:r>
+        <w:rPr>
+          <w:b/>
+          <w:color w:val="auto"/>
+        </w:rPr>
+        <w:t>Industrial Drying Oven Control Using PLC and HMI</w:t>
+      </w:r>
+      <w:r>
+        <w:rPr>
+          <w:b/>
+          <w:color w:val="auto"/>
+        </w:rPr>
+        <w:t xml:space="preserve"> </w:t>
+      </w:r>
+      <w:r>
+        <w:rPr>
+          <w:color w:val="auto"/>
+        </w:rPr>
+        <w:t>— Designed and simulated a drying oven control system for metal fixtures containing heat-sensitive rubber O-rings, integrating PLC logic and HMI screens in CODESYS for temperature regulation and operational monitoring with adjustable temperature settings, door interlocks, status indicators, overtemperature alarms, and automatic shutdown logic.</w:t>
+      </w:r>
+      <w:r>
+        <w:rPr>
+          <w:color w:val="auto"/>
+          <w:lang w:val="en-PH"/>
+        </w:rPr>
+        <w:t xml:space="preserve"> </w:t>
+      </w:r>
+      <w:hyperlink r:id="rId14" w:history="1">
+        <w:r>
+          <w:rPr>
+            <w:rStyle w:val="Hyperlink"/>
+            <w:color w:val="7030A0"/>
+            <w:lang w:val="en-PH"/>
+          </w:rPr>
+          <w:t>Googl</w:t>
+        </w:r>
+        <w:r>
+          <w:rPr>
+            <w:rStyle w:val="Hyperlink"/>
+            <w:color w:val="7030A0"/>
+            <w:lang w:val="en-PH"/>
+          </w:rPr>
+          <w:t>e</w:t>
+        </w:r>
+        <w:r>
+          <w:rPr>
+            <w:rStyle w:val="Hyperlink"/>
+            <w:color w:val="7030A0"/>
+            <w:lang w:val="en-PH"/>
+          </w:rPr>
+          <w:t xml:space="preserve"> </w:t>
+        </w:r>
+        <w:r>
+          <w:rPr>
+            <w:rStyle w:val="Hyperlink"/>
+            <w:color w:val="7030A0"/>
+            <w:lang w:val="en-PH"/>
+          </w:rPr>
+          <w:t>Sit</w:t>
+        </w:r>
+        <w:r>
+          <w:rPr>
+            <w:rStyle w:val="Hyperlink"/>
+            <w:color w:val="7030A0"/>
+            <w:lang w:val="en-PH"/>
+          </w:rPr>
+          <w:t>e</w:t>
+        </w:r>
+      </w:hyperlink>
+    </w:p>
+    <w:p>
+      <w:pPr>
+        <w:pStyle w:val="CVEntry"/>
+        <w:keepNext/>
+        <w:keepLines/>
+        <w:numPr>
+          <w:ilvl w:val="0"/>
+          <w:numId w:val="1"/>
+        </w:numPr>
+        <w:rPr>
+          <w:color w:val="auto"/>
+        </w:rPr>
+      </w:pPr>
+      <w:r>
+        <w:rPr>
+          <w:b/>
+          <w:bCs/>
+          <w:color w:val="auto"/>
+        </w:rPr>
+        <w:t>Touch-Sensitive Electronic Coin Tosser</w:t>
+      </w:r>
+      <w:r>
+        <w:rPr>
+          <w:b/>
+          <w:bCs/>
+          <w:color w:val="auto"/>
+        </w:rPr>
+        <w:t xml:space="preserve"> </w:t>
+      </w:r>
+      <w:r>
+        <w:rPr>
+          <w:color w:val="auto"/>
+        </w:rPr>
+        <w:t>—</w:t>
+      </w:r>
+      <w:r>
+        <w:rPr>
+          <w:color w:val="auto"/>
+        </w:rPr>
+        <w:t xml:space="preserve"> </w:t>
+      </w:r>
+      <w:r>
+        <w:rPr>
+          <w:color w:val="auto"/>
+        </w:rPr>
+        <w:t>Prototyped the circuit on a breadboard, soldered components onto a PCB, created 3D models and an animation using Autodesk Fusion 360, and conducted 50 trials across five potentiometer settings to evaluate LED output distribution and circuit behavior.</w:t>
+      </w:r>
+      <w:r>
+        <w:rPr>
+          <w:color w:val="auto"/>
+        </w:rPr>
+        <w:t xml:space="preserve"> </w:t>
+      </w:r>
+      <w:hyperlink r:id="rId15" w:history="1">
+        <w:r>
+          <w:rPr>
+            <w:rStyle w:val="Hyperlink"/>
+            <w:color w:val="7030A0"/>
+          </w:rPr>
+          <w:t>Google</w:t>
+        </w:r>
+        <w:r>
+          <w:rPr>
+            <w:rStyle w:val="Hyperlink"/>
+            <w:color w:val="7030A0"/>
+          </w:rPr>
+          <w:t xml:space="preserve"> </w:t>
+        </w:r>
+        <w:r>
+          <w:rPr>
+            <w:rStyle w:val="Hyperlink"/>
+            <w:color w:val="7030A0"/>
+          </w:rPr>
+          <w:t>D</w:t>
+        </w:r>
+        <w:r>
+          <w:rPr>
+            <w:rStyle w:val="Hyperlink"/>
+            <w:color w:val="7030A0"/>
+          </w:rPr>
+          <w:t>rive</w:t>
+        </w:r>
+      </w:hyperlink>
+    </w:p>
+    <w:p>
+      <w:pPr>
+        <w:pStyle w:val="CVEntry"/>
+        <w:keepNext/>
+        <w:keepLines/>
+        <w:numPr>
+          <w:ilvl w:val="0"/>
+          <w:numId w:val="1"/>
+        </w:numPr>
+        <w:rPr>
+          <w:b/>
+          <w:bCs/>
+          <w:color w:val="auto"/>
+        </w:rPr>
+      </w:pPr>
+      <w:r>
+        <w:rPr>
+          <w:b/>
+          <w:bCs/>
+          <w:color w:val="auto"/>
+        </w:rPr>
+        <w:t>Line Following Robot using Arduino ATMega328P</w:t>
+      </w:r>
+      <w:r>
+        <w:rPr>
+          <w:b/>
+          <w:bCs/>
+          <w:color w:val="auto"/>
+        </w:rPr>
+        <w:t xml:space="preserve"> </w:t>
+      </w:r>
+      <w:r>
+        <w:rPr>
+          <w:color w:val="auto"/>
+        </w:rPr>
+        <w:t>—</w:t>
+      </w:r>
+      <w:r>
+        <w:rPr>
+          <w:color w:val="auto"/>
+        </w:rPr>
+        <w:t xml:space="preserve"> Built </w:t>
+      </w:r>
+      <w:r>
+        <w:rPr>
+          <w:color w:val="auto"/>
+        </w:rPr>
+        <w:t>and documented the hardware for an Arduino Uno (ATmega328P) line-following robot, integrating two infrared sensors, an L298N motor driver, and DC motors for autonomous line tracking.</w:t>
+      </w:r>
+      <w:r>
+        <w:rPr>
+          <w:color w:val="auto"/>
+        </w:rPr>
+        <w:t xml:space="preserve"> </w:t>
+      </w:r>
+      <w:hyperlink r:id="rId16" w:history="1">
+        <w:r>
+          <w:rPr>
+            <w:rStyle w:val="Hyperlink"/>
+            <w:color w:val="7030A0"/>
+          </w:rPr>
+          <w:t xml:space="preserve">Google </w:t>
+        </w:r>
+        <w:r>
+          <w:rPr>
+            <w:rStyle w:val="Hyperlink"/>
+            <w:color w:val="7030A0"/>
+          </w:rPr>
+          <w:t>D</w:t>
+        </w:r>
+        <w:r>
+          <w:rPr>
+            <w:rStyle w:val="Hyperlink"/>
+            <w:color w:val="7030A0"/>
+          </w:rPr>
+          <w:t>r</w:t>
+        </w:r>
+        <w:r>
+          <w:rPr>
+            <w:rStyle w:val="Hyperlink"/>
+            <w:color w:val="7030A0"/>
+          </w:rPr>
+          <w:t>ive</w:t>
+        </w:r>
+      </w:hyperlink>
+    </w:p>
+    <w:p>
+      <w:pPr>
+        <w:pStyle w:val="CVEntry"/>
+        <w:keepNext/>
+        <w:keepLines/>
+        <w:numPr>
+          <w:ilvl w:val="0"/>
+          <w:numId w:val="1"/>
+        </w:numPr>
+        <w:rPr>
+          <w:b/>
+          <w:bCs/>
+          <w:color w:val="auto"/>
+        </w:rPr>
+      </w:pPr>
+      <w:r>
+        <w:rPr>
+          <w:b/>
+          <w:bCs/>
+          <w:color w:val="auto"/>
+        </w:rPr>
+        <w:t>AVR firmware development and simulation</w:t>
+      </w:r>
+      <w:r>
+        <w:rPr>
+          <w:b/>
+          <w:bCs/>
+          <w:color w:val="auto"/>
+        </w:rPr>
+        <w:t xml:space="preserve"> </w:t>
+      </w:r>
+      <w:r>
+        <w:rPr>
+          <w:color w:val="auto"/>
+        </w:rPr>
+        <w:t>—</w:t>
+      </w:r>
+      <w:r>
+        <w:rPr>
+          <w:color w:val="auto"/>
+        </w:rPr>
+        <w:t xml:space="preserve"> </w:t>
+      </w:r>
+      <w:r>
+        <w:rPr>
+          <w:color w:val="auto"/>
+        </w:rPr>
+        <w:t>AVR assembly programs for register operations, stack management, coin-value calculations, binary search, and ATmega328P digital I/O with hexadecimal input mapping (0–F</w:t>
+      </w:r>
+      <w:r>
+        <w:rPr>
+          <w:color w:val="auto"/>
+        </w:rPr>
+        <w:t xml:space="preserve">). </w:t>
+      </w:r>
+      <w:hyperlink r:id="rId17" w:history="1">
+        <w:r>
+          <w:rPr>
+            <w:rStyle w:val="Hyperlink"/>
+            <w:color w:val="7030A0"/>
+          </w:rPr>
+          <w:t>Google Site</w:t>
+        </w:r>
+      </w:hyperlink>
+    </w:p>
+    <w:p>
+      <w:pPr>
         <w:pStyle w:val="Heading1"/>
         <w:pageBreakBefore/>
         <w:spacing w:before="0"/>
-        <w:jc w:val="center"/>
-        <w:rPr>
-          <w:sz w:val="22"/>
-          <w:szCs w:val="24"/>
-        </w:rPr>
-      </w:pPr>
-      <w:r>
-        <w:rPr>
-          <w:sz w:val="22"/>
-          <w:szCs w:val="24"/>
+        <w:rPr>
+          <w:color w:val="auto"/>
+        </w:rPr>
+      </w:pPr>
+      <w:r>
+        <w:rPr>
+          <w:color w:val="auto"/>
         </w:rPr>
         <w:lastRenderedPageBreak/>
-        <w:t>TECHNICAL SKILLS</w:t>
+        <w:t>Honors and Awards</w:t>
       </w:r>
     </w:p>
     <w:p>
       <w:pPr>
-        <w:spacing w:after="60"/>
+        <w:pStyle w:val="CVEntry"/>
+        <w:keepNext/>
+        <w:keepLines/>
+        <w:numPr>
+          <w:ilvl w:val="0"/>
+          <w:numId w:val="1"/>
+        </w:numPr>
+        <w:rPr>
+          <w:color w:val="auto"/>
+        </w:rPr>
       </w:pPr>
       <w:r>
         <w:rPr>
           <w:b/>
-        </w:rPr>
-        <w:t xml:space="preserve">Programming and data: </w:t>
-      </w:r>
-      <w:r>
-        <w:t>C/C++, Python, SQL and SQLite; AVR assembly coursework</w:t>
+          <w:color w:val="auto"/>
+        </w:rPr>
+        <w:t>Champion — Best in Pitching; 1st Runner-Up — Best in Innovative System</w:t>
+      </w:r>
+      <w:r>
+        <w:rPr>
+          <w:color w:val="auto"/>
+        </w:rPr>
+        <w:t xml:space="preserve"> — TechShowcase 2025: Innovations in Application Development and Emerging Technologies (December 2025)</w:t>
       </w:r>
     </w:p>
     <w:p>
       <w:pPr>
-        <w:spacing w:after="60"/>
+        <w:pStyle w:val="CVEntry"/>
+        <w:keepNext/>
+        <w:keepLines/>
+        <w:numPr>
+          <w:ilvl w:val="0"/>
+          <w:numId w:val="1"/>
+        </w:numPr>
+        <w:rPr>
+          <w:color w:val="auto"/>
+        </w:rPr>
       </w:pPr>
       <w:r>
         <w:rPr>
           <w:b/>
-        </w:rPr>
-        <w:t xml:space="preserve">Embedded systems: </w:t>
-      </w:r>
-      <w:r>
-        <w:t>STM32, RT-Thread, FreeRTOS, Arduino, sensor integration, task scheduling, queues, ADC, I2C, UART, MQTT/TLS</w:t>
+          <w:color w:val="auto"/>
+        </w:rPr>
+        <w:t>Certificate of Commendation</w:t>
+      </w:r>
+      <w:r>
+        <w:rPr>
+          <w:color w:val="auto"/>
+        </w:rPr>
+        <w:t xml:space="preserve"> — </w:t>
+      </w:r>
+      <w:r>
+        <w:rPr>
+          <w:color w:val="auto"/>
+        </w:rPr>
+        <w:t>Computer Applications</w:t>
+      </w:r>
+      <w:r>
+        <w:rPr>
+          <w:color w:val="auto"/>
+        </w:rPr>
+        <w:t xml:space="preserve">, </w:t>
+      </w:r>
+      <w:r>
+        <w:rPr>
+          <w:color w:val="auto"/>
+        </w:rPr>
+        <w:t xml:space="preserve">CCC102 Computer Programming 2, </w:t>
+      </w:r>
+      <w:r>
+        <w:rPr>
+          <w:color w:val="auto"/>
+        </w:rPr>
+        <w:t>MSU</w:t>
+      </w:r>
+      <w:r>
+        <w:rPr>
+          <w:color w:val="auto"/>
+        </w:rPr>
+        <w:t>-</w:t>
+      </w:r>
+      <w:r>
+        <w:rPr>
+          <w:color w:val="auto"/>
+        </w:rPr>
+        <w:t>IIT (March 2025)</w:t>
       </w:r>
     </w:p>
     <w:p>
       <w:pPr>
-        <w:spacing w:after="60"/>
+        <w:pStyle w:val="CVEntry"/>
+        <w:keepNext/>
+        <w:keepLines/>
+        <w:numPr>
+          <w:ilvl w:val="0"/>
+          <w:numId w:val="1"/>
+        </w:numPr>
+        <w:rPr>
+          <w:color w:val="auto"/>
+        </w:rPr>
       </w:pPr>
       <w:r>
         <w:rPr>
           <w:b/>
-        </w:rPr>
-        <w:t xml:space="preserve">AI and applications: </w:t>
-      </w:r>
-      <w:r>
-        <w:t>YOLOv8n, Raspberry Pi 5, and Flask; Qt Widgets desktop applications</w:t>
+          <w:color w:val="auto"/>
+        </w:rPr>
+        <w:t>Grand Prize Winner</w:t>
+      </w:r>
+      <w:r>
+        <w:rPr>
+          <w:color w:val="auto"/>
+        </w:rPr>
+        <w:t xml:space="preserve"> — Sustainable Innovation Pitch Competition (September 2024)</w:t>
+      </w:r>
+      <w:r>
+        <w:rPr>
+          <w:color w:val="auto"/>
+        </w:rPr>
+        <w:t xml:space="preserve"> </w:t>
       </w:r>
     </w:p>
     <w:p>
       <w:pPr>
-        <w:spacing w:after="60"/>
-      </w:pPr>
-      <w:r>
-        <w:rPr>
-          <w:b/>
-        </w:rPr>
-        <w:t xml:space="preserve">Development tools: </w:t>
-      </w:r>
-      <w:r>
-        <w:t>Git, GitHub, Visual Studio Code, PlatformIO, RT-Thread Studio, Wokwi, Microchip Studio</w:t>
+        <w:pStyle w:val="Heading1"/>
+        <w:rPr>
+          <w:color w:val="auto"/>
+        </w:rPr>
+      </w:pPr>
+      <w:r>
+        <w:rPr>
+          <w:color w:val="auto"/>
+        </w:rPr>
+        <w:t>Leadership and Activities</w:t>
+      </w:r>
+      <w:r>
+        <w:rPr>
+          <w:color w:val="auto"/>
+        </w:rPr>
+        <w:t xml:space="preserve"> </w:t>
       </w:r>
     </w:p>
     <w:p>
       <w:pPr>
-        <w:spacing w:after="60"/>
+        <w:pStyle w:val="CVEntry"/>
+        <w:keepNext/>
+        <w:keepLines/>
+        <w:numPr>
+          <w:ilvl w:val="0"/>
+          <w:numId w:val="1"/>
+        </w:numPr>
+        <w:rPr>
+          <w:color w:val="auto"/>
+        </w:rPr>
       </w:pPr>
       <w:r>
         <w:rPr>
           <w:b/>
-        </w:rPr>
-        <w:t xml:space="preserve">Prototyping: </w:t>
-      </w:r>
-      <w:r>
-        <w:t>Breadboard circuits, PCB soldering, Autodesk Fusion 360, laser cutting, CNC router operation</w:t>
+          <w:color w:val="auto"/>
+        </w:rPr>
+        <w:t>Legislative Secretary, Administrative Committee</w:t>
+      </w:r>
+      <w:r>
+        <w:rPr>
+          <w:color w:val="auto"/>
+        </w:rPr>
+        <w:t xml:space="preserve"> </w:t>
+      </w:r>
+      <w:r>
+        <w:rPr>
+          <w:color w:val="auto"/>
+        </w:rPr>
+        <w:t>—</w:t>
+      </w:r>
+      <w:r>
+        <w:rPr>
+          <w:color w:val="auto"/>
+        </w:rPr>
+        <w:t xml:space="preserve"> College of Computer Studies Student Council, MSU-IIT </w:t>
+      </w:r>
+      <w:r>
+        <w:rPr>
+          <w:color w:val="auto"/>
+        </w:rPr>
+        <w:t>(2026 – Present)</w:t>
+      </w:r>
+      <w:r>
+        <w:rPr>
+          <w:color w:val="auto"/>
+        </w:rPr>
+        <w:t xml:space="preserve"> </w:t>
       </w:r>
     </w:p>
     <w:p>
       <w:pPr>
-        <w:pStyle w:val="Heading1"/>
-        <w:jc w:val="center"/>
-        <w:rPr>
-          <w:sz w:val="22"/>
-          <w:szCs w:val="24"/>
-        </w:rPr>
-      </w:pPr>
-      <w:r>
-        <w:rPr>
-          <w:sz w:val="22"/>
-          <w:szCs w:val="24"/>
-        </w:rPr>
-        <w:t>HONORS AND AWARDS</w:t>
+        <w:pStyle w:val="CVEntry"/>
+        <w:keepNext/>
+        <w:keepLines/>
+        <w:numPr>
+          <w:ilvl w:val="0"/>
+          <w:numId w:val="1"/>
+        </w:numPr>
+        <w:rPr>
+          <w:color w:val="auto"/>
+        </w:rPr>
+      </w:pPr>
+      <w:r>
+        <w:rPr>
+          <w:b/>
+          <w:color w:val="auto"/>
+        </w:rPr>
+        <w:t>Co-Chairperson, Ways and Means Committee</w:t>
+      </w:r>
+      <w:r>
+        <w:rPr>
+          <w:b/>
+          <w:color w:val="auto"/>
+        </w:rPr>
+        <w:t xml:space="preserve"> </w:t>
+      </w:r>
+      <w:r>
+        <w:rPr>
+          <w:color w:val="auto"/>
+        </w:rPr>
+        <w:t>—</w:t>
+      </w:r>
+      <w:r>
+        <w:rPr>
+          <w:color w:val="auto"/>
+        </w:rPr>
+        <w:t xml:space="preserve"> </w:t>
+      </w:r>
+      <w:r>
+        <w:rPr>
+          <w:color w:val="auto"/>
+        </w:rPr>
+        <w:t>College of Computer Studies Student Council, MSU-IIT</w:t>
+      </w:r>
+      <w:r>
+        <w:rPr>
+          <w:color w:val="auto"/>
+        </w:rPr>
+        <w:t xml:space="preserve"> (2025 – 2026)</w:t>
       </w:r>
     </w:p>
     <w:p>
       <w:pPr>
+        <w:pStyle w:val="CVEntry"/>
         <w:keepNext/>
-        <w:tabs>
-          <w:tab w:val="right" w:pos="10368"/>
-        </w:tabs>
-        <w:spacing w:after="20"/>
+        <w:keepLines/>
+        <w:numPr>
+          <w:ilvl w:val="0"/>
+          <w:numId w:val="1"/>
+        </w:numPr>
+        <w:rPr>
+          <w:color w:val="auto"/>
+        </w:rPr>
       </w:pPr>
       <w:r>
         <w:rPr>
           <w:b/>
-        </w:rPr>
-        <w:t>TechShowcase 2025</w:t>
-      </w:r>
+          <w:color w:val="auto"/>
+        </w:rPr>
+        <w:t>Secretary, Special Events Committee</w:t>
+      </w:r>
+      <w:r>
+        <w:rPr>
+          <w:b/>
+          <w:color w:val="auto"/>
+        </w:rPr>
+        <w:t xml:space="preserve"> </w:t>
+      </w:r>
+      <w:r>
+        <w:rPr>
+          <w:color w:val="auto"/>
+        </w:rPr>
+        <w:t>—</w:t>
+      </w:r>
+      <w:r>
+        <w:rPr>
+          <w:color w:val="auto"/>
+        </w:rPr>
+        <w:t xml:space="preserve"> </w:t>
+      </w:r>
+      <w:r>
+        <w:rPr>
+          <w:color w:val="auto"/>
+        </w:rPr>
+        <w:t>College of Computer Studies Student Council, MSU-IIT</w:t>
+      </w:r>
+      <w:r>
+        <w:rPr>
+          <w:color w:val="auto"/>
+        </w:rPr>
+        <w:t xml:space="preserve"> (2024 – 2025)</w:t>
+      </w:r>
+    </w:p>
+    <w:p>
+      <w:pPr>
+        <w:pStyle w:val="CVEntry"/>
+        <w:keepNext/>
+        <w:keepLines/>
+        <w:numPr>
+          <w:ilvl w:val="0"/>
+          <w:numId w:val="1"/>
+        </w:numPr>
+        <w:rPr>
+          <w:color w:val="auto"/>
+        </w:rPr>
+      </w:pPr>
+      <w:r>
+        <w:rPr>
+          <w:b/>
+          <w:color w:val="auto"/>
+        </w:rPr>
+        <w:t>Unders</w:t>
+      </w:r>
+      <w:r>
+        <w:rPr>
+          <w:b/>
+          <w:color w:val="auto"/>
+        </w:rPr>
+        <w:t xml:space="preserve">ecretary, </w:t>
+      </w:r>
+      <w:r>
+        <w:rPr>
+          <w:b/>
+          <w:color w:val="auto"/>
+        </w:rPr>
+        <w:t>Computer Applications Society</w:t>
+      </w:r>
+      <w:r>
+        <w:rPr>
+          <w:b/>
+          <w:color w:val="auto"/>
+        </w:rPr>
+        <w:t xml:space="preserve"> </w:t>
+      </w:r>
+      <w:r>
+        <w:rPr>
+          <w:color w:val="auto"/>
+        </w:rPr>
+        <w:t>— College of Computer Studies, MSU-IIT (202</w:t>
+      </w:r>
+      <w:r>
+        <w:rPr>
+          <w:color w:val="auto"/>
+        </w:rPr>
+        <w:t>3</w:t>
+      </w:r>
+      <w:r>
+        <w:rPr>
+          <w:color w:val="auto"/>
+        </w:rPr>
+        <w:t>– 202</w:t>
+      </w:r>
+      <w:r>
+        <w:rPr>
+          <w:color w:val="auto"/>
+        </w:rPr>
+        <w:t>4</w:t>
+      </w:r>
+      <w:r>
+        <w:rPr>
+          <w:color w:val="auto"/>
+        </w:rPr>
+        <w:t>)</w:t>
+      </w:r>
+    </w:p>
+    <w:p>
+      <w:pPr>
+        <w:pStyle w:val="CVEntry"/>
+        <w:keepNext/>
+        <w:keepLines/>
+        <w:numPr>
+          <w:ilvl w:val="0"/>
+          <w:numId w:val="1"/>
+        </w:numPr>
+        <w:rPr>
+          <w:color w:val="auto"/>
+        </w:rPr>
+      </w:pPr>
+      <w:r>
+        <w:rPr>
+          <w:b/>
+          <w:color w:val="auto"/>
+        </w:rPr>
+        <w:t>Lead, Program and Technical Committee</w:t>
+      </w:r>
+      <w:r>
+        <w:rPr>
+          <w:color w:val="auto"/>
+        </w:rPr>
+        <w:t xml:space="preserve"> — </w:t>
+      </w:r>
+      <w:proofErr w:type="gramStart"/>
+      <w:r>
+        <w:rPr>
+          <w:color w:val="auto"/>
+        </w:rPr>
+        <w:t>my.ComApps</w:t>
+      </w:r>
+      <w:proofErr w:type="gramEnd"/>
+      <w:r>
+        <w:rPr>
+          <w:color w:val="auto"/>
+        </w:rPr>
+        <w:t xml:space="preserve"> Technology Symposium and Exhibit, MSU-IIT (November 2025)</w:t>
+      </w:r>
+    </w:p>
+    <w:p>
+      <w:pPr>
+        <w:pStyle w:val="CVEntry"/>
+        <w:keepNext/>
+        <w:keepLines/>
+        <w:numPr>
+          <w:ilvl w:val="0"/>
+          <w:numId w:val="1"/>
+        </w:numPr>
+        <w:rPr>
+          <w:color w:val="auto"/>
+        </w:rPr>
+      </w:pPr>
+      <w:r>
+        <w:rPr>
+          <w:b/>
+          <w:color w:val="auto"/>
+        </w:rPr>
+        <w:t>Co-Lead, Sponsorship Team</w:t>
+      </w:r>
+      <w:r>
+        <w:rPr>
+          <w:color w:val="auto"/>
+        </w:rPr>
+        <w:t xml:space="preserve"> — Iligan Campus DEVCON 2025 (October 2025)</w:t>
+      </w:r>
+    </w:p>
+    <w:p>
+      <w:pPr>
+        <w:pStyle w:val="CVEntry"/>
+        <w:keepNext/>
+        <w:keepLines/>
+        <w:numPr>
+          <w:ilvl w:val="0"/>
+          <w:numId w:val="1"/>
+        </w:numPr>
+        <w:rPr>
+          <w:color w:val="auto"/>
+        </w:rPr>
+      </w:pPr>
+      <w:r>
+        <w:rPr>
+          <w:b/>
+          <w:color w:val="auto"/>
+        </w:rPr>
+        <w:t>Event Organizer</w:t>
+      </w:r>
+      <w:r>
+        <w:rPr>
+          <w:color w:val="auto"/>
+        </w:rPr>
+        <w:t xml:space="preserve"> — IEEE Smart Mobility Hackathon, MSU-IIT (September 2025)</w:t>
+      </w:r>
+    </w:p>
+    <w:p>
+      <w:pPr>
+        <w:pStyle w:val="CVEntry"/>
+        <w:keepNext/>
+        <w:keepLines/>
+        <w:numPr>
+          <w:ilvl w:val="0"/>
+          <w:numId w:val="1"/>
+        </w:numPr>
+        <w:rPr>
+          <w:color w:val="auto"/>
+        </w:rPr>
+      </w:pPr>
+      <w:r>
+        <w:rPr>
+          <w:b/>
+          <w:color w:val="auto"/>
+        </w:rPr>
+        <w:t>Lead, Registration Committee</w:t>
+      </w:r>
+      <w:r>
+        <w:rPr>
+          <w:color w:val="auto"/>
+        </w:rPr>
+        <w:t xml:space="preserve"> — </w:t>
+      </w:r>
+      <w:proofErr w:type="spellStart"/>
+      <w:proofErr w:type="gramStart"/>
+      <w:r>
+        <w:rPr>
+          <w:color w:val="auto"/>
+        </w:rPr>
+        <w:t>my.ComApps</w:t>
+      </w:r>
+      <w:proofErr w:type="spellEnd"/>
+      <w:proofErr w:type="gramEnd"/>
+      <w:r>
+        <w:rPr>
+          <w:color w:val="auto"/>
+        </w:rPr>
+        <w:t xml:space="preserve"> - </w:t>
+      </w:r>
+      <w:r>
+        <w:rPr>
+          <w:color w:val="auto"/>
+        </w:rPr>
+        <w:t>A Technology Development Program, MSU-IIT (December 2024)</w:t>
+      </w:r>
+    </w:p>
+    <w:p>
+      <w:pPr>
+        <w:pStyle w:val="Heading1"/>
+        <w:rPr>
+          <w:color w:val="auto"/>
+        </w:rPr>
+      </w:pPr>
+      <w:r>
+        <w:rPr>
+          <w:color w:val="auto"/>
+        </w:rPr>
+        <w:t>Certifications and Training</w:t>
+      </w:r>
+    </w:p>
+    <w:p>
+      <w:pPr>
+        <w:pStyle w:val="ListBullet"/>
+        <w:rPr>
+          <w:color w:val="auto"/>
+        </w:rPr>
+      </w:pPr>
+      <w:r>
+        <w:rPr>
+          <w:rStyle w:val="Strong"/>
+          <w:color w:val="auto"/>
+        </w:rPr>
+        <w:t>AI Career Readiness Training</w:t>
+      </w:r>
+      <w:r>
+        <w:rPr>
+          <w:color w:val="auto"/>
+        </w:rPr>
+        <w:t xml:space="preserve"> — ASEAN Foundation (October 2026)</w:t>
+      </w:r>
+    </w:p>
+    <w:p>
+      <w:pPr>
+        <w:pStyle w:val="ListBullet"/>
+        <w:rPr>
+          <w:color w:val="auto"/>
+        </w:rPr>
+      </w:pPr>
+      <w:r>
+        <w:rPr>
+          <w:rStyle w:val="Strong"/>
+          <w:color w:val="auto"/>
+        </w:rPr>
+        <w:t>Media and Information Literacy</w:t>
+      </w:r>
+      <w:r>
+        <w:rPr>
+          <w:color w:val="auto"/>
+        </w:rPr>
+        <w:t xml:space="preserve"> — ASEAN Foundation (October 2026)</w:t>
+      </w:r>
+    </w:p>
+    <w:p>
+      <w:pPr>
+        <w:pStyle w:val="ListBullet"/>
+        <w:rPr>
+          <w:rFonts w:ascii="Times New Roman" w:eastAsia="Times New Roman" w:hAnsi="Times New Roman" w:cs="Times New Roman"/>
+          <w:color w:val="auto"/>
+        </w:rPr>
+      </w:pPr>
+      <w:r>
+        <w:rPr>
+          <w:rStyle w:val="Strong"/>
+          <w:color w:val="auto"/>
+        </w:rPr>
+        <w:t xml:space="preserve">AI Ready ASEAN - AI Learning Modules (12 </w:t>
+      </w:r>
+      <w:proofErr w:type="gramStart"/>
+      <w:r>
+        <w:rPr>
+          <w:rStyle w:val="Strong"/>
+          <w:color w:val="auto"/>
+        </w:rPr>
+        <w:t>hours)</w:t>
+      </w:r>
+      <w:r>
+        <w:rPr>
+          <w:color w:val="auto"/>
+        </w:rPr>
+        <w:t xml:space="preserve"> —</w:t>
+      </w:r>
+      <w:proofErr w:type="gramEnd"/>
+      <w:r>
+        <w:rPr>
+          <w:color w:val="auto"/>
+        </w:rPr>
+        <w:t xml:space="preserve"> ASEAN Foundation (October 2026)</w:t>
+      </w:r>
+    </w:p>
+    <w:p>
+      <w:pPr>
+        <w:pStyle w:val="ListBullet"/>
+        <w:rPr>
+          <w:color w:val="auto"/>
+        </w:rPr>
+      </w:pPr>
+      <w:r>
+        <w:rPr>
+          <w:rStyle w:val="Strong"/>
+          <w:color w:val="auto"/>
+        </w:rPr>
+        <w:t>Networking Basics</w:t>
+      </w:r>
+      <w:r>
+        <w:rPr>
+          <w:color w:val="auto"/>
+        </w:rPr>
+        <w:t xml:space="preserve"> — Cisco Networking Academy (September 2026)</w:t>
+      </w:r>
+    </w:p>
+    <w:p>
+      <w:pPr>
+        <w:pStyle w:val="ListBullet"/>
+        <w:rPr>
+          <w:color w:val="auto"/>
+        </w:rPr>
+      </w:pPr>
+      <w:r>
+        <w:rPr>
+          <w:rStyle w:val="Strong"/>
+          <w:color w:val="auto"/>
+        </w:rPr>
+        <w:t>Operating Systems Basics</w:t>
+      </w:r>
+      <w:r>
+        <w:rPr>
+          <w:color w:val="auto"/>
+        </w:rPr>
+        <w:t xml:space="preserve"> — Cisco Networking Academy (September 2026)</w:t>
+      </w:r>
+    </w:p>
+    <w:p>
+      <w:pPr>
+        <w:pStyle w:val="ListBullet"/>
+        <w:rPr>
+          <w:color w:val="auto"/>
+        </w:rPr>
+      </w:pPr>
+      <w:r>
+        <w:rPr>
+          <w:rStyle w:val="Strong"/>
+          <w:color w:val="auto"/>
+        </w:rPr>
+        <w:t>Computer Hardware Basics</w:t>
+      </w:r>
+      <w:r>
+        <w:rPr>
+          <w:color w:val="auto"/>
+        </w:rPr>
+        <w:t xml:space="preserve"> — Cisco Networking Academy (September 2026)</w:t>
+      </w:r>
+    </w:p>
+    <w:p>
+      <w:pPr>
+        <w:pStyle w:val="ListBullet"/>
+        <w:rPr>
+          <w:color w:val="auto"/>
+        </w:rPr>
+      </w:pPr>
+      <w:r>
+        <w:rPr>
+          <w:rStyle w:val="Strong"/>
+          <w:color w:val="auto"/>
+        </w:rPr>
+        <w:t>Startup Basics 101</w:t>
+      </w:r>
+      <w:r>
+        <w:rPr>
+          <w:color w:val="auto"/>
+        </w:rPr>
+        <w:t xml:space="preserve"> — </w:t>
+      </w:r>
+      <w:proofErr w:type="spellStart"/>
+      <w:r>
+        <w:rPr>
+          <w:color w:val="auto"/>
+        </w:rPr>
+        <w:t>iDEYA</w:t>
+      </w:r>
+      <w:proofErr w:type="spellEnd"/>
+      <w:r>
+        <w:rPr>
+          <w:color w:val="auto"/>
+        </w:rPr>
+        <w:t xml:space="preserve">: Center of Innovation and </w:t>
+      </w:r>
+      <w:proofErr w:type="spellStart"/>
+      <w:r>
+        <w:rPr>
+          <w:color w:val="auto"/>
+        </w:rPr>
+        <w:t>Technopreneurship</w:t>
+      </w:r>
+      <w:proofErr w:type="spellEnd"/>
+      <w:r>
+        <w:rPr>
+          <w:color w:val="auto"/>
+        </w:rPr>
+        <w:t>, MSU-IIT (September 2026)</w:t>
+      </w:r>
+    </w:p>
+    <w:p>
+      <w:pPr>
+        <w:pStyle w:val="Heading1"/>
+        <w:rPr>
+          <w:color w:val="auto"/>
+        </w:rPr>
+      </w:pPr>
+      <w:r>
+        <w:rPr>
+          <w:color w:val="auto"/>
+        </w:rPr>
+        <w:t>Skills and Interest</w:t>
+      </w:r>
+    </w:p>
+    <w:p>
+      <w:pPr>
+        <w:pStyle w:val="CVEntry"/>
+        <w:keepLines/>
+        <w:numPr>
+          <w:ilvl w:val="0"/>
+          <w:numId w:val="1"/>
+        </w:numPr>
+        <w:rPr>
+          <w:color w:val="auto"/>
+        </w:rPr>
+      </w:pPr>
+      <w:r>
+        <w:rPr>
+          <w:b/>
+          <w:color w:val="auto"/>
+        </w:rPr>
+        <w:t>Programming and data</w:t>
+      </w:r>
+      <w:r>
+        <w:rPr>
+          <w:color w:val="auto"/>
+        </w:rPr>
+        <w:t xml:space="preserve"> — C/C++, Python, SQL and SQLite; AVR assembly coursework</w:t>
+      </w:r>
+    </w:p>
+    <w:p>
+      <w:pPr>
+        <w:pStyle w:val="CVEntry"/>
+        <w:keepLines/>
+        <w:numPr>
+          <w:ilvl w:val="0"/>
+          <w:numId w:val="1"/>
+        </w:numPr>
+        <w:rPr>
+          <w:color w:val="auto"/>
+        </w:rPr>
+      </w:pPr>
+      <w:r>
+        <w:rPr>
+          <w:b/>
+          <w:color w:val="auto"/>
+        </w:rPr>
+        <w:t>Embedded systems</w:t>
+      </w:r>
+      <w:r>
+        <w:rPr>
+          <w:color w:val="auto"/>
+        </w:rPr>
+        <w:t xml:space="preserve"> — STM32, RT-Thread, FreeRTOS, Arduino, sensor integration, task scheduling, queues, ADC, I2C, UART, MQTT/TLS</w:t>
+      </w:r>
+    </w:p>
+    <w:p>
+      <w:pPr>
+        <w:pStyle w:val="CVEntry"/>
+        <w:keepLines/>
+        <w:numPr>
+          <w:ilvl w:val="0"/>
+          <w:numId w:val="1"/>
+        </w:numPr>
+        <w:rPr>
+          <w:color w:val="auto"/>
+        </w:rPr>
+      </w:pPr>
+      <w:r>
+        <w:rPr>
+          <w:b/>
+          <w:color w:val="auto"/>
+        </w:rPr>
+        <w:t>AI and applications</w:t>
+      </w:r>
+      <w:r>
+        <w:rPr>
+          <w:color w:val="auto"/>
+        </w:rPr>
+        <w:t xml:space="preserve"> — YOLOv8n, Raspberry Pi 5, and Flask; Qt Widgets desktop applications</w:t>
+      </w:r>
+    </w:p>
+    <w:p>
+      <w:pPr>
+        <w:pStyle w:val="CVEntry"/>
+        <w:keepLines/>
+        <w:numPr>
+          <w:ilvl w:val="0"/>
+          <w:numId w:val="1"/>
+        </w:numPr>
+        <w:rPr>
+          <w:color w:val="auto"/>
+        </w:rPr>
+      </w:pPr>
+      <w:r>
+        <w:rPr>
+          <w:b/>
+          <w:color w:val="auto"/>
+        </w:rPr>
+        <w:t>Development tools</w:t>
+      </w:r>
+      <w:r>
+        <w:rPr>
+          <w:color w:val="auto"/>
+        </w:rPr>
+        <w:t xml:space="preserve"> — Git, GitHub, Visual Studio Code, PlatformIO, RT-Thread Studio, Wokwi, Microchip Studio</w:t>
+      </w:r>
+    </w:p>
+    <w:p>
+      <w:pPr>
+        <w:pStyle w:val="CVEntry"/>
+        <w:keepLines/>
+        <w:numPr>
+          <w:ilvl w:val="0"/>
+          <w:numId w:val="1"/>
+        </w:numPr>
+        <w:rPr>
+          <w:color w:val="auto"/>
+        </w:rPr>
+      </w:pPr>
+      <w:r>
+        <w:rPr>
+          <w:b/>
+          <w:color w:val="auto"/>
+        </w:rPr>
+        <w:t>Prototyping</w:t>
+      </w:r>
+      <w:r>
+        <w:rPr>
+          <w:color w:val="auto"/>
+        </w:rPr>
+        <w:t xml:space="preserve"> — Breadboard circuits, PCB soldering, Autodesk Fusion 360, laser cutting, CNC router operation</w:t>
+      </w:r>
+    </w:p>
+    <w:p>
+      <w:pPr>
+        <w:pStyle w:val="CVEntry"/>
+        <w:keepLines/>
+        <w:numPr>
+          <w:ilvl w:val="0"/>
+          <w:numId w:val="1"/>
+        </w:numPr>
+        <w:rPr>
+          <w:color w:val="auto"/>
+          <w:lang w:val="en-PH"/>
+        </w:rPr>
+      </w:pPr>
       <w:r>
         <w:rPr>
           <w:b/>
           <w:bCs/>
-        </w:rPr>
-        <w:t>: Innovations in Application Development and Emerging Technologies</w:t>
-      </w:r>
-      <w:r>
-        <w:tab/>
-        <w:t>December 2025</w:t>
+          <w:color w:val="auto"/>
+          <w:lang w:val="en-PH"/>
+        </w:rPr>
+        <w:t xml:space="preserve">Spoken Language </w:t>
+      </w:r>
+      <w:r>
+        <w:rPr>
+          <w:color w:val="auto"/>
+          <w:lang w:val="en-PH"/>
+        </w:rPr>
+        <w:t xml:space="preserve">— English, Filipino, Cebuano </w:t>
       </w:r>
     </w:p>
     <w:p>
       <w:pPr>
-        <w:pStyle w:val="CVBullet"/>
-        <w:rPr>
-          <w:lang w:val="en-PH"/>
-        </w:rPr>
-      </w:pPr>
-      <w:r>
-        <w:t xml:space="preserve">• </w:t>
-      </w:r>
-      <w:r>
-        <w:rPr>
-          <w:lang w:val="en-PH"/>
-        </w:rPr>
-        <w:t>Champion — Best in Pitching</w:t>
-      </w:r>
+        <w:pStyle w:val="CVEntry"/>
+        <w:keepLines/>
+        <w:ind w:left="0" w:firstLine="0"/>
+        <w:rPr>
+          <w:color w:val="auto"/>
+        </w:rPr>
+      </w:pPr>
     </w:p>
     <w:p>
       <w:pPr>
-        <w:pStyle w:val="CVBullet"/>
-        <w:rPr>
+        <w:pStyle w:val="CVEntry"/>
+        <w:keepLines/>
+        <w:ind w:left="0" w:firstLine="0"/>
+        <w:rPr>
+          <w:color w:val="auto"/>
           <w:lang w:val="en-PH"/>
         </w:rPr>
       </w:pPr>
       <w:r>
-        <w:t xml:space="preserve">• </w:t>
-      </w:r>
-      <w:r>
-        <w:rPr>
+        <w:rPr>
+          <w:color w:val="auto"/>
           <w:lang w:val="en-PH"/>
         </w:rPr>
-        <w:t>1st Runner-Up — Best in Innovative System</w:t>
+        <w:t xml:space="preserve"> </w:t>
       </w:r>
     </w:p>
     <w:p>
       <w:pPr>
-        <w:pStyle w:val="CVBullet"/>
-        <w:rPr>
-          <w:lang w:val="en-PH"/>
-        </w:rPr>
-      </w:pPr>
-      <w:r>
-        <w:t>•</w:t>
-      </w:r>
-      <w:r>
-        <w:t xml:space="preserve"> </w:t>
-      </w:r>
-      <w:r>
-        <w:rPr>
-          <w:lang w:val="en-PH"/>
-        </w:rPr>
-        <w:t xml:space="preserve">Presented a proposed IoT system concept for </w:t>
-      </w:r>
-      <w:r>
-        <w:rPr>
-          <w:lang w:val="en-PH"/>
-        </w:rPr>
-        <w:t>pest-</w:t>
-      </w:r>
-      <w:r>
-        <w:rPr>
-          <w:lang w:val="en-PH"/>
-        </w:rPr>
-        <w:t>damage detection</w:t>
-      </w:r>
-    </w:p>
-    <w:p>
-      <w:pPr>
-        <w:keepNext/>
-        <w:tabs>
-          <w:tab w:val="right" w:pos="10368"/>
-        </w:tabs>
-        <w:spacing w:before="60" w:after="20"/>
-      </w:pPr>
-      <w:r>
-        <w:rPr>
-          <w:b/>
-        </w:rPr>
-        <w:t>Certificate of Commendation | MSU–IIT</w:t>
-      </w:r>
-      <w:r>
-        <w:tab/>
-        <w:t>March 2025</w:t>
-      </w:r>
-    </w:p>
-    <w:p>
-      <w:pPr>
-        <w:pStyle w:val="CVBullet"/>
-      </w:pPr>
-      <w:r>
-        <w:t xml:space="preserve">• Recognized for sharing technological projects and delivering talks to support Computer Programming 2 students in preparing their </w:t>
-      </w:r>
-      <w:r>
-        <w:t xml:space="preserve">final </w:t>
-      </w:r>
-      <w:r>
-        <w:t>projects</w:t>
-      </w:r>
-    </w:p>
-    <w:p>
-      <w:pPr>
-        <w:keepNext/>
-        <w:tabs>
-          <w:tab w:val="right" w:pos="10368"/>
-        </w:tabs>
-        <w:spacing w:before="60" w:after="20"/>
-      </w:pPr>
-      <w:r>
-        <w:rPr>
-          <w:b/>
-        </w:rPr>
-        <w:t>Sustainable Innovation Pitch Competition</w:t>
-      </w:r>
-      <w:r>
-        <w:tab/>
-        <w:t>September 2024</w:t>
-      </w:r>
-    </w:p>
-    <w:p>
-      <w:pPr>
-        <w:pStyle w:val="CVBullet"/>
-        <w:rPr>
-          <w:lang w:val="en-PH"/>
-        </w:rPr>
-      </w:pPr>
-      <w:r>
-        <w:t xml:space="preserve">• </w:t>
-      </w:r>
-      <w:r>
-        <w:rPr>
-          <w:lang w:val="en-PH"/>
-        </w:rPr>
-        <w:t xml:space="preserve">Grand Prize Winner </w:t>
-      </w:r>
-    </w:p>
-    <w:p>
-      <w:pPr>
-        <w:pStyle w:val="CVBullet"/>
-      </w:pPr>
-      <w:r>
-        <w:t>•</w:t>
-      </w:r>
-      <w:r>
-        <w:t xml:space="preserve"> </w:t>
-      </w:r>
-      <w:r>
-        <w:rPr>
-          <w:lang w:val="en-PH"/>
-        </w:rPr>
-        <w:t>Co-developed and presented VERTANOM, a smart vertical-farming and monitoring concept</w:t>
-      </w:r>
-    </w:p>
-    <w:p>
-      <w:pPr>
-        <w:pStyle w:val="Heading1"/>
-        <w:jc w:val="center"/>
-        <w:rPr>
-          <w:sz w:val="22"/>
-          <w:szCs w:val="24"/>
-        </w:rPr>
-      </w:pPr>
-      <w:r>
-        <w:rPr>
-          <w:sz w:val="22"/>
-          <w:szCs w:val="24"/>
-        </w:rPr>
-        <w:t xml:space="preserve">LEADERSHIP AND </w:t>
-      </w:r>
-      <w:r>
-        <w:rPr>
-          <w:sz w:val="22"/>
-          <w:szCs w:val="24"/>
-        </w:rPr>
-        <w:t>ACTIVITIES</w:t>
-      </w:r>
-    </w:p>
-    <w:p>
-      <w:pPr>
-        <w:keepNext/>
-      </w:pPr>
-      <w:r>
-        <w:rPr>
-          <w:b/>
-        </w:rPr>
-        <w:t>College of Computer Studies Student Council, MSU–IIT</w:t>
-      </w:r>
-    </w:p>
-    <w:p>
-      <w:pPr>
-        <w:keepNext/>
-        <w:tabs>
-          <w:tab w:val="right" w:pos="10368"/>
-        </w:tabs>
-        <w:spacing w:after="20"/>
-      </w:pPr>
-      <w:r>
-        <w:t>Legislative Secretary, Administrative Committee</w:t>
-      </w:r>
-      <w:r>
-        <w:tab/>
-        <w:t>2026 – Present</w:t>
-      </w:r>
-    </w:p>
-    <w:p>
-      <w:pPr>
-        <w:pStyle w:val="CVBullet"/>
-      </w:pPr>
-      <w:r>
-        <w:t>• Record legislative proceedings and maintain official documents and correspondence</w:t>
-      </w:r>
-    </w:p>
-    <w:p>
-      <w:pPr>
-        <w:keepNext/>
-        <w:tabs>
-          <w:tab w:val="right" w:pos="10368"/>
-        </w:tabs>
-        <w:spacing w:before="40" w:after="20"/>
-      </w:pPr>
-      <w:r>
-        <w:t>Co-Chairperson, Ways and Means Committee</w:t>
-      </w:r>
-      <w:r>
-        <w:tab/>
-        <w:t>2025 – 2026</w:t>
-      </w:r>
-    </w:p>
-    <w:p>
-      <w:pPr>
-        <w:pStyle w:val="CVBullet"/>
-      </w:pPr>
-      <w:r>
-        <w:t>• Co-led fundraising and supported budget planning and sponsorship arrangements</w:t>
-      </w:r>
-    </w:p>
-    <w:p>
-      <w:pPr>
-        <w:keepNext/>
-        <w:tabs>
-          <w:tab w:val="right" w:pos="10368"/>
-        </w:tabs>
-        <w:spacing w:before="40" w:after="20"/>
-      </w:pPr>
-      <w:r>
-        <w:t>Secretary, Special Events Committee</w:t>
-      </w:r>
-      <w:r>
-        <w:tab/>
-        <w:t>2024 – 2025</w:t>
-      </w:r>
-    </w:p>
-    <w:p>
-      <w:pPr>
-        <w:pStyle w:val="CVBullet"/>
-      </w:pPr>
-      <w:r>
-        <w:t xml:space="preserve">• Prepared committee records and event reports to support student </w:t>
-      </w:r>
-      <w:r>
-        <w:t>activities</w:t>
-      </w:r>
-    </w:p>
-    <w:p>
-      <w:pPr>
-        <w:keepNext/>
-        <w:tabs>
-          <w:tab w:val="right" w:pos="10368"/>
-        </w:tabs>
-        <w:spacing w:before="80" w:after="20"/>
-      </w:pPr>
-      <w:r>
-        <w:rPr>
-          <w:b/>
-          <w:bCs/>
-        </w:rPr>
-        <w:t>my.ComApps Technology Symposium and Exhibit</w:t>
-      </w:r>
-      <w:r>
-        <w:rPr>
-          <w:b/>
-          <w:bCs/>
-        </w:rPr>
-        <w:t>,</w:t>
-      </w:r>
-      <w:r>
-        <w:rPr>
-          <w:b/>
-          <w:bCs/>
-        </w:rPr>
-        <w:t xml:space="preserve"> MSU</w:t>
-      </w:r>
-      <w:r>
-        <w:rPr>
-          <w:b/>
-          <w:bCs/>
-        </w:rPr>
-        <w:t>-</w:t>
-      </w:r>
-      <w:r>
-        <w:rPr>
-          <w:b/>
-          <w:bCs/>
-        </w:rPr>
-        <w:t>IIT</w:t>
-      </w:r>
-      <w:r>
-        <w:tab/>
-        <w:t>November 2025</w:t>
-      </w:r>
-    </w:p>
-    <w:p>
-      <w:pPr>
-        <w:pStyle w:val="CVBullet"/>
-      </w:pPr>
-      <w:r>
-        <w:t>Lead, Program and Technical Committee</w:t>
-      </w:r>
-    </w:p>
-    <w:p>
-      <w:pPr>
-        <w:pStyle w:val="CVBullet"/>
-      </w:pPr>
-      <w:r>
-        <w:t>• Supported program coordination, sound system operation, and technical requirements for the Technology Symposium and Exhibit on RT-Thread-based technology</w:t>
-      </w:r>
-    </w:p>
-    <w:p>
-      <w:pPr>
-        <w:keepNext/>
-        <w:tabs>
-          <w:tab w:val="right" w:pos="10368"/>
-        </w:tabs>
-        <w:spacing w:before="80" w:after="20"/>
-      </w:pPr>
-      <w:r>
-        <w:rPr>
-          <w:b/>
-          <w:bCs/>
-        </w:rPr>
-        <w:t>Iligan Campus DEVCON 2025</w:t>
-      </w:r>
-      <w:r>
-        <w:tab/>
-        <w:t>October 2025</w:t>
-      </w:r>
-    </w:p>
-    <w:p>
-      <w:pPr>
-        <w:pStyle w:val="CVBullet"/>
-      </w:pPr>
-      <w:r>
-        <w:t xml:space="preserve">Co-Lead, Sponsorship Team </w:t>
-      </w:r>
-    </w:p>
-    <w:p>
-      <w:pPr>
-        <w:pStyle w:val="CVBullet"/>
-      </w:pPr>
-      <w:r>
-        <w:t>• Jointly led sponsorship planning and team coordination, supporting activities promoting student innovation, technology learning, and collaboration</w:t>
-      </w:r>
-    </w:p>
-    <w:p>
-      <w:pPr>
-        <w:keepNext/>
-        <w:tabs>
-          <w:tab w:val="right" w:pos="10368"/>
-        </w:tabs>
-        <w:spacing w:before="80" w:after="20"/>
-      </w:pPr>
-      <w:r>
-        <w:rPr>
-          <w:b/>
-          <w:bCs/>
-        </w:rPr>
-        <w:t>I</w:t>
-      </w:r>
-      <w:r>
-        <w:rPr>
-          <w:b/>
-          <w:bCs/>
-        </w:rPr>
-        <w:t xml:space="preserve">EEE Smart Mobility Hackathon, </w:t>
-      </w:r>
-      <w:r>
-        <w:rPr>
-          <w:b/>
-          <w:bCs/>
-        </w:rPr>
-        <w:t>MSU</w:t>
-      </w:r>
-      <w:r>
-        <w:rPr>
-          <w:b/>
-          <w:bCs/>
-        </w:rPr>
-        <w:t>-</w:t>
-      </w:r>
-      <w:r>
-        <w:rPr>
-          <w:b/>
-          <w:bCs/>
-        </w:rPr>
-        <w:t>IIT</w:t>
-      </w:r>
-      <w:r>
-        <w:tab/>
-      </w:r>
-      <w:r>
-        <w:t xml:space="preserve">September </w:t>
-      </w:r>
-      <w:r>
-        <w:t>2025</w:t>
-      </w:r>
-    </w:p>
-    <w:p>
-      <w:pPr>
-        <w:pStyle w:val="CVBullet"/>
-      </w:pPr>
-      <w:r>
-        <w:t>Event Organizer</w:t>
-      </w:r>
-    </w:p>
-    <w:p>
-      <w:pPr>
-        <w:pStyle w:val="CVBullet"/>
-        <w:rPr>
-          <w:lang w:val="en-PH"/>
-        </w:rPr>
-      </w:pPr>
-      <w:r>
-        <w:t xml:space="preserve">• </w:t>
-      </w:r>
-      <w:r>
-        <w:rPr>
-          <w:lang w:val="en-PH"/>
-        </w:rPr>
-        <w:t>Supported event organization for a hackathon focused on smart mobility</w:t>
-      </w:r>
-    </w:p>
-    <w:p>
-      <w:pPr>
-        <w:keepNext/>
-        <w:tabs>
-          <w:tab w:val="right" w:pos="10368"/>
-        </w:tabs>
-        <w:spacing w:before="80" w:after="20"/>
-      </w:pPr>
-      <w:r>
-        <w:rPr>
-          <w:b/>
-          <w:bCs/>
-        </w:rPr>
-        <w:t>my.ComApps — A Technology Development Program, MSU</w:t>
-      </w:r>
-      <w:r>
-        <w:rPr>
-          <w:b/>
-          <w:bCs/>
-        </w:rPr>
-        <w:t>-</w:t>
-      </w:r>
-      <w:r>
-        <w:rPr>
-          <w:b/>
-          <w:bCs/>
-        </w:rPr>
-        <w:t>IIT</w:t>
-      </w:r>
-      <w:r>
-        <w:tab/>
-      </w:r>
-      <w:r>
-        <w:t xml:space="preserve">December </w:t>
-      </w:r>
-      <w:r>
-        <w:t>202</w:t>
-      </w:r>
-      <w:r>
-        <w:t>4</w:t>
-      </w:r>
-    </w:p>
-    <w:p>
-      <w:pPr>
-        <w:pStyle w:val="CVBullet"/>
-      </w:pPr>
-      <w:r>
-        <w:t xml:space="preserve">Lead, Registration Committee </w:t>
-      </w:r>
-    </w:p>
-    <w:p>
-      <w:pPr>
-        <w:pStyle w:val="CVBullet"/>
-        <w:rPr>
-          <w:lang w:val="en-PH"/>
-        </w:rPr>
-      </w:pPr>
-      <w:r>
-        <w:t xml:space="preserve">• </w:t>
-      </w:r>
-      <w:r>
-        <w:t>Managed participant registration and monitored attendance during a three-day technology development workshop</w:t>
-      </w:r>
-    </w:p>
-    <w:p>
-      <w:pPr>
-        <w:pStyle w:val="Heading1"/>
-        <w:jc w:val="center"/>
-        <w:rPr>
-          <w:sz w:val="22"/>
-          <w:szCs w:val="24"/>
-        </w:rPr>
-      </w:pPr>
-      <w:r>
-        <w:rPr>
-          <w:sz w:val="22"/>
-          <w:szCs w:val="24"/>
-        </w:rPr>
-        <w:t>CERTIFICATIONS AND</w:t>
-      </w:r>
-      <w:r>
-        <w:rPr>
-          <w:sz w:val="22"/>
-          <w:szCs w:val="24"/>
-        </w:rPr>
-        <w:t xml:space="preserve"> TRAINING</w:t>
-      </w:r>
-    </w:p>
-    <w:p>
-      <w:pPr>
-        <w:keepNext/>
-        <w:tabs>
-          <w:tab w:val="right" w:pos="10368"/>
-        </w:tabs>
-        <w:spacing w:after="20"/>
-      </w:pPr>
-      <w:r>
-        <w:rPr>
-          <w:b/>
-        </w:rPr>
-        <w:t>ASEAN Foundation</w:t>
-      </w:r>
-      <w:r>
-        <w:tab/>
-        <w:t>October 2026</w:t>
-      </w:r>
-    </w:p>
-    <w:p>
-      <w:r>
-        <w:t>AI Ready ASEAN — AI Learning Modules (12 hours); AI Career Readiness Training</w:t>
-      </w:r>
-      <w:r>
-        <w:t xml:space="preserve">; </w:t>
-      </w:r>
-    </w:p>
-    <w:p>
-      <w:r>
-        <w:t>Media and Information Literacy</w:t>
-      </w:r>
-    </w:p>
-    <w:p>
-      <w:pPr>
-        <w:keepNext/>
-        <w:tabs>
-          <w:tab w:val="right" w:pos="10368"/>
-        </w:tabs>
-        <w:spacing w:before="40" w:after="20"/>
-      </w:pPr>
-      <w:r>
-        <w:rPr>
-          <w:b/>
-        </w:rPr>
-        <w:t>Cisco Networking Academy</w:t>
-      </w:r>
-      <w:r>
-        <w:tab/>
-        <w:t>September 2026</w:t>
-      </w:r>
-    </w:p>
-    <w:p>
-      <w:pPr>
-        <w:spacing w:after="0"/>
-      </w:pPr>
-      <w:r>
-        <w:t>Networking Basics; Operating Systems Basics; Computer Hardware Basics</w:t>
-      </w:r>
+        <w:pStyle w:val="CVEntry"/>
+        <w:keepLines/>
+        <w:ind w:left="0" w:firstLine="0"/>
+        <w:rPr>
+          <w:color w:val="auto"/>
+        </w:rPr>
+      </w:pPr>
     </w:p>
     <w:sectPr>
-      <w:footerReference w:type="default" r:id="rId15"/>
       <w:pgSz w:w="12240" w:h="15840"/>
-      <w:pgMar w:top="864" w:right="936" w:bottom="864" w:left="936" w:header="720" w:footer="360" w:gutter="0"/>
+      <w:pgMar w:top="749" w:right="605" w:bottom="691" w:left="605" w:header="288" w:footer="288" w:gutter="0"/>
       <w:cols w:space="720"/>
       <w:docGrid w:linePitch="360"/>
     </w:sectPr>
@@ -1360,70 +2241,60 @@
 </w:document>
 </file>
 
-<file path=word/endnotes.xml><?xml version="1.0" encoding="utf-8"?>
-<w:endnotes xmlns:wpc="http://schemas.microsoft.com/office/word/2010/wordprocessingCanvas" xmlns:cx="http://schemas.microsoft.com/office/drawing/2014/chartex" xmlns:cx1="http://schemas.microsoft.com/office/drawing/2015/9/8/chartex" xmlns:cx2="http://schemas.microsoft.com/office/drawing/2015/10/21/chartex" xmlns:cx3="http://schemas.microsoft.com/office/drawing/2016/5/9/chartex" xmlns:cx4="http://schemas.microsoft.com/office/drawing/2016/5/10/chartex" xmlns:cx5="http://schemas.microsoft.com/office/drawing/2016/5/11/chartex" xmlns:cx6="http://schemas.microsoft.com/office/drawing/2016/5/12/chartex" xmlns:cx7="http://schemas.microsoft.com/office/drawing/2016/5/13/chartex" xmlns:cx8="http://schemas.microsoft.com/office/drawing/2016/5/14/chartex" xmlns:mc="http://schemas.openxmlformats.org/markup-compatibility/2006" xmlns:aink="http://schemas.microsoft.com/office/drawing/2016/ink" xmlns:am3d="http://schemas.microsoft.com/office/drawing/2017/model3d" xmlns:o="urn:schemas-microsoft-com:office:office" xmlns:oel="http://schemas.microsoft.com/office/2019/extlst" xmlns:r="http://schemas.openxmlformats.org/officeDocument/2006/relationships" xmlns:m="http://schemas.openxmlformats.org/officeDocument/2006/math" xmlns:v="urn:schemas-microsoft-com:vml" xmlns:wp14="http://schemas.microsoft.com/office/word/2010/wordprocessingDrawing" xmlns:wp="http://schemas.openxmlformats.org/drawingml/2006/wordprocessingDrawing" xmlns:w10="urn:schemas-microsoft-com:office:word" xmlns:w="http://schemas.openxmlformats.org/wordprocessingml/2006/main" xmlns:w14="http://schemas.microsoft.com/office/word/2010/wordml" xmlns:w15="http://schemas.microsoft.com/office/word/2012/wordml" xmlns:w16cex="http://schemas.microsoft.com/office/word/2018/wordml/cex" xmlns:w16cid="http://schemas.microsoft.com/office/word/2016/wordml/cid" xmlns:w16="http://schemas.microsoft.com/office/word/2018/wordml" xmlns:w16du="http://schemas.microsoft.com/office/word/2023/wordml/word16du" xmlns:w16sdtdh="http://schemas.microsoft.com/office/word/2020/wordml/sdtdatahash" xmlns:w16sdtfl="http://schemas.microsoft.com/office/word/2024/wordml/sdtformatlock" xmlns:w16se="http://schemas.microsoft.com/office/word/2015/wordml/symex" xmlns:wpg="http://schemas.microsoft.com/office/word/2010/wordprocessingGroup" xmlns:wpi="http://schemas.microsoft.com/office/word/2010/wordprocessingInk" xmlns:wne="http://schemas.microsoft.com/office/word/2006/wordml" xmlns:wps="http://schemas.microsoft.com/office/word/2010/wordprocessingShape" mc:Ignorable="w14 w15 w16se w16cid w16 w16cex w16sdtdh w16sdtfl w16du wp14">
-  <w:endnote w:type="separator" w:id="-1">
-    <w:p>
-      <w:pPr>
-        <w:spacing w:after="0" w:line="240" w:lineRule="auto"/>
-      </w:pPr>
-      <w:r>
-        <w:separator/>
-      </w:r>
-    </w:p>
-  </w:endnote>
-  <w:endnote w:type="continuationSeparator" w:id="0">
-    <w:p>
-      <w:pPr>
-        <w:spacing w:after="0" w:line="240" w:lineRule="auto"/>
-      </w:pPr>
-      <w:r>
-        <w:continuationSeparator/>
-      </w:r>
-    </w:p>
-  </w:endnote>
-</w:endnotes>
-</file>
-
-<file path=word/footer1.xml><?xml version="1.0" encoding="utf-8"?>
-<w:ftr xmlns:wpc="http://schemas.microsoft.com/office/word/2010/wordprocessingCanvas" xmlns:cx="http://schemas.microsoft.com/office/drawing/2014/chartex" xmlns:cx1="http://schemas.microsoft.com/office/drawing/2015/9/8/chartex" xmlns:cx2="http://schemas.microsoft.com/office/drawing/2015/10/21/chartex" xmlns:cx3="http://schemas.microsoft.com/office/drawing/2016/5/9/chartex" xmlns:cx4="http://schemas.microsoft.com/office/drawing/2016/5/10/chartex" xmlns:cx5="http://schemas.microsoft.com/office/drawing/2016/5/11/chartex" xmlns:cx6="http://schemas.microsoft.com/office/drawing/2016/5/12/chartex" xmlns:cx7="http://schemas.microsoft.com/office/drawing/2016/5/13/chartex" xmlns:cx8="http://schemas.microsoft.com/office/drawing/2016/5/14/chartex" xmlns:mc="http://schemas.openxmlformats.org/markup-compatibility/2006" xmlns:aink="http://schemas.microsoft.com/office/drawing/2016/ink" xmlns:am3d="http://schemas.microsoft.com/office/drawing/2017/model3d" xmlns:o="urn:schemas-microsoft-com:office:office" xmlns:oel="http://schemas.microsoft.com/office/2019/extlst" xmlns:r="http://schemas.openxmlformats.org/officeDocument/2006/relationships" xmlns:m="http://schemas.openxmlformats.org/officeDocument/2006/math" xmlns:v="urn:schemas-microsoft-com:vml" xmlns:wp14="http://schemas.microsoft.com/office/word/2010/wordprocessingDrawing" xmlns:wp="http://schemas.openxmlformats.org/drawingml/2006/wordprocessingDrawing" xmlns:w10="urn:schemas-microsoft-com:office:word" xmlns:w="http://schemas.openxmlformats.org/wordprocessingml/2006/main" xmlns:w14="http://schemas.microsoft.com/office/word/2010/wordml" xmlns:w15="http://schemas.microsoft.com/office/word/2012/wordml" xmlns:w16cex="http://schemas.microsoft.com/office/word/2018/wordml/cex" xmlns:w16cid="http://schemas.microsoft.com/office/word/2016/wordml/cid" xmlns:w16="http://schemas.microsoft.com/office/word/2018/wordml" xmlns:w16du="http://schemas.microsoft.com/office/word/2023/wordml/word16du" xmlns:w16sdtdh="http://schemas.microsoft.com/office/word/2020/wordml/sdtdatahash" xmlns:w16sdtfl="http://schemas.microsoft.com/office/word/2024/wordml/sdtformatlock" xmlns:w16se="http://schemas.microsoft.com/office/word/2015/wordml/symex" xmlns:wpg="http://schemas.microsoft.com/office/word/2010/wordprocessingGroup" xmlns:wpi="http://schemas.microsoft.com/office/word/2010/wordprocessingInk" xmlns:wne="http://schemas.microsoft.com/office/word/2006/wordml" xmlns:wps="http://schemas.microsoft.com/office/word/2010/wordprocessingShape" mc:Ignorable="w14 w15 w16se w16cid w16 w16cex w16sdtdh w16sdtfl w16du wp14">
-  <w:p>
-    <w:pPr>
-      <w:pStyle w:val="Footer"/>
-      <w:jc w:val="right"/>
-    </w:pPr>
-  </w:p>
-</w:ftr>
-</file>
-
-<file path=word/footnotes.xml><?xml version="1.0" encoding="utf-8"?>
-<w:footnotes xmlns:wpc="http://schemas.microsoft.com/office/word/2010/wordprocessingCanvas" xmlns:cx="http://schemas.microsoft.com/office/drawing/2014/chartex" xmlns:cx1="http://schemas.microsoft.com/office/drawing/2015/9/8/chartex" xmlns:cx2="http://schemas.microsoft.com/office/drawing/2015/10/21/chartex" xmlns:cx3="http://schemas.microsoft.com/office/drawing/2016/5/9/chartex" xmlns:cx4="http://schemas.microsoft.com/office/drawing/2016/5/10/chartex" xmlns:cx5="http://schemas.microsoft.com/office/drawing/2016/5/11/chartex" xmlns:cx6="http://schemas.microsoft.com/office/drawing/2016/5/12/chartex" xmlns:cx7="http://schemas.microsoft.com/office/drawing/2016/5/13/chartex" xmlns:cx8="http://schemas.microsoft.com/office/drawing/2016/5/14/chartex" xmlns:mc="http://schemas.openxmlformats.org/markup-compatibility/2006" xmlns:aink="http://schemas.microsoft.com/office/drawing/2016/ink" xmlns:am3d="http://schemas.microsoft.com/office/drawing/2017/model3d" xmlns:o="urn:schemas-microsoft-com:office:office" xmlns:oel="http://schemas.microsoft.com/office/2019/extlst" xmlns:r="http://schemas.openxmlformats.org/officeDocument/2006/relationships" xmlns:m="http://schemas.openxmlformats.org/officeDocument/2006/math" xmlns:v="urn:schemas-microsoft-com:vml" xmlns:wp14="http://schemas.microsoft.com/office/word/2010/wordprocessingDrawing" xmlns:wp="http://schemas.openxmlformats.org/drawingml/2006/wordprocessingDrawing" xmlns:w10="urn:schemas-microsoft-com:office:word" xmlns:w="http://schemas.openxmlformats.org/wordprocessingml/2006/main" xmlns:w14="http://schemas.microsoft.com/office/word/2010/wordml" xmlns:w15="http://schemas.microsoft.com/office/word/2012/wordml" xmlns:w16cex="http://schemas.microsoft.com/office/word/2018/wordml/cex" xmlns:w16cid="http://schemas.microsoft.com/office/word/2016/wordml/cid" xmlns:w16="http://schemas.microsoft.com/office/word/2018/wordml" xmlns:w16du="http://schemas.microsoft.com/office/word/2023/wordml/word16du" xmlns:w16sdtdh="http://schemas.microsoft.com/office/word/2020/wordml/sdtdatahash" xmlns:w16sdtfl="http://schemas.microsoft.com/office/word/2024/wordml/sdtformatlock" xmlns:w16se="http://schemas.microsoft.com/office/word/2015/wordml/symex" xmlns:wpg="http://schemas.microsoft.com/office/word/2010/wordprocessingGroup" xmlns:wpi="http://schemas.microsoft.com/office/word/2010/wordprocessingInk" xmlns:wne="http://schemas.microsoft.com/office/word/2006/wordml" xmlns:wps="http://schemas.microsoft.com/office/word/2010/wordprocessingShape" mc:Ignorable="w14 w15 w16se w16cid w16 w16cex w16sdtdh w16sdtfl w16du wp14">
-  <w:footnote w:type="separator" w:id="-1">
-    <w:p>
-      <w:pPr>
-        <w:spacing w:after="0" w:line="240" w:lineRule="auto"/>
-      </w:pPr>
-      <w:r>
-        <w:separator/>
-      </w:r>
-    </w:p>
-  </w:footnote>
-  <w:footnote w:type="continuationSeparator" w:id="0">
-    <w:p>
-      <w:pPr>
-        <w:spacing w:after="0" w:line="240" w:lineRule="auto"/>
-      </w:pPr>
-      <w:r>
-        <w:continuationSeparator/>
-      </w:r>
-    </w:p>
-  </w:footnote>
-</w:footnotes>
-</file>
-
 <file path=word/numbering.xml><?xml version="1.0" encoding="utf-8"?>
 <w:numbering xmlns:wpc="http://schemas.microsoft.com/office/word/2010/wordprocessingCanvas" xmlns:cx="http://schemas.microsoft.com/office/drawing/2014/chartex" xmlns:cx1="http://schemas.microsoft.com/office/drawing/2015/9/8/chartex" xmlns:cx2="http://schemas.microsoft.com/office/drawing/2015/10/21/chartex" xmlns:cx3="http://schemas.microsoft.com/office/drawing/2016/5/9/chartex" xmlns:cx4="http://schemas.microsoft.com/office/drawing/2016/5/10/chartex" xmlns:cx5="http://schemas.microsoft.com/office/drawing/2016/5/11/chartex" xmlns:cx6="http://schemas.microsoft.com/office/drawing/2016/5/12/chartex" xmlns:cx7="http://schemas.microsoft.com/office/drawing/2016/5/13/chartex" xmlns:cx8="http://schemas.microsoft.com/office/drawing/2016/5/14/chartex" xmlns:mc="http://schemas.openxmlformats.org/markup-compatibility/2006" xmlns:aink="http://schemas.microsoft.com/office/drawing/2016/ink" xmlns:am3d="http://schemas.microsoft.com/office/drawing/2017/model3d" xmlns:o="urn:schemas-microsoft-com:office:office" xmlns:oel="http://schemas.microsoft.com/office/2019/extlst" xmlns:r="http://schemas.openxmlformats.org/officeDocument/2006/relationships" xmlns:m="http://schemas.openxmlformats.org/officeDocument/2006/math" xmlns:v="urn:schemas-microsoft-com:vml" xmlns:wp14="http://schemas.microsoft.com/office/word/2010/wordprocessingDrawing" xmlns:wp="http://schemas.openxmlformats.org/drawingml/2006/wordprocessingDrawing" xmlns:w10="urn:schemas-microsoft-com:office:word" xmlns:w="http://schemas.openxmlformats.org/wordprocessingml/2006/main" xmlns:w14="http://schemas.microsoft.com/office/word/2010/wordml" xmlns:w15="http://schemas.microsoft.com/office/word/2012/wordml" xmlns:w16cex="http://schemas.microsoft.com/office/word/2018/wordml/cex" xmlns:w16cid="http://schemas.microsoft.com/office/word/2016/wordml/cid" xmlns:w16="http://schemas.microsoft.com/office/word/2018/wordml" xmlns:w16du="http://schemas.microsoft.com/office/word/2023/wordml/word16du" xmlns:w16sdtdh="http://schemas.microsoft.com/office/word/2020/wordml/sdtdatahash" xmlns:w16sdtfl="http://schemas.microsoft.com/office/word/2024/wordml/sdtformatlock" xmlns:w16se="http://schemas.microsoft.com/office/word/2015/wordml/symex" xmlns:wpg="http://schemas.microsoft.com/office/word/2010/wordprocessingGroup" xmlns:wpi="http://schemas.microsoft.com/office/word/2010/wordprocessingInk" xmlns:wne="http://schemas.microsoft.com/office/word/2006/wordml" xmlns:wps="http://schemas.microsoft.com/office/word/2010/wordprocessingShape" mc:Ignorable="w14 w15 w16se w16cid w16 w16cex w16sdtdh w16sdtfl w16du wp14">
   <w:abstractNum w:abstractNumId="0" w15:restartNumberingAfterBreak="0">
+    <w:nsid w:val="B3D9F8A1"/>
+    <w:multiLevelType w:val="hybridMultilevel"/>
+    <w:tmpl w:val="FFFFFFFF"/>
+    <w:lvl w:ilvl="0" w:tplc="FFFFFFFF">
+      <w:start w:val="1"/>
+      <w:numFmt w:val="bullet"/>
+      <w:lvlText w:val="•"/>
+      <w:lvlJc w:val="left"/>
+    </w:lvl>
+    <w:lvl w:ilvl="1" w:tplc="FFFFFFFF">
+      <w:numFmt w:val="decimal"/>
+      <w:lvlText w:val=""/>
+      <w:lvlJc w:val="left"/>
+    </w:lvl>
+    <w:lvl w:ilvl="2" w:tplc="FFFFFFFF">
+      <w:numFmt w:val="decimal"/>
+      <w:lvlText w:val=""/>
+      <w:lvlJc w:val="left"/>
+    </w:lvl>
+    <w:lvl w:ilvl="3" w:tplc="FFFFFFFF">
+      <w:numFmt w:val="decimal"/>
+      <w:lvlText w:val=""/>
+      <w:lvlJc w:val="left"/>
+    </w:lvl>
+    <w:lvl w:ilvl="4" w:tplc="FFFFFFFF">
+      <w:numFmt w:val="decimal"/>
+      <w:lvlText w:val=""/>
+      <w:lvlJc w:val="left"/>
+    </w:lvl>
+    <w:lvl w:ilvl="5" w:tplc="FFFFFFFF">
+      <w:numFmt w:val="decimal"/>
+      <w:lvlText w:val=""/>
+      <w:lvlJc w:val="left"/>
+    </w:lvl>
+    <w:lvl w:ilvl="6" w:tplc="FFFFFFFF">
+      <w:numFmt w:val="decimal"/>
+      <w:lvlText w:val=""/>
+      <w:lvlJc w:val="left"/>
+    </w:lvl>
+    <w:lvl w:ilvl="7" w:tplc="FFFFFFFF">
+      <w:numFmt w:val="decimal"/>
+      <w:lvlText w:val=""/>
+      <w:lvlJc w:val="left"/>
+    </w:lvl>
+    <w:lvl w:ilvl="8" w:tplc="FFFFFFFF">
+      <w:numFmt w:val="decimal"/>
+      <w:lvlText w:val=""/>
+      <w:lvlJc w:val="left"/>
+    </w:lvl>
+  </w:abstractNum>
+  <w:abstractNum w:abstractNumId="1" w15:restartNumberingAfterBreak="0">
     <w:nsid w:val="FFFFFF7C"/>
     <w:multiLevelType w:val="singleLevel"/>
     <w:tmpl w:val="C310EC42"/>
@@ -1440,7 +2311,7 @@
       </w:pPr>
     </w:lvl>
   </w:abstractNum>
-  <w:abstractNum w:abstractNumId="1" w15:restartNumberingAfterBreak="0">
+  <w:abstractNum w:abstractNumId="2" w15:restartNumberingAfterBreak="0">
     <w:nsid w:val="FFFFFF7D"/>
     <w:multiLevelType w:val="singleLevel"/>
     <w:tmpl w:val="E4089024"/>
@@ -1457,14 +2328,13 @@
       </w:pPr>
     </w:lvl>
   </w:abstractNum>
-  <w:abstractNum w:abstractNumId="2" w15:restartNumberingAfterBreak="0">
+  <w:abstractNum w:abstractNumId="3" w15:restartNumberingAfterBreak="0">
     <w:nsid w:val="FFFFFF7E"/>
     <w:multiLevelType w:val="singleLevel"/>
     <w:tmpl w:val="FB12693A"/>
     <w:lvl w:ilvl="0">
       <w:start w:val="1"/>
       <w:numFmt w:val="decimal"/>
-      <w:pStyle w:val="ListNumber3"/>
       <w:lvlText w:val="%1."/>
       <w:lvlJc w:val="left"/>
       <w:pPr>
@@ -1475,14 +2345,13 @@
       </w:pPr>
     </w:lvl>
   </w:abstractNum>
-  <w:abstractNum w:abstractNumId="3" w15:restartNumberingAfterBreak="0">
+  <w:abstractNum w:abstractNumId="4" w15:restartNumberingAfterBreak="0">
     <w:nsid w:val="FFFFFF7F"/>
     <w:multiLevelType w:val="singleLevel"/>
     <w:tmpl w:val="38441652"/>
     <w:lvl w:ilvl="0">
       <w:start w:val="1"/>
       <w:numFmt w:val="decimal"/>
-      <w:pStyle w:val="ListNumber2"/>
       <w:lvlText w:val="%1."/>
       <w:lvlJc w:val="left"/>
       <w:pPr>
@@ -1493,7 +2362,7 @@
       </w:pPr>
     </w:lvl>
   </w:abstractNum>
-  <w:abstractNum w:abstractNumId="4" w15:restartNumberingAfterBreak="0">
+  <w:abstractNum w:abstractNumId="5" w15:restartNumberingAfterBreak="0">
     <w:nsid w:val="FFFFFF81"/>
     <w:multiLevelType w:val="singleLevel"/>
     <w:tmpl w:val="171AC3A4"/>
@@ -1513,14 +2382,13 @@
       </w:rPr>
     </w:lvl>
   </w:abstractNum>
-  <w:abstractNum w:abstractNumId="5" w15:restartNumberingAfterBreak="0">
+  <w:abstractNum w:abstractNumId="6" w15:restartNumberingAfterBreak="0">
     <w:nsid w:val="FFFFFF82"/>
     <w:multiLevelType w:val="singleLevel"/>
     <w:tmpl w:val="F3EAFDEC"/>
     <w:lvl w:ilvl="0">
       <w:start w:val="1"/>
       <w:numFmt w:val="bullet"/>
-      <w:pStyle w:val="ListBullet3"/>
       <w:lvlText w:val=""/>
       <w:lvlJc w:val="left"/>
       <w:pPr>
@@ -1534,14 +2402,13 @@
       </w:rPr>
     </w:lvl>
   </w:abstractNum>
-  <w:abstractNum w:abstractNumId="6" w15:restartNumberingAfterBreak="0">
+  <w:abstractNum w:abstractNumId="7" w15:restartNumberingAfterBreak="0">
     <w:nsid w:val="FFFFFF83"/>
     <w:multiLevelType w:val="singleLevel"/>
     <w:tmpl w:val="3D1EFFD4"/>
     <w:lvl w:ilvl="0">
       <w:start w:val="1"/>
       <w:numFmt w:val="bullet"/>
-      <w:pStyle w:val="ListBullet2"/>
       <w:lvlText w:val=""/>
       <w:lvlJc w:val="left"/>
       <w:pPr>
@@ -1555,14 +2422,13 @@
       </w:rPr>
     </w:lvl>
   </w:abstractNum>
-  <w:abstractNum w:abstractNumId="7" w15:restartNumberingAfterBreak="0">
+  <w:abstractNum w:abstractNumId="8" w15:restartNumberingAfterBreak="0">
     <w:nsid w:val="FFFFFF88"/>
     <w:multiLevelType w:val="singleLevel"/>
     <w:tmpl w:val="D0A62B40"/>
     <w:lvl w:ilvl="0">
       <w:start w:val="1"/>
       <w:numFmt w:val="decimal"/>
-      <w:pStyle w:val="ListNumber"/>
       <w:lvlText w:val="%1."/>
       <w:lvlJc w:val="left"/>
       <w:pPr>
@@ -1573,14 +2439,13 @@
       </w:pPr>
     </w:lvl>
   </w:abstractNum>
-  <w:abstractNum w:abstractNumId="8" w15:restartNumberingAfterBreak="0">
+  <w:abstractNum w:abstractNumId="9" w15:restartNumberingAfterBreak="0">
     <w:nsid w:val="FFFFFF89"/>
     <w:multiLevelType w:val="singleLevel"/>
     <w:tmpl w:val="29761A62"/>
     <w:lvl w:ilvl="0">
       <w:start w:val="1"/>
       <w:numFmt w:val="bullet"/>
-      <w:pStyle w:val="ListBullet"/>
       <w:lvlText w:val=""/>
       <w:lvlJc w:val="left"/>
       <w:pPr>
@@ -1594,10 +2459,71 @@
       </w:rPr>
     </w:lvl>
   </w:abstractNum>
-  <w:abstractNum w:abstractNumId="9" w15:restartNumberingAfterBreak="0">
-    <w:nsid w:val="18384C0A"/>
+  <w:abstractNum w:abstractNumId="10" w15:restartNumberingAfterBreak="0">
+    <w:nsid w:val="1A9202E3"/>
     <w:multiLevelType w:val="multilevel"/>
-    <w:tmpl w:val="AB5C6804"/>
+    <w:tmpl w:val="D9CAC6C4"/>
+    <w:lvl w:ilvl="0">
+      <w:start w:val="1"/>
+      <w:numFmt w:val="bullet"/>
+      <w:pStyle w:val="ListBullet"/>
+      <w:lvlText w:val="•"/>
+      <w:lvlJc w:val="left"/>
+      <w:pPr>
+        <w:tabs>
+          <w:tab w:val="num" w:pos="285"/>
+        </w:tabs>
+        <w:ind w:left="285" w:hanging="285"/>
+      </w:pPr>
+      <w:rPr>
+        <w:rFonts w:ascii="Calibri" w:hAnsi="Calibri"/>
+      </w:rPr>
+    </w:lvl>
+    <w:lvl w:ilvl="1">
+      <w:numFmt w:val="decimal"/>
+      <w:lvlText w:val=""/>
+      <w:lvlJc w:val="left"/>
+    </w:lvl>
+    <w:lvl w:ilvl="2">
+      <w:numFmt w:val="decimal"/>
+      <w:lvlText w:val=""/>
+      <w:lvlJc w:val="left"/>
+    </w:lvl>
+    <w:lvl w:ilvl="3">
+      <w:numFmt w:val="decimal"/>
+      <w:lvlText w:val=""/>
+      <w:lvlJc w:val="left"/>
+    </w:lvl>
+    <w:lvl w:ilvl="4">
+      <w:numFmt w:val="decimal"/>
+      <w:lvlText w:val=""/>
+      <w:lvlJc w:val="left"/>
+    </w:lvl>
+    <w:lvl w:ilvl="5">
+      <w:numFmt w:val="decimal"/>
+      <w:lvlText w:val=""/>
+      <w:lvlJc w:val="left"/>
+    </w:lvl>
+    <w:lvl w:ilvl="6">
+      <w:numFmt w:val="decimal"/>
+      <w:lvlText w:val=""/>
+      <w:lvlJc w:val="left"/>
+    </w:lvl>
+    <w:lvl w:ilvl="7">
+      <w:numFmt w:val="decimal"/>
+      <w:lvlText w:val=""/>
+      <w:lvlJc w:val="left"/>
+    </w:lvl>
+    <w:lvl w:ilvl="8">
+      <w:numFmt w:val="decimal"/>
+      <w:lvlText w:val=""/>
+      <w:lvlJc w:val="left"/>
+    </w:lvl>
+  </w:abstractNum>
+  <w:abstractNum w:abstractNumId="11" w15:restartNumberingAfterBreak="0">
+    <w:nsid w:val="2D9E3DF8"/>
+    <w:multiLevelType w:val="multilevel"/>
+    <w:tmpl w:val="1B44623E"/>
     <w:lvl w:ilvl="0">
       <w:start w:val="1"/>
       <w:numFmt w:val="bullet"/>
@@ -1743,10 +2669,10 @@
       </w:rPr>
     </w:lvl>
   </w:abstractNum>
-  <w:abstractNum w:abstractNumId="10" w15:restartNumberingAfterBreak="0">
-    <w:nsid w:val="1AB54E7D"/>
+  <w:abstractNum w:abstractNumId="12" w15:restartNumberingAfterBreak="0">
+    <w:nsid w:val="4E653A1E"/>
     <w:multiLevelType w:val="multilevel"/>
-    <w:tmpl w:val="D06698AA"/>
+    <w:tmpl w:val="C084FDD4"/>
     <w:lvl w:ilvl="0">
       <w:start w:val="1"/>
       <w:numFmt w:val="bullet"/>
@@ -1892,10 +2818,10 @@
       </w:rPr>
     </w:lvl>
   </w:abstractNum>
-  <w:abstractNum w:abstractNumId="11" w15:restartNumberingAfterBreak="0">
-    <w:nsid w:val="5CBE2F9F"/>
+  <w:abstractNum w:abstractNumId="13" w15:restartNumberingAfterBreak="0">
+    <w:nsid w:val="6A46500A"/>
     <w:multiLevelType w:val="multilevel"/>
-    <w:tmpl w:val="65FCF44E"/>
+    <w:tmpl w:val="BAEA3F44"/>
     <w:lvl w:ilvl="0">
       <w:start w:val="1"/>
       <w:numFmt w:val="bullet"/>
@@ -2041,193 +2967,20 @@
       </w:rPr>
     </w:lvl>
   </w:abstractNum>
-  <w:abstractNum w:abstractNumId="12" w15:restartNumberingAfterBreak="0">
-    <w:nsid w:val="634E768D"/>
-    <w:multiLevelType w:val="multilevel"/>
-    <w:tmpl w:val="B40A7DB8"/>
-    <w:lvl w:ilvl="0">
-      <w:start w:val="1"/>
-      <w:numFmt w:val="bullet"/>
-      <w:lvlText w:val=""/>
-      <w:lvlJc w:val="left"/>
-      <w:pPr>
-        <w:tabs>
-          <w:tab w:val="num" w:pos="720"/>
-        </w:tabs>
-        <w:ind w:left="720" w:hanging="360"/>
-      </w:pPr>
-      <w:rPr>
-        <w:rFonts w:ascii="Symbol" w:hAnsi="Symbol" w:hint="default"/>
-        <w:sz w:val="20"/>
-      </w:rPr>
-    </w:lvl>
-    <w:lvl w:ilvl="1" w:tentative="1">
-      <w:start w:val="1"/>
-      <w:numFmt w:val="bullet"/>
-      <w:lvlText w:val="o"/>
-      <w:lvlJc w:val="left"/>
-      <w:pPr>
-        <w:tabs>
-          <w:tab w:val="num" w:pos="1440"/>
-        </w:tabs>
-        <w:ind w:left="1440" w:hanging="360"/>
-      </w:pPr>
-      <w:rPr>
-        <w:rFonts w:ascii="Courier New" w:hAnsi="Courier New" w:hint="default"/>
-        <w:sz w:val="20"/>
-      </w:rPr>
-    </w:lvl>
-    <w:lvl w:ilvl="2" w:tentative="1">
-      <w:start w:val="1"/>
-      <w:numFmt w:val="bullet"/>
-      <w:lvlText w:val=""/>
-      <w:lvlJc w:val="left"/>
-      <w:pPr>
-        <w:tabs>
-          <w:tab w:val="num" w:pos="2160"/>
-        </w:tabs>
-        <w:ind w:left="2160" w:hanging="360"/>
-      </w:pPr>
-      <w:rPr>
-        <w:rFonts w:ascii="Wingdings" w:hAnsi="Wingdings" w:hint="default"/>
-        <w:sz w:val="20"/>
-      </w:rPr>
-    </w:lvl>
-    <w:lvl w:ilvl="3" w:tentative="1">
-      <w:start w:val="1"/>
-      <w:numFmt w:val="bullet"/>
-      <w:lvlText w:val=""/>
-      <w:lvlJc w:val="left"/>
-      <w:pPr>
-        <w:tabs>
-          <w:tab w:val="num" w:pos="2880"/>
-        </w:tabs>
-        <w:ind w:left="2880" w:hanging="360"/>
-      </w:pPr>
-      <w:rPr>
-        <w:rFonts w:ascii="Wingdings" w:hAnsi="Wingdings" w:hint="default"/>
-        <w:sz w:val="20"/>
-      </w:rPr>
-    </w:lvl>
-    <w:lvl w:ilvl="4" w:tentative="1">
-      <w:start w:val="1"/>
-      <w:numFmt w:val="bullet"/>
-      <w:lvlText w:val=""/>
-      <w:lvlJc w:val="left"/>
-      <w:pPr>
-        <w:tabs>
-          <w:tab w:val="num" w:pos="3600"/>
-        </w:tabs>
-        <w:ind w:left="3600" w:hanging="360"/>
-      </w:pPr>
-      <w:rPr>
-        <w:rFonts w:ascii="Wingdings" w:hAnsi="Wingdings" w:hint="default"/>
-        <w:sz w:val="20"/>
-      </w:rPr>
-    </w:lvl>
-    <w:lvl w:ilvl="5" w:tentative="1">
-      <w:start w:val="1"/>
-      <w:numFmt w:val="bullet"/>
-      <w:lvlText w:val=""/>
-      <w:lvlJc w:val="left"/>
-      <w:pPr>
-        <w:tabs>
-          <w:tab w:val="num" w:pos="4320"/>
-        </w:tabs>
-        <w:ind w:left="4320" w:hanging="360"/>
-      </w:pPr>
-      <w:rPr>
-        <w:rFonts w:ascii="Wingdings" w:hAnsi="Wingdings" w:hint="default"/>
-        <w:sz w:val="20"/>
-      </w:rPr>
-    </w:lvl>
-    <w:lvl w:ilvl="6" w:tentative="1">
-      <w:start w:val="1"/>
-      <w:numFmt w:val="bullet"/>
-      <w:lvlText w:val=""/>
-      <w:lvlJc w:val="left"/>
-      <w:pPr>
-        <w:tabs>
-          <w:tab w:val="num" w:pos="5040"/>
-        </w:tabs>
-        <w:ind w:left="5040" w:hanging="360"/>
-      </w:pPr>
-      <w:rPr>
-        <w:rFonts w:ascii="Wingdings" w:hAnsi="Wingdings" w:hint="default"/>
-        <w:sz w:val="20"/>
-      </w:rPr>
-    </w:lvl>
-    <w:lvl w:ilvl="7" w:tentative="1">
-      <w:start w:val="1"/>
-      <w:numFmt w:val="bullet"/>
-      <w:lvlText w:val=""/>
-      <w:lvlJc w:val="left"/>
-      <w:pPr>
-        <w:tabs>
-          <w:tab w:val="num" w:pos="5760"/>
-        </w:tabs>
-        <w:ind w:left="5760" w:hanging="360"/>
-      </w:pPr>
-      <w:rPr>
-        <w:rFonts w:ascii="Wingdings" w:hAnsi="Wingdings" w:hint="default"/>
-        <w:sz w:val="20"/>
-      </w:rPr>
-    </w:lvl>
-    <w:lvl w:ilvl="8" w:tentative="1">
-      <w:start w:val="1"/>
-      <w:numFmt w:val="bullet"/>
-      <w:lvlText w:val=""/>
-      <w:lvlJc w:val="left"/>
-      <w:pPr>
-        <w:tabs>
-          <w:tab w:val="num" w:pos="6480"/>
-        </w:tabs>
-        <w:ind w:left="6480" w:hanging="360"/>
-      </w:pPr>
-      <w:rPr>
-        <w:rFonts w:ascii="Wingdings" w:hAnsi="Wingdings" w:hint="default"/>
-        <w:sz w:val="20"/>
-      </w:rPr>
-    </w:lvl>
-  </w:abstractNum>
-  <w:num w:numId="1" w16cid:durableId="121577848">
-    <w:abstractNumId w:val="8"/>
+  <w:num w:numId="1" w16cid:durableId="264464773">
+    <w:abstractNumId w:val="10"/>
   </w:num>
-  <w:num w:numId="2" w16cid:durableId="791242564">
-    <w:abstractNumId w:val="6"/>
-  </w:num>
-  <w:num w:numId="3" w16cid:durableId="1479108643">
-    <w:abstractNumId w:val="5"/>
-  </w:num>
-  <w:num w:numId="4" w16cid:durableId="1384283170">
-    <w:abstractNumId w:val="4"/>
-  </w:num>
-  <w:num w:numId="5" w16cid:durableId="1679115668">
-    <w:abstractNumId w:val="7"/>
-  </w:num>
-  <w:num w:numId="6" w16cid:durableId="1062828766">
-    <w:abstractNumId w:val="3"/>
-  </w:num>
-  <w:num w:numId="7" w16cid:durableId="814369244">
-    <w:abstractNumId w:val="2"/>
-  </w:num>
-  <w:num w:numId="8" w16cid:durableId="373044891">
-    <w:abstractNumId w:val="1"/>
-  </w:num>
-  <w:num w:numId="9" w16cid:durableId="1473060506">
+  <w:num w:numId="2" w16cid:durableId="21328340">
     <w:abstractNumId w:val="0"/>
   </w:num>
-  <w:num w:numId="10" w16cid:durableId="1874145691">
-    <w:abstractNumId w:val="9"/>
+  <w:num w:numId="3" w16cid:durableId="892231471">
+    <w:abstractNumId w:val="12"/>
   </w:num>
-  <w:num w:numId="11" w16cid:durableId="1917351573">
+  <w:num w:numId="4" w16cid:durableId="1312565478">
+    <w:abstractNumId w:val="13"/>
+  </w:num>
+  <w:num w:numId="5" w16cid:durableId="1101686865">
     <w:abstractNumId w:val="11"/>
-  </w:num>
-  <w:num w:numId="12" w16cid:durableId="520314080">
-    <w:abstractNumId w:val="10"/>
-  </w:num>
-  <w:num w:numId="13" w16cid:durableId="1044251758">
-    <w:abstractNumId w:val="12"/>
   </w:num>
 </w:numbering>
 </file>
@@ -2623,11 +3376,12 @@
     <w:qFormat/>
     <w:rsid w:val="00FC693F"/>
     <w:pPr>
-      <w:spacing w:after="40" w:line="245" w:lineRule="auto"/>
+      <w:spacing w:after="40" w:line="240" w:lineRule="exact"/>
     </w:pPr>
     <w:rPr>
-      <w:rFonts w:ascii="Times New Roman" w:eastAsia="Times New Roman" w:hAnsi="Times New Roman" w:cs="Times New Roman"/>
+      <w:rFonts w:ascii="Calibri" w:eastAsia="Calibri" w:hAnsi="Calibri" w:cs="Calibri"/>
       <w:color w:val="000000"/>
+      <w:sz w:val="20"/>
     </w:rPr>
   </w:style>
   <w:style w:type="paragraph" w:styleId="Heading1">
@@ -2641,13 +3395,13 @@
     <w:pPr>
       <w:keepNext/>
       <w:keepLines/>
-      <w:spacing w:before="160" w:after="60"/>
+      <w:spacing w:before="240" w:after="80" w:line="280" w:lineRule="exact"/>
       <w:outlineLvl w:val="0"/>
     </w:pPr>
     <w:rPr>
       <w:b/>
       <w:bCs/>
-      <w:sz w:val="23"/>
+      <w:sz w:val="22"/>
       <w:szCs w:val="28"/>
     </w:rPr>
   </w:style>
@@ -2663,12 +3417,14 @@
     <w:pPr>
       <w:keepNext/>
       <w:keepLines/>
-      <w:spacing w:before="200"/>
+      <w:spacing w:before="200" w:after="0"/>
       <w:outlineLvl w:val="1"/>
     </w:pPr>
     <w:rPr>
+      <w:rFonts w:asciiTheme="majorHAnsi" w:eastAsiaTheme="majorEastAsia" w:hAnsiTheme="majorHAnsi" w:cstheme="majorBidi"/>
       <w:b/>
       <w:bCs/>
+      <w:color w:val="4F81BD" w:themeColor="accent1"/>
       <w:sz w:val="26"/>
       <w:szCs w:val="26"/>
     </w:rPr>
@@ -2689,8 +3445,10 @@
       <w:outlineLvl w:val="2"/>
     </w:pPr>
     <w:rPr>
+      <w:rFonts w:asciiTheme="majorHAnsi" w:eastAsiaTheme="majorEastAsia" w:hAnsiTheme="majorHAnsi" w:cstheme="majorBidi"/>
       <w:b/>
       <w:bCs/>
+      <w:color w:val="4F81BD" w:themeColor="accent1"/>
     </w:rPr>
   </w:style>
   <w:style w:type="paragraph" w:styleId="Heading4">
@@ -2710,10 +3468,12 @@
       <w:outlineLvl w:val="3"/>
     </w:pPr>
     <w:rPr>
+      <w:rFonts w:asciiTheme="majorHAnsi" w:eastAsiaTheme="majorEastAsia" w:hAnsiTheme="majorHAnsi" w:cstheme="majorBidi"/>
       <w:b/>
       <w:bCs/>
       <w:i/>
       <w:iCs/>
+      <w:color w:val="4F81BD" w:themeColor="accent1"/>
     </w:rPr>
   </w:style>
   <w:style w:type="paragraph" w:styleId="Heading5">
@@ -2732,6 +3492,10 @@
       <w:spacing w:before="200" w:after="0"/>
       <w:outlineLvl w:val="4"/>
     </w:pPr>
+    <w:rPr>
+      <w:rFonts w:asciiTheme="majorHAnsi" w:eastAsiaTheme="majorEastAsia" w:hAnsiTheme="majorHAnsi" w:cstheme="majorBidi"/>
+      <w:color w:val="243F60" w:themeColor="accent1" w:themeShade="7F"/>
+    </w:rPr>
   </w:style>
   <w:style w:type="paragraph" w:styleId="Heading6">
     <w:name w:val="heading 6"/>
@@ -2750,8 +3514,10 @@
       <w:outlineLvl w:val="5"/>
     </w:pPr>
     <w:rPr>
+      <w:rFonts w:asciiTheme="majorHAnsi" w:eastAsiaTheme="majorEastAsia" w:hAnsiTheme="majorHAnsi" w:cstheme="majorBidi"/>
       <w:i/>
       <w:iCs/>
+      <w:color w:val="243F60" w:themeColor="accent1" w:themeShade="7F"/>
     </w:rPr>
   </w:style>
   <w:style w:type="paragraph" w:styleId="Heading7">
@@ -2771,8 +3537,10 @@
       <w:outlineLvl w:val="6"/>
     </w:pPr>
     <w:rPr>
+      <w:rFonts w:asciiTheme="majorHAnsi" w:eastAsiaTheme="majorEastAsia" w:hAnsiTheme="majorHAnsi" w:cstheme="majorBidi"/>
       <w:i/>
       <w:iCs/>
+      <w:color w:val="404040" w:themeColor="text1" w:themeTint="BF"/>
     </w:rPr>
   </w:style>
   <w:style w:type="paragraph" w:styleId="Heading8">
@@ -2792,7 +3560,8 @@
       <w:outlineLvl w:val="7"/>
     </w:pPr>
     <w:rPr>
-      <w:sz w:val="20"/>
+      <w:rFonts w:asciiTheme="majorHAnsi" w:eastAsiaTheme="majorEastAsia" w:hAnsiTheme="majorHAnsi" w:cstheme="majorBidi"/>
+      <w:color w:val="4F81BD" w:themeColor="accent1"/>
       <w:szCs w:val="20"/>
     </w:rPr>
   </w:style>
@@ -2813,16 +3582,16 @@
       <w:outlineLvl w:val="8"/>
     </w:pPr>
     <w:rPr>
+      <w:rFonts w:asciiTheme="majorHAnsi" w:eastAsiaTheme="majorEastAsia" w:hAnsiTheme="majorHAnsi" w:cstheme="majorBidi"/>
       <w:i/>
       <w:iCs/>
-      <w:sz w:val="20"/>
+      <w:color w:val="404040" w:themeColor="text1" w:themeTint="BF"/>
       <w:szCs w:val="20"/>
     </w:rPr>
   </w:style>
   <w:style w:type="character" w:default="1" w:styleId="DefaultParagraphFont">
     <w:name w:val="Default Paragraph Font"/>
     <w:uiPriority w:val="1"/>
-    <w:semiHidden/>
     <w:unhideWhenUsed/>
   </w:style>
   <w:style w:type="table" w:default="1" w:styleId="TableNormal">
@@ -2898,9 +3667,6 @@
     <w:pPr>
       <w:spacing w:after="0" w:line="240" w:lineRule="auto"/>
     </w:pPr>
-    <w:rPr>
-      <w:color w:val="000000"/>
-    </w:rPr>
   </w:style>
   <w:style w:type="character" w:customStyle="1" w:styleId="Heading1Char">
     <w:name w:val="Heading 1 Char"/>
@@ -2909,7 +3675,7 @@
     <w:uiPriority w:val="9"/>
     <w:rsid w:val="00FC693F"/>
     <w:rPr>
-      <w:rFonts w:ascii="Times New Roman" w:eastAsia="Times New Roman" w:hAnsi="Times New Roman" w:cs="Times New Roman"/>
+      <w:rFonts w:asciiTheme="majorHAnsi" w:eastAsiaTheme="majorEastAsia" w:hAnsiTheme="majorHAnsi" w:cstheme="majorBidi"/>
       <w:b/>
       <w:bCs/>
       <w:color w:val="365F91" w:themeColor="accent1" w:themeShade="BF"/>
@@ -2924,7 +3690,7 @@
     <w:uiPriority w:val="9"/>
     <w:rsid w:val="00FC693F"/>
     <w:rPr>
-      <w:rFonts w:ascii="Times New Roman" w:eastAsia="Times New Roman" w:hAnsi="Times New Roman" w:cs="Times New Roman"/>
+      <w:rFonts w:asciiTheme="majorHAnsi" w:eastAsiaTheme="majorEastAsia" w:hAnsiTheme="majorHAnsi" w:cstheme="majorBidi"/>
       <w:b/>
       <w:bCs/>
       <w:color w:val="4F81BD" w:themeColor="accent1"/>
@@ -2939,7 +3705,7 @@
     <w:uiPriority w:val="9"/>
     <w:rsid w:val="00FC693F"/>
     <w:rPr>
-      <w:rFonts w:ascii="Times New Roman" w:eastAsia="Times New Roman" w:hAnsi="Times New Roman" w:cs="Times New Roman"/>
+      <w:rFonts w:asciiTheme="majorHAnsi" w:eastAsiaTheme="majorEastAsia" w:hAnsiTheme="majorHAnsi" w:cstheme="majorBidi"/>
       <w:b/>
       <w:bCs/>
       <w:color w:val="4F81BD" w:themeColor="accent1"/>
@@ -2954,14 +3720,15 @@
     <w:qFormat/>
     <w:rsid w:val="00FC693F"/>
     <w:pPr>
-      <w:spacing w:after="60"/>
+      <w:keepNext/>
+      <w:spacing w:before="200" w:line="480" w:lineRule="exact"/>
       <w:contextualSpacing/>
     </w:pPr>
     <w:rPr>
       <w:b/>
       <w:spacing w:val="5"/>
       <w:kern w:val="28"/>
-      <w:sz w:val="36"/>
+      <w:sz w:val="40"/>
       <w:szCs w:val="52"/>
     </w:rPr>
   </w:style>
@@ -2972,7 +3739,7 @@
     <w:uiPriority w:val="10"/>
     <w:rsid w:val="00FC693F"/>
     <w:rPr>
-      <w:rFonts w:ascii="Times New Roman" w:eastAsia="Times New Roman" w:hAnsi="Times New Roman" w:cs="Times New Roman"/>
+      <w:rFonts w:asciiTheme="majorHAnsi" w:eastAsiaTheme="majorEastAsia" w:hAnsiTheme="majorHAnsi" w:cstheme="majorBidi"/>
       <w:color w:val="17365D" w:themeColor="text2" w:themeShade="BF"/>
       <w:spacing w:val="5"/>
       <w:kern w:val="28"/>
@@ -2994,8 +3761,10 @@
       </w:numPr>
     </w:pPr>
     <w:rPr>
+      <w:rFonts w:asciiTheme="majorHAnsi" w:eastAsiaTheme="majorEastAsia" w:hAnsiTheme="majorHAnsi" w:cstheme="majorBidi"/>
       <w:i/>
       <w:iCs/>
+      <w:color w:val="4F81BD" w:themeColor="accent1"/>
       <w:spacing w:val="15"/>
       <w:sz w:val="24"/>
       <w:szCs w:val="24"/>
@@ -3008,7 +3777,7 @@
     <w:uiPriority w:val="11"/>
     <w:rsid w:val="00FC693F"/>
     <w:rPr>
-      <w:rFonts w:ascii="Times New Roman" w:eastAsia="Times New Roman" w:hAnsi="Times New Roman" w:cs="Times New Roman"/>
+      <w:rFonts w:asciiTheme="majorHAnsi" w:eastAsiaTheme="majorEastAsia" w:hAnsiTheme="majorHAnsi" w:cstheme="majorBidi"/>
       <w:i/>
       <w:iCs/>
       <w:color w:val="4F81BD" w:themeColor="accent1"/>
@@ -3143,9 +3912,9 @@
     <w:unhideWhenUsed/>
     <w:rsid w:val="00326F90"/>
     <w:pPr>
-      <w:numPr>
-        <w:numId w:val="2"/>
-      </w:numPr>
+      <w:tabs>
+        <w:tab w:val="num" w:pos="360"/>
+      </w:tabs>
       <w:contextualSpacing/>
     </w:pPr>
   </w:style>
@@ -3156,9 +3925,9 @@
     <w:unhideWhenUsed/>
     <w:rsid w:val="00326F90"/>
     <w:pPr>
-      <w:numPr>
-        <w:numId w:val="3"/>
-      </w:numPr>
+      <w:tabs>
+        <w:tab w:val="num" w:pos="360"/>
+      </w:tabs>
       <w:contextualSpacing/>
     </w:pPr>
   </w:style>
@@ -3169,9 +3938,9 @@
     <w:unhideWhenUsed/>
     <w:rsid w:val="00326F90"/>
     <w:pPr>
-      <w:numPr>
-        <w:numId w:val="5"/>
-      </w:numPr>
+      <w:tabs>
+        <w:tab w:val="num" w:pos="360"/>
+      </w:tabs>
       <w:contextualSpacing/>
     </w:pPr>
   </w:style>
@@ -3182,9 +3951,9 @@
     <w:unhideWhenUsed/>
     <w:rsid w:val="0029639D"/>
     <w:pPr>
-      <w:numPr>
-        <w:numId w:val="6"/>
-      </w:numPr>
+      <w:tabs>
+        <w:tab w:val="num" w:pos="360"/>
+      </w:tabs>
       <w:contextualSpacing/>
     </w:pPr>
   </w:style>
@@ -3195,9 +3964,9 @@
     <w:unhideWhenUsed/>
     <w:rsid w:val="0029639D"/>
     <w:pPr>
-      <w:numPr>
-        <w:numId w:val="7"/>
-      </w:numPr>
+      <w:tabs>
+        <w:tab w:val="num" w:pos="360"/>
+      </w:tabs>
       <w:contextualSpacing/>
     </w:pPr>
   </w:style>
@@ -3255,8 +4024,7 @@
       </w:tabs>
     </w:pPr>
     <w:rPr>
-      <w:rFonts w:ascii="Times New Roman" w:eastAsia="Times New Roman" w:hAnsi="Times New Roman" w:cs="Times New Roman"/>
-      <w:color w:val="000000"/>
+      <w:rFonts w:ascii="Courier" w:hAnsi="Courier"/>
       <w:sz w:val="20"/>
       <w:szCs w:val="20"/>
     </w:rPr>
@@ -3268,7 +4036,7 @@
     <w:uiPriority w:val="99"/>
     <w:rsid w:val="0029639D"/>
     <w:rPr>
-      <w:rFonts w:ascii="Times New Roman" w:eastAsia="Times New Roman" w:hAnsi="Times New Roman" w:cs="Times New Roman"/>
+      <w:rFonts w:ascii="Courier" w:hAnsi="Courier"/>
       <w:sz w:val="20"/>
       <w:szCs w:val="20"/>
     </w:rPr>
@@ -3284,6 +4052,7 @@
     <w:rPr>
       <w:i/>
       <w:iCs/>
+      <w:color w:val="000000" w:themeColor="text1"/>
     </w:rPr>
   </w:style>
   <w:style w:type="character" w:customStyle="1" w:styleId="QuoteChar">
@@ -3306,7 +4075,7 @@
     <w:semiHidden/>
     <w:rsid w:val="00FC693F"/>
     <w:rPr>
-      <w:rFonts w:ascii="Times New Roman" w:eastAsia="Times New Roman" w:hAnsi="Times New Roman" w:cs="Times New Roman"/>
+      <w:rFonts w:asciiTheme="majorHAnsi" w:eastAsiaTheme="majorEastAsia" w:hAnsiTheme="majorHAnsi" w:cstheme="majorBidi"/>
       <w:b/>
       <w:bCs/>
       <w:i/>
@@ -3322,7 +4091,7 @@
     <w:semiHidden/>
     <w:rsid w:val="00FC693F"/>
     <w:rPr>
-      <w:rFonts w:ascii="Times New Roman" w:eastAsia="Times New Roman" w:hAnsi="Times New Roman" w:cs="Times New Roman"/>
+      <w:rFonts w:asciiTheme="majorHAnsi" w:eastAsiaTheme="majorEastAsia" w:hAnsiTheme="majorHAnsi" w:cstheme="majorBidi"/>
       <w:color w:val="243F60" w:themeColor="accent1" w:themeShade="7F"/>
     </w:rPr>
   </w:style>
@@ -3334,7 +4103,7 @@
     <w:semiHidden/>
     <w:rsid w:val="00FC693F"/>
     <w:rPr>
-      <w:rFonts w:ascii="Times New Roman" w:eastAsia="Times New Roman" w:hAnsi="Times New Roman" w:cs="Times New Roman"/>
+      <w:rFonts w:asciiTheme="majorHAnsi" w:eastAsiaTheme="majorEastAsia" w:hAnsiTheme="majorHAnsi" w:cstheme="majorBidi"/>
       <w:i/>
       <w:iCs/>
       <w:color w:val="243F60" w:themeColor="accent1" w:themeShade="7F"/>
@@ -3348,7 +4117,7 @@
     <w:semiHidden/>
     <w:rsid w:val="00FC693F"/>
     <w:rPr>
-      <w:rFonts w:ascii="Times New Roman" w:eastAsia="Times New Roman" w:hAnsi="Times New Roman" w:cs="Times New Roman"/>
+      <w:rFonts w:asciiTheme="majorHAnsi" w:eastAsiaTheme="majorEastAsia" w:hAnsiTheme="majorHAnsi" w:cstheme="majorBidi"/>
       <w:i/>
       <w:iCs/>
       <w:color w:val="404040" w:themeColor="text1" w:themeTint="BF"/>
@@ -3362,7 +4131,7 @@
     <w:semiHidden/>
     <w:rsid w:val="00FC693F"/>
     <w:rPr>
-      <w:rFonts w:ascii="Times New Roman" w:eastAsia="Times New Roman" w:hAnsi="Times New Roman" w:cs="Times New Roman"/>
+      <w:rFonts w:asciiTheme="majorHAnsi" w:eastAsiaTheme="majorEastAsia" w:hAnsiTheme="majorHAnsi" w:cstheme="majorBidi"/>
       <w:color w:val="4F81BD" w:themeColor="accent1"/>
       <w:sz w:val="20"/>
       <w:szCs w:val="20"/>
@@ -3376,7 +4145,7 @@
     <w:semiHidden/>
     <w:rsid w:val="00FC693F"/>
     <w:rPr>
-      <w:rFonts w:ascii="Times New Roman" w:eastAsia="Times New Roman" w:hAnsi="Times New Roman" w:cs="Times New Roman"/>
+      <w:rFonts w:asciiTheme="majorHAnsi" w:eastAsiaTheme="majorEastAsia" w:hAnsiTheme="majorHAnsi" w:cstheme="majorBidi"/>
       <w:i/>
       <w:iCs/>
       <w:color w:val="404040" w:themeColor="text1" w:themeTint="BF"/>
@@ -3399,6 +4168,7 @@
     <w:rPr>
       <w:b/>
       <w:bCs/>
+      <w:color w:val="4F81BD" w:themeColor="accent1"/>
       <w:sz w:val="18"/>
       <w:szCs w:val="18"/>
     </w:rPr>
@@ -3442,6 +4212,7 @@
       <w:bCs/>
       <w:i/>
       <w:iCs/>
+      <w:color w:val="4F81BD" w:themeColor="accent1"/>
     </w:rPr>
   </w:style>
   <w:style w:type="character" w:customStyle="1" w:styleId="IntenseQuoteChar">
@@ -4848,7 +5619,7 @@
         <w:spacing w:before="0" w:after="0" w:line="240" w:lineRule="auto"/>
       </w:pPr>
       <w:rPr>
-        <w:rFonts w:ascii="Times New Roman" w:eastAsia="Times New Roman" w:hAnsi="Times New Roman" w:cs="Times New Roman"/>
+        <w:rFonts w:asciiTheme="majorHAnsi" w:eastAsiaTheme="majorEastAsia" w:hAnsiTheme="majorHAnsi" w:cstheme="majorBidi"/>
         <w:b/>
         <w:bCs/>
       </w:rPr>
@@ -4869,7 +5640,7 @@
         <w:spacing w:before="0" w:after="0" w:line="240" w:lineRule="auto"/>
       </w:pPr>
       <w:rPr>
-        <w:rFonts w:ascii="Times New Roman" w:eastAsia="Times New Roman" w:hAnsi="Times New Roman" w:cs="Times New Roman"/>
+        <w:rFonts w:asciiTheme="majorHAnsi" w:eastAsiaTheme="majorEastAsia" w:hAnsiTheme="majorHAnsi" w:cstheme="majorBidi"/>
         <w:b/>
         <w:bCs/>
       </w:rPr>
@@ -4887,14 +5658,14 @@
     </w:tblStylePr>
     <w:tblStylePr w:type="firstCol">
       <w:rPr>
-        <w:rFonts w:ascii="Times New Roman" w:eastAsia="Times New Roman" w:hAnsi="Times New Roman" w:cs="Times New Roman"/>
+        <w:rFonts w:asciiTheme="majorHAnsi" w:eastAsiaTheme="majorEastAsia" w:hAnsiTheme="majorHAnsi" w:cstheme="majorBidi"/>
         <w:b/>
         <w:bCs/>
       </w:rPr>
     </w:tblStylePr>
     <w:tblStylePr w:type="lastCol">
       <w:rPr>
-        <w:rFonts w:ascii="Times New Roman" w:eastAsia="Times New Roman" w:hAnsi="Times New Roman" w:cs="Times New Roman"/>
+        <w:rFonts w:asciiTheme="majorHAnsi" w:eastAsiaTheme="majorEastAsia" w:hAnsiTheme="majorHAnsi" w:cstheme="majorBidi"/>
         <w:b/>
         <w:bCs/>
       </w:rPr>
@@ -4971,7 +5742,7 @@
         <w:spacing w:before="0" w:after="0" w:line="240" w:lineRule="auto"/>
       </w:pPr>
       <w:rPr>
-        <w:rFonts w:ascii="Times New Roman" w:eastAsia="Times New Roman" w:hAnsi="Times New Roman" w:cs="Times New Roman"/>
+        <w:rFonts w:asciiTheme="majorHAnsi" w:eastAsiaTheme="majorEastAsia" w:hAnsiTheme="majorHAnsi" w:cstheme="majorBidi"/>
         <w:b/>
         <w:bCs/>
       </w:rPr>
@@ -4992,7 +5763,7 @@
         <w:spacing w:before="0" w:after="0" w:line="240" w:lineRule="auto"/>
       </w:pPr>
       <w:rPr>
-        <w:rFonts w:ascii="Times New Roman" w:eastAsia="Times New Roman" w:hAnsi="Times New Roman" w:cs="Times New Roman"/>
+        <w:rFonts w:asciiTheme="majorHAnsi" w:eastAsiaTheme="majorEastAsia" w:hAnsiTheme="majorHAnsi" w:cstheme="majorBidi"/>
         <w:b/>
         <w:bCs/>
       </w:rPr>
@@ -5010,14 +5781,14 @@
     </w:tblStylePr>
     <w:tblStylePr w:type="firstCol">
       <w:rPr>
-        <w:rFonts w:ascii="Times New Roman" w:eastAsia="Times New Roman" w:hAnsi="Times New Roman" w:cs="Times New Roman"/>
+        <w:rFonts w:asciiTheme="majorHAnsi" w:eastAsiaTheme="majorEastAsia" w:hAnsiTheme="majorHAnsi" w:cstheme="majorBidi"/>
         <w:b/>
         <w:bCs/>
       </w:rPr>
     </w:tblStylePr>
     <w:tblStylePr w:type="lastCol">
       <w:rPr>
-        <w:rFonts w:ascii="Times New Roman" w:eastAsia="Times New Roman" w:hAnsi="Times New Roman" w:cs="Times New Roman"/>
+        <w:rFonts w:asciiTheme="majorHAnsi" w:eastAsiaTheme="majorEastAsia" w:hAnsiTheme="majorHAnsi" w:cstheme="majorBidi"/>
         <w:b/>
         <w:bCs/>
       </w:rPr>
@@ -5094,7 +5865,7 @@
         <w:spacing w:before="0" w:after="0" w:line="240" w:lineRule="auto"/>
       </w:pPr>
       <w:rPr>
-        <w:rFonts w:ascii="Times New Roman" w:eastAsia="Times New Roman" w:hAnsi="Times New Roman" w:cs="Times New Roman"/>
+        <w:rFonts w:asciiTheme="majorHAnsi" w:eastAsiaTheme="majorEastAsia" w:hAnsiTheme="majorHAnsi" w:cstheme="majorBidi"/>
         <w:b/>
         <w:bCs/>
       </w:rPr>
@@ -5115,7 +5886,7 @@
         <w:spacing w:before="0" w:after="0" w:line="240" w:lineRule="auto"/>
       </w:pPr>
       <w:rPr>
-        <w:rFonts w:ascii="Times New Roman" w:eastAsia="Times New Roman" w:hAnsi="Times New Roman" w:cs="Times New Roman"/>
+        <w:rFonts w:asciiTheme="majorHAnsi" w:eastAsiaTheme="majorEastAsia" w:hAnsiTheme="majorHAnsi" w:cstheme="majorBidi"/>
         <w:b/>
         <w:bCs/>
       </w:rPr>
@@ -5133,14 +5904,14 @@
     </w:tblStylePr>
     <w:tblStylePr w:type="firstCol">
       <w:rPr>
-        <w:rFonts w:ascii="Times New Roman" w:eastAsia="Times New Roman" w:hAnsi="Times New Roman" w:cs="Times New Roman"/>
+        <w:rFonts w:asciiTheme="majorHAnsi" w:eastAsiaTheme="majorEastAsia" w:hAnsiTheme="majorHAnsi" w:cstheme="majorBidi"/>
         <w:b/>
         <w:bCs/>
       </w:rPr>
     </w:tblStylePr>
     <w:tblStylePr w:type="lastCol">
       <w:rPr>
-        <w:rFonts w:ascii="Times New Roman" w:eastAsia="Times New Roman" w:hAnsi="Times New Roman" w:cs="Times New Roman"/>
+        <w:rFonts w:asciiTheme="majorHAnsi" w:eastAsiaTheme="majorEastAsia" w:hAnsiTheme="majorHAnsi" w:cstheme="majorBidi"/>
         <w:b/>
         <w:bCs/>
       </w:rPr>
@@ -5217,7 +5988,7 @@
         <w:spacing w:before="0" w:after="0" w:line="240" w:lineRule="auto"/>
       </w:pPr>
       <w:rPr>
-        <w:rFonts w:ascii="Times New Roman" w:eastAsia="Times New Roman" w:hAnsi="Times New Roman" w:cs="Times New Roman"/>
+        <w:rFonts w:asciiTheme="majorHAnsi" w:eastAsiaTheme="majorEastAsia" w:hAnsiTheme="majorHAnsi" w:cstheme="majorBidi"/>
         <w:b/>
         <w:bCs/>
       </w:rPr>
@@ -5238,7 +6009,7 @@
         <w:spacing w:before="0" w:after="0" w:line="240" w:lineRule="auto"/>
       </w:pPr>
       <w:rPr>
-        <w:rFonts w:ascii="Times New Roman" w:eastAsia="Times New Roman" w:hAnsi="Times New Roman" w:cs="Times New Roman"/>
+        <w:rFonts w:asciiTheme="majorHAnsi" w:eastAsiaTheme="majorEastAsia" w:hAnsiTheme="majorHAnsi" w:cstheme="majorBidi"/>
         <w:b/>
         <w:bCs/>
       </w:rPr>
@@ -5256,14 +6027,14 @@
     </w:tblStylePr>
     <w:tblStylePr w:type="firstCol">
       <w:rPr>
-        <w:rFonts w:ascii="Times New Roman" w:eastAsia="Times New Roman" w:hAnsi="Times New Roman" w:cs="Times New Roman"/>
+        <w:rFonts w:asciiTheme="majorHAnsi" w:eastAsiaTheme="majorEastAsia" w:hAnsiTheme="majorHAnsi" w:cstheme="majorBidi"/>
         <w:b/>
         <w:bCs/>
       </w:rPr>
     </w:tblStylePr>
     <w:tblStylePr w:type="lastCol">
       <w:rPr>
-        <w:rFonts w:ascii="Times New Roman" w:eastAsia="Times New Roman" w:hAnsi="Times New Roman" w:cs="Times New Roman"/>
+        <w:rFonts w:asciiTheme="majorHAnsi" w:eastAsiaTheme="majorEastAsia" w:hAnsiTheme="majorHAnsi" w:cstheme="majorBidi"/>
         <w:b/>
         <w:bCs/>
       </w:rPr>
@@ -5340,7 +6111,7 @@
         <w:spacing w:before="0" w:after="0" w:line="240" w:lineRule="auto"/>
       </w:pPr>
       <w:rPr>
-        <w:rFonts w:ascii="Times New Roman" w:eastAsia="Times New Roman" w:hAnsi="Times New Roman" w:cs="Times New Roman"/>
+        <w:rFonts w:asciiTheme="majorHAnsi" w:eastAsiaTheme="majorEastAsia" w:hAnsiTheme="majorHAnsi" w:cstheme="majorBidi"/>
         <w:b/>
         <w:bCs/>
       </w:rPr>
@@ -5361,7 +6132,7 @@
         <w:spacing w:before="0" w:after="0" w:line="240" w:lineRule="auto"/>
       </w:pPr>
       <w:rPr>
-        <w:rFonts w:ascii="Times New Roman" w:eastAsia="Times New Roman" w:hAnsi="Times New Roman" w:cs="Times New Roman"/>
+        <w:rFonts w:asciiTheme="majorHAnsi" w:eastAsiaTheme="majorEastAsia" w:hAnsiTheme="majorHAnsi" w:cstheme="majorBidi"/>
         <w:b/>
         <w:bCs/>
       </w:rPr>
@@ -5379,14 +6150,14 @@
     </w:tblStylePr>
     <w:tblStylePr w:type="firstCol">
       <w:rPr>
-        <w:rFonts w:ascii="Times New Roman" w:eastAsia="Times New Roman" w:hAnsi="Times New Roman" w:cs="Times New Roman"/>
+        <w:rFonts w:asciiTheme="majorHAnsi" w:eastAsiaTheme="majorEastAsia" w:hAnsiTheme="majorHAnsi" w:cstheme="majorBidi"/>
         <w:b/>
         <w:bCs/>
       </w:rPr>
     </w:tblStylePr>
     <w:tblStylePr w:type="lastCol">
       <w:rPr>
-        <w:rFonts w:ascii="Times New Roman" w:eastAsia="Times New Roman" w:hAnsi="Times New Roman" w:cs="Times New Roman"/>
+        <w:rFonts w:asciiTheme="majorHAnsi" w:eastAsiaTheme="majorEastAsia" w:hAnsiTheme="majorHAnsi" w:cstheme="majorBidi"/>
         <w:b/>
         <w:bCs/>
       </w:rPr>
@@ -5463,7 +6234,7 @@
         <w:spacing w:before="0" w:after="0" w:line="240" w:lineRule="auto"/>
       </w:pPr>
       <w:rPr>
-        <w:rFonts w:ascii="Times New Roman" w:eastAsia="Times New Roman" w:hAnsi="Times New Roman" w:cs="Times New Roman"/>
+        <w:rFonts w:asciiTheme="majorHAnsi" w:eastAsiaTheme="majorEastAsia" w:hAnsiTheme="majorHAnsi" w:cstheme="majorBidi"/>
         <w:b/>
         <w:bCs/>
       </w:rPr>
@@ -5484,7 +6255,7 @@
         <w:spacing w:before="0" w:after="0" w:line="240" w:lineRule="auto"/>
       </w:pPr>
       <w:rPr>
-        <w:rFonts w:ascii="Times New Roman" w:eastAsia="Times New Roman" w:hAnsi="Times New Roman" w:cs="Times New Roman"/>
+        <w:rFonts w:asciiTheme="majorHAnsi" w:eastAsiaTheme="majorEastAsia" w:hAnsiTheme="majorHAnsi" w:cstheme="majorBidi"/>
         <w:b/>
         <w:bCs/>
       </w:rPr>
@@ -5502,14 +6273,14 @@
     </w:tblStylePr>
     <w:tblStylePr w:type="firstCol">
       <w:rPr>
-        <w:rFonts w:ascii="Times New Roman" w:eastAsia="Times New Roman" w:hAnsi="Times New Roman" w:cs="Times New Roman"/>
+        <w:rFonts w:asciiTheme="majorHAnsi" w:eastAsiaTheme="majorEastAsia" w:hAnsiTheme="majorHAnsi" w:cstheme="majorBidi"/>
         <w:b/>
         <w:bCs/>
       </w:rPr>
     </w:tblStylePr>
     <w:tblStylePr w:type="lastCol">
       <w:rPr>
-        <w:rFonts w:ascii="Times New Roman" w:eastAsia="Times New Roman" w:hAnsi="Times New Roman" w:cs="Times New Roman"/>
+        <w:rFonts w:asciiTheme="majorHAnsi" w:eastAsiaTheme="majorEastAsia" w:hAnsiTheme="majorHAnsi" w:cstheme="majorBidi"/>
         <w:b/>
         <w:bCs/>
       </w:rPr>
@@ -5586,7 +6357,7 @@
         <w:spacing w:before="0" w:after="0" w:line="240" w:lineRule="auto"/>
       </w:pPr>
       <w:rPr>
-        <w:rFonts w:ascii="Times New Roman" w:eastAsia="Times New Roman" w:hAnsi="Times New Roman" w:cs="Times New Roman"/>
+        <w:rFonts w:asciiTheme="majorHAnsi" w:eastAsiaTheme="majorEastAsia" w:hAnsiTheme="majorHAnsi" w:cstheme="majorBidi"/>
         <w:b/>
         <w:bCs/>
       </w:rPr>
@@ -5607,7 +6378,7 @@
         <w:spacing w:before="0" w:after="0" w:line="240" w:lineRule="auto"/>
       </w:pPr>
       <w:rPr>
-        <w:rFonts w:ascii="Times New Roman" w:eastAsia="Times New Roman" w:hAnsi="Times New Roman" w:cs="Times New Roman"/>
+        <w:rFonts w:asciiTheme="majorHAnsi" w:eastAsiaTheme="majorEastAsia" w:hAnsiTheme="majorHAnsi" w:cstheme="majorBidi"/>
         <w:b/>
         <w:bCs/>
       </w:rPr>
@@ -5625,14 +6396,14 @@
     </w:tblStylePr>
     <w:tblStylePr w:type="firstCol">
       <w:rPr>
-        <w:rFonts w:ascii="Times New Roman" w:eastAsia="Times New Roman" w:hAnsi="Times New Roman" w:cs="Times New Roman"/>
+        <w:rFonts w:asciiTheme="majorHAnsi" w:eastAsiaTheme="majorEastAsia" w:hAnsiTheme="majorHAnsi" w:cstheme="majorBidi"/>
         <w:b/>
         <w:bCs/>
       </w:rPr>
     </w:tblStylePr>
     <w:tblStylePr w:type="lastCol">
       <w:rPr>
-        <w:rFonts w:ascii="Times New Roman" w:eastAsia="Times New Roman" w:hAnsi="Times New Roman" w:cs="Times New Roman"/>
+        <w:rFonts w:asciiTheme="majorHAnsi" w:eastAsiaTheme="majorEastAsia" w:hAnsiTheme="majorHAnsi" w:cstheme="majorBidi"/>
         <w:b/>
         <w:bCs/>
       </w:rPr>
@@ -7392,7 +8163,7 @@
     </w:tblPr>
     <w:tblStylePr w:type="firstRow">
       <w:rPr>
-        <w:rFonts w:ascii="Times New Roman" w:eastAsia="Times New Roman" w:hAnsi="Times New Roman" w:cs="Times New Roman"/>
+        <w:rFonts w:asciiTheme="majorHAnsi" w:eastAsiaTheme="majorEastAsia" w:hAnsiTheme="majorHAnsi" w:cstheme="majorBidi"/>
       </w:rPr>
       <w:tblPr/>
       <w:tcPr>
@@ -7469,7 +8240,7 @@
     </w:tblPr>
     <w:tblStylePr w:type="firstRow">
       <w:rPr>
-        <w:rFonts w:ascii="Times New Roman" w:eastAsia="Times New Roman" w:hAnsi="Times New Roman" w:cs="Times New Roman"/>
+        <w:rFonts w:asciiTheme="majorHAnsi" w:eastAsiaTheme="majorEastAsia" w:hAnsiTheme="majorHAnsi" w:cstheme="majorBidi"/>
       </w:rPr>
       <w:tblPr/>
       <w:tcPr>
@@ -7546,7 +8317,7 @@
     </w:tblPr>
     <w:tblStylePr w:type="firstRow">
       <w:rPr>
-        <w:rFonts w:ascii="Times New Roman" w:eastAsia="Times New Roman" w:hAnsi="Times New Roman" w:cs="Times New Roman"/>
+        <w:rFonts w:asciiTheme="majorHAnsi" w:eastAsiaTheme="majorEastAsia" w:hAnsiTheme="majorHAnsi" w:cstheme="majorBidi"/>
       </w:rPr>
       <w:tblPr/>
       <w:tcPr>
@@ -7623,7 +8394,7 @@
     </w:tblPr>
     <w:tblStylePr w:type="firstRow">
       <w:rPr>
-        <w:rFonts w:ascii="Times New Roman" w:eastAsia="Times New Roman" w:hAnsi="Times New Roman" w:cs="Times New Roman"/>
+        <w:rFonts w:asciiTheme="majorHAnsi" w:eastAsiaTheme="majorEastAsia" w:hAnsiTheme="majorHAnsi" w:cstheme="majorBidi"/>
       </w:rPr>
       <w:tblPr/>
       <w:tcPr>
@@ -7700,7 +8471,7 @@
     </w:tblPr>
     <w:tblStylePr w:type="firstRow">
       <w:rPr>
-        <w:rFonts w:ascii="Times New Roman" w:eastAsia="Times New Roman" w:hAnsi="Times New Roman" w:cs="Times New Roman"/>
+        <w:rFonts w:asciiTheme="majorHAnsi" w:eastAsiaTheme="majorEastAsia" w:hAnsiTheme="majorHAnsi" w:cstheme="majorBidi"/>
       </w:rPr>
       <w:tblPr/>
       <w:tcPr>
@@ -7777,7 +8548,7 @@
     </w:tblPr>
     <w:tblStylePr w:type="firstRow">
       <w:rPr>
-        <w:rFonts w:ascii="Times New Roman" w:eastAsia="Times New Roman" w:hAnsi="Times New Roman" w:cs="Times New Roman"/>
+        <w:rFonts w:asciiTheme="majorHAnsi" w:eastAsiaTheme="majorEastAsia" w:hAnsiTheme="majorHAnsi" w:cstheme="majorBidi"/>
       </w:rPr>
       <w:tblPr/>
       <w:tcPr>
@@ -7854,7 +8625,7 @@
     </w:tblPr>
     <w:tblStylePr w:type="firstRow">
       <w:rPr>
-        <w:rFonts w:ascii="Times New Roman" w:eastAsia="Times New Roman" w:hAnsi="Times New Roman" w:cs="Times New Roman"/>
+        <w:rFonts w:asciiTheme="majorHAnsi" w:eastAsiaTheme="majorEastAsia" w:hAnsiTheme="majorHAnsi" w:cstheme="majorBidi"/>
       </w:rPr>
       <w:tblPr/>
       <w:tcPr>
@@ -7919,7 +8690,7 @@
       <w:spacing w:after="0" w:line="240" w:lineRule="auto"/>
     </w:pPr>
     <w:rPr>
-      <w:rFonts w:ascii="Times New Roman" w:eastAsia="Times New Roman" w:hAnsi="Times New Roman" w:cs="Times New Roman"/>
+      <w:rFonts w:asciiTheme="majorHAnsi" w:eastAsiaTheme="majorEastAsia" w:hAnsiTheme="majorHAnsi" w:cstheme="majorBidi"/>
       <w:color w:val="000000" w:themeColor="text1"/>
     </w:rPr>
     <w:tblPr>
@@ -8040,7 +8811,7 @@
       <w:spacing w:after="0" w:line="240" w:lineRule="auto"/>
     </w:pPr>
     <w:rPr>
-      <w:rFonts w:ascii="Times New Roman" w:eastAsia="Times New Roman" w:hAnsi="Times New Roman" w:cs="Times New Roman"/>
+      <w:rFonts w:asciiTheme="majorHAnsi" w:eastAsiaTheme="majorEastAsia" w:hAnsiTheme="majorHAnsi" w:cstheme="majorBidi"/>
       <w:color w:val="000000" w:themeColor="text1"/>
     </w:rPr>
     <w:tblPr>
@@ -8161,7 +8932,7 @@
       <w:spacing w:after="0" w:line="240" w:lineRule="auto"/>
     </w:pPr>
     <w:rPr>
-      <w:rFonts w:ascii="Times New Roman" w:eastAsia="Times New Roman" w:hAnsi="Times New Roman" w:cs="Times New Roman"/>
+      <w:rFonts w:asciiTheme="majorHAnsi" w:eastAsiaTheme="majorEastAsia" w:hAnsiTheme="majorHAnsi" w:cstheme="majorBidi"/>
       <w:color w:val="000000" w:themeColor="text1"/>
     </w:rPr>
     <w:tblPr>
@@ -8282,7 +9053,7 @@
       <w:spacing w:after="0" w:line="240" w:lineRule="auto"/>
     </w:pPr>
     <w:rPr>
-      <w:rFonts w:ascii="Times New Roman" w:eastAsia="Times New Roman" w:hAnsi="Times New Roman" w:cs="Times New Roman"/>
+      <w:rFonts w:asciiTheme="majorHAnsi" w:eastAsiaTheme="majorEastAsia" w:hAnsiTheme="majorHAnsi" w:cstheme="majorBidi"/>
       <w:color w:val="000000" w:themeColor="text1"/>
     </w:rPr>
     <w:tblPr>
@@ -8403,7 +9174,7 @@
       <w:spacing w:after="0" w:line="240" w:lineRule="auto"/>
     </w:pPr>
     <w:rPr>
-      <w:rFonts w:ascii="Times New Roman" w:eastAsia="Times New Roman" w:hAnsi="Times New Roman" w:cs="Times New Roman"/>
+      <w:rFonts w:asciiTheme="majorHAnsi" w:eastAsiaTheme="majorEastAsia" w:hAnsiTheme="majorHAnsi" w:cstheme="majorBidi"/>
       <w:color w:val="000000" w:themeColor="text1"/>
     </w:rPr>
     <w:tblPr>
@@ -8524,7 +9295,7 @@
       <w:spacing w:after="0" w:line="240" w:lineRule="auto"/>
     </w:pPr>
     <w:rPr>
-      <w:rFonts w:ascii="Times New Roman" w:eastAsia="Times New Roman" w:hAnsi="Times New Roman" w:cs="Times New Roman"/>
+      <w:rFonts w:asciiTheme="majorHAnsi" w:eastAsiaTheme="majorEastAsia" w:hAnsiTheme="majorHAnsi" w:cstheme="majorBidi"/>
       <w:color w:val="000000" w:themeColor="text1"/>
     </w:rPr>
     <w:tblPr>
@@ -8645,7 +9416,7 @@
       <w:spacing w:after="0" w:line="240" w:lineRule="auto"/>
     </w:pPr>
     <w:rPr>
-      <w:rFonts w:ascii="Times New Roman" w:eastAsia="Times New Roman" w:hAnsi="Times New Roman" w:cs="Times New Roman"/>
+      <w:rFonts w:asciiTheme="majorHAnsi" w:eastAsiaTheme="majorEastAsia" w:hAnsiTheme="majorHAnsi" w:cstheme="majorBidi"/>
       <w:color w:val="000000" w:themeColor="text1"/>
     </w:rPr>
     <w:tblPr>
@@ -9228,7 +9999,7 @@
       <w:spacing w:after="0" w:line="240" w:lineRule="auto"/>
     </w:pPr>
     <w:rPr>
-      <w:rFonts w:ascii="Times New Roman" w:eastAsia="Times New Roman" w:hAnsi="Times New Roman" w:cs="Times New Roman"/>
+      <w:rFonts w:asciiTheme="majorHAnsi" w:eastAsiaTheme="majorEastAsia" w:hAnsiTheme="majorHAnsi" w:cstheme="majorBidi"/>
       <w:color w:val="000000" w:themeColor="text1"/>
     </w:rPr>
     <w:tblPr>
@@ -9346,7 +10117,7 @@
       <w:spacing w:after="0" w:line="240" w:lineRule="auto"/>
     </w:pPr>
     <w:rPr>
-      <w:rFonts w:ascii="Times New Roman" w:eastAsia="Times New Roman" w:hAnsi="Times New Roman" w:cs="Times New Roman"/>
+      <w:rFonts w:asciiTheme="majorHAnsi" w:eastAsiaTheme="majorEastAsia" w:hAnsiTheme="majorHAnsi" w:cstheme="majorBidi"/>
       <w:color w:val="000000" w:themeColor="text1"/>
     </w:rPr>
     <w:tblPr>
@@ -9464,7 +10235,7 @@
       <w:spacing w:after="0" w:line="240" w:lineRule="auto"/>
     </w:pPr>
     <w:rPr>
-      <w:rFonts w:ascii="Times New Roman" w:eastAsia="Times New Roman" w:hAnsi="Times New Roman" w:cs="Times New Roman"/>
+      <w:rFonts w:asciiTheme="majorHAnsi" w:eastAsiaTheme="majorEastAsia" w:hAnsiTheme="majorHAnsi" w:cstheme="majorBidi"/>
       <w:color w:val="000000" w:themeColor="text1"/>
     </w:rPr>
     <w:tblPr>
@@ -9582,7 +10353,7 @@
       <w:spacing w:after="0" w:line="240" w:lineRule="auto"/>
     </w:pPr>
     <w:rPr>
-      <w:rFonts w:ascii="Times New Roman" w:eastAsia="Times New Roman" w:hAnsi="Times New Roman" w:cs="Times New Roman"/>
+      <w:rFonts w:asciiTheme="majorHAnsi" w:eastAsiaTheme="majorEastAsia" w:hAnsiTheme="majorHAnsi" w:cstheme="majorBidi"/>
       <w:color w:val="000000" w:themeColor="text1"/>
     </w:rPr>
     <w:tblPr>
@@ -9700,7 +10471,7 @@
       <w:spacing w:after="0" w:line="240" w:lineRule="auto"/>
     </w:pPr>
     <w:rPr>
-      <w:rFonts w:ascii="Times New Roman" w:eastAsia="Times New Roman" w:hAnsi="Times New Roman" w:cs="Times New Roman"/>
+      <w:rFonts w:asciiTheme="majorHAnsi" w:eastAsiaTheme="majorEastAsia" w:hAnsiTheme="majorHAnsi" w:cstheme="majorBidi"/>
       <w:color w:val="000000" w:themeColor="text1"/>
     </w:rPr>
     <w:tblPr>
@@ -9818,7 +10589,7 @@
       <w:spacing w:after="0" w:line="240" w:lineRule="auto"/>
     </w:pPr>
     <w:rPr>
-      <w:rFonts w:ascii="Times New Roman" w:eastAsia="Times New Roman" w:hAnsi="Times New Roman" w:cs="Times New Roman"/>
+      <w:rFonts w:asciiTheme="majorHAnsi" w:eastAsiaTheme="majorEastAsia" w:hAnsiTheme="majorHAnsi" w:cstheme="majorBidi"/>
       <w:color w:val="000000" w:themeColor="text1"/>
     </w:rPr>
     <w:tblPr>
@@ -9936,7 +10707,7 @@
       <w:spacing w:after="0" w:line="240" w:lineRule="auto"/>
     </w:pPr>
     <w:rPr>
-      <w:rFonts w:ascii="Times New Roman" w:eastAsia="Times New Roman" w:hAnsi="Times New Roman" w:cs="Times New Roman"/>
+      <w:rFonts w:asciiTheme="majorHAnsi" w:eastAsiaTheme="majorEastAsia" w:hAnsiTheme="majorHAnsi" w:cstheme="majorBidi"/>
       <w:color w:val="000000" w:themeColor="text1"/>
     </w:rPr>
     <w:tblPr>
@@ -13591,13 +14362,90 @@
       </w:tcPr>
     </w:tblStylePr>
   </w:style>
-  <w:style w:type="paragraph" w:customStyle="1" w:styleId="CVBullet">
-    <w:name w:val="CV Bullet"/>
+  <w:style w:type="paragraph" w:customStyle="1" w:styleId="CVFocus">
+    <w:name w:val="CV Focus"/>
     <w:basedOn w:val="Normal"/>
     <w:pPr>
-      <w:keepLines/>
-      <w:ind w:left="230" w:hanging="173"/>
+      <w:keepNext/>
+      <w:spacing w:after="100" w:line="280" w:lineRule="exact"/>
     </w:pPr>
+    <w:rPr>
+      <w:b/>
+      <w:sz w:val="22"/>
+    </w:rPr>
+  </w:style>
+  <w:style w:type="paragraph" w:customStyle="1" w:styleId="CVContact">
+    <w:name w:val="CV Contact"/>
+    <w:basedOn w:val="Normal"/>
+    <w:pPr>
+      <w:keepNext/>
+      <w:spacing w:after="80"/>
+    </w:pPr>
+    <w:rPr>
+      <w:sz w:val="19"/>
+    </w:rPr>
+  </w:style>
+  <w:style w:type="paragraph" w:customStyle="1" w:styleId="CVEntry">
+    <w:name w:val="CV Entry"/>
+    <w:basedOn w:val="Normal"/>
+    <w:pPr>
+      <w:spacing w:after="60"/>
+      <w:ind w:left="285" w:hanging="285"/>
+    </w:pPr>
+  </w:style>
+  <w:style w:type="paragraph" w:customStyle="1" w:styleId="CVDetail">
+    <w:name w:val="CV Detail"/>
+    <w:basedOn w:val="Normal"/>
+    <w:pPr>
+      <w:spacing w:after="60"/>
+      <w:ind w:left="285"/>
+    </w:pPr>
+  </w:style>
+  <w:style w:type="paragraph" w:customStyle="1" w:styleId="CVOrganization">
+    <w:name w:val="CV Organization"/>
+    <w:basedOn w:val="Normal"/>
+    <w:pPr>
+      <w:keepNext/>
+      <w:spacing w:after="80"/>
+    </w:pPr>
+    <w:rPr>
+      <w:b/>
+    </w:rPr>
+  </w:style>
+  <w:style w:type="character" w:styleId="Hyperlink">
+    <w:name w:val="Hyperlink"/>
+    <w:basedOn w:val="DefaultParagraphFont"/>
+    <w:uiPriority w:val="99"/>
+    <w:unhideWhenUsed/>
+    <w:rsid w:val="00807C7D"/>
+    <w:rPr>
+      <w:color w:val="0000FF" w:themeColor="hyperlink"/>
+      <w:u w:val="single"/>
+    </w:rPr>
+  </w:style>
+  <w:style w:type="character" w:styleId="UnresolvedMention">
+    <w:name w:val="Unresolved Mention"/>
+    <w:basedOn w:val="DefaultParagraphFont"/>
+    <w:uiPriority w:val="99"/>
+    <w:semiHidden/>
+    <w:unhideWhenUsed/>
+    <w:rsid w:val="00807C7D"/>
+    <w:rPr>
+      <w:color w:val="605E5C"/>
+      <w:shd w:val="clear" w:color="auto" w:fill="E1DFDD"/>
+    </w:rPr>
+  </w:style>
+  <w:style w:type="character" w:styleId="FollowedHyperlink">
+    <w:name w:val="FollowedHyperlink"/>
+    <w:basedOn w:val="DefaultParagraphFont"/>
+    <w:uiPriority w:val="99"/>
+    <w:semiHidden/>
+    <w:unhideWhenUsed/>
+    <w:rsid w:val="00F11899"/>
+    <w:rPr>
+      <w:color w:val="800080" w:themeColor="followedHyperlink"/>
+      <w:u w:val="single"/>
+    </w:rPr>
   </w:style>
   <w:style w:type="paragraph" w:styleId="NormalWeb">
     <w:name w:val="Normal (Web)"/>
@@ -13605,10 +14453,16 @@
     <w:uiPriority w:val="99"/>
     <w:semiHidden/>
     <w:unhideWhenUsed/>
-    <w:rsid w:val="00EB6582"/>
+    <w:rsid w:val="000D37C9"/>
+    <w:pPr>
+      <w:spacing w:before="100" w:beforeAutospacing="1" w:after="100" w:afterAutospacing="1" w:line="240" w:lineRule="auto"/>
+    </w:pPr>
     <w:rPr>
+      <w:rFonts w:ascii="Times New Roman" w:eastAsia="Times New Roman" w:hAnsi="Times New Roman" w:cs="Times New Roman"/>
+      <w:color w:val="auto"/>
       <w:sz w:val="24"/>
       <w:szCs w:val="24"/>
+      <w:lang w:val="en-PH" w:eastAsia="en-PH"/>
     </w:rPr>
   </w:style>
 </w:styles>

--- a/dist/assets/phoebien-canete-cv.docx
+++ b/dist/assets/phoebien-canete-cv.docx
@@ -20,7 +20,7 @@
       <w:pPr>
         <w:pStyle w:val="CVFocus"/>
         <w:rPr>
-          <w:color w:val="auto"/>
+          <w:color w:val="0D0D0D" w:themeColor="text1" w:themeTint="F2"/>
         </w:rPr>
       </w:pPr>
       <w:r>
@@ -53,68 +53,62 @@
         <w:rPr>
           <w:color w:val="auto"/>
         </w:rPr>
-        <w:t>| Internet of Things</w:t>
-      </w:r>
-      <w:r>
-        <w:rPr>
-          <w:color w:val="auto"/>
-        </w:rPr>
-        <w:t xml:space="preserve"> </w:t>
-      </w:r>
-      <w:r>
-        <w:rPr>
-          <w:color w:val="auto"/>
-        </w:rPr>
-        <w:t xml:space="preserve">| </w:t>
-      </w:r>
-      <w:r>
-        <w:rPr>
-          <w:color w:val="auto"/>
-        </w:rPr>
-        <w:t>Research</w:t>
+        <w:t xml:space="preserve">| Internet of </w:t>
+      </w:r>
+      <w:r>
+        <w:rPr>
+          <w:color w:val="0D0D0D" w:themeColor="text1" w:themeTint="F2"/>
+        </w:rPr>
+        <w:t>Things</w:t>
+      </w:r>
+      <w:r>
+        <w:rPr>
+          <w:color w:val="0D0D0D" w:themeColor="text1" w:themeTint="F2"/>
+        </w:rPr>
+        <w:t xml:space="preserve"> | Research</w:t>
       </w:r>
     </w:p>
     <w:p>
       <w:pPr>
         <w:pStyle w:val="CVContact"/>
         <w:rPr>
-          <w:color w:val="auto"/>
-        </w:rPr>
-      </w:pPr>
-      <w:r>
-        <w:rPr>
-          <w:color w:val="auto"/>
+          <w:color w:val="0D0D0D" w:themeColor="text1" w:themeTint="F2"/>
+        </w:rPr>
+      </w:pPr>
+      <w:r>
+        <w:rPr>
+          <w:color w:val="0D0D0D" w:themeColor="text1" w:themeTint="F2"/>
         </w:rPr>
         <w:t xml:space="preserve">Iligan City, Philippines • phoebiend@gmail.com • </w:t>
       </w:r>
       <w:r>
         <w:rPr>
-          <w:color w:val="auto"/>
+          <w:color w:val="0D0D0D" w:themeColor="text1" w:themeTint="F2"/>
         </w:rPr>
         <w:t>(</w:t>
       </w:r>
       <w:r>
         <w:rPr>
-          <w:color w:val="auto"/>
+          <w:color w:val="0D0D0D" w:themeColor="text1" w:themeTint="F2"/>
         </w:rPr>
         <w:t>+63</w:t>
       </w:r>
       <w:r>
         <w:rPr>
-          <w:color w:val="auto"/>
+          <w:color w:val="0D0D0D" w:themeColor="text1" w:themeTint="F2"/>
         </w:rPr>
         <w:t>)</w:t>
       </w:r>
       <w:r>
         <w:rPr>
-          <w:color w:val="auto"/>
+          <w:color w:val="0D0D0D" w:themeColor="text1" w:themeTint="F2"/>
         </w:rPr>
         <w:t xml:space="preserve"> 905 610 0216 • </w:t>
       </w:r>
       <w:hyperlink r:id="rId6">
         <w:r>
           <w:rPr>
-            <w:color w:val="auto"/>
+            <w:color w:val="0D0D0D" w:themeColor="text1" w:themeTint="F2"/>
             <w:u w:val="single"/>
           </w:rPr>
           <w:t>GitHub</w:t>
@@ -122,7 +116,7 @@
       </w:hyperlink>
       <w:r>
         <w:rPr>
-          <w:color w:val="auto"/>
+          <w:color w:val="0D0D0D" w:themeColor="text1" w:themeTint="F2"/>
         </w:rPr>
         <w:t xml:space="preserve"> • </w:t>
       </w:r>
@@ -130,7 +124,7 @@
         <w:proofErr w:type="spellStart"/>
         <w:r>
           <w:rPr>
-            <w:color w:val="auto"/>
+            <w:color w:val="0D0D0D" w:themeColor="text1" w:themeTint="F2"/>
             <w:u w:val="single"/>
           </w:rPr>
           <w:t>Hackster</w:t>
@@ -139,50 +133,84 @@
       </w:hyperlink>
       <w:r>
         <w:rPr>
-          <w:color w:val="auto"/>
+          <w:color w:val="0D0D0D" w:themeColor="text1" w:themeTint="F2"/>
         </w:rPr>
         <w:t xml:space="preserve"> • </w:t>
       </w:r>
       <w:hyperlink r:id="rId8">
         <w:r>
           <w:rPr>
-            <w:color w:val="auto"/>
+            <w:color w:val="0D0D0D" w:themeColor="text1" w:themeTint="F2"/>
             <w:u w:val="single"/>
           </w:rPr>
-          <w:t>Linke</w:t>
+          <w:t>LinkedIn</w:t>
+        </w:r>
+      </w:hyperlink>
+      <w:r>
+        <w:rPr>
+          <w:color w:val="0D0D0D" w:themeColor="text1" w:themeTint="F2"/>
+        </w:rPr>
+        <w:t xml:space="preserve"> • </w:t>
+      </w:r>
+      <w:hyperlink r:id="rId9" w:history="1">
+        <w:r>
+          <w:rPr>
+            <w:rStyle w:val="Hyperlink"/>
+            <w:color w:val="0D0D0D" w:themeColor="text1" w:themeTint="F2"/>
+          </w:rPr>
+          <w:t>P</w:t>
         </w:r>
         <w:r>
           <w:rPr>
-            <w:color w:val="auto"/>
-            <w:u w:val="single"/>
+            <w:rStyle w:val="Hyperlink"/>
+            <w:color w:val="0D0D0D" w:themeColor="text1" w:themeTint="F2"/>
           </w:rPr>
-          <w:t>d</w:t>
-        </w:r>
-        <w:r>
-          <w:rPr>
-            <w:color w:val="auto"/>
-            <w:u w:val="single"/>
-          </w:rPr>
-          <w:t>In</w:t>
+          <w:t>ersonal Website</w:t>
         </w:r>
       </w:hyperlink>
-      <w:r>
-        <w:rPr>
-          <w:color w:val="auto"/>
-        </w:rPr>
-        <w:t xml:space="preserve"> </w:t>
-      </w:r>
     </w:p>
     <w:p>
       <w:pPr>
         <w:pStyle w:val="Heading1"/>
         <w:rPr>
-          <w:color w:val="auto"/>
-        </w:rPr>
-      </w:pPr>
-      <w:r>
-        <w:rPr>
-          <w:color w:val="auto"/>
+          <w:color w:val="0D0D0D" w:themeColor="text1" w:themeTint="F2"/>
+        </w:rPr>
+      </w:pPr>
+      <w:r>
+        <w:rPr>
+          <w:color w:val="0D0D0D" w:themeColor="text1" w:themeTint="F2"/>
+        </w:rPr>
+        <w:t>Academic Profile</w:t>
+      </w:r>
+    </w:p>
+    <w:p>
+      <w:pPr>
+        <w:pStyle w:val="CVContact"/>
+        <w:keepNext w:val="0"/>
+        <w:jc w:val="both"/>
+        <w:rPr>
+          <w:color w:val="0D0D0D" w:themeColor="text1" w:themeTint="F2"/>
+          <w:lang w:val="en-PH"/>
+        </w:rPr>
+      </w:pPr>
+      <w:r>
+        <w:rPr>
+          <w:color w:val="0D0D0D" w:themeColor="text1" w:themeTint="F2"/>
+          <w:lang w:val="en-PH"/>
+        </w:rPr>
+        <w:t>Phoebien D. Cañete develops embedded prototypes for sensor monitoring and activity recognition while pursuing a BS in Computer Applications, majoring in Embedded Systems, at Mindanao State University–Iligan Institute of Technology. Current research contributions include an ongoing university-funded study on aphid-damage detection using edge AI and a systematic literature review on bell-pepper disease and pest monitoring. Experience in real-time embedded programming and digital fabrication complements involvement in student government and technology events. Phoebien hopes to deepen this technical foundation through research placements abroad and collaborative projects that connect embedded computing with practical applications.</w:t>
+      </w:r>
+    </w:p>
+    <w:p>
+      <w:pPr>
+        <w:pStyle w:val="Heading1"/>
+        <w:rPr>
+          <w:color w:val="0D0D0D" w:themeColor="text1" w:themeTint="F2"/>
+        </w:rPr>
+      </w:pPr>
+      <w:r>
+        <w:rPr>
+          <w:color w:val="0D0D0D" w:themeColor="text1" w:themeTint="F2"/>
         </w:rPr>
         <w:t>Education</w:t>
       </w:r>
@@ -195,6 +223,7 @@
           <w:ilvl w:val="0"/>
           <w:numId w:val="1"/>
         </w:numPr>
+        <w:jc w:val="both"/>
         <w:rPr>
           <w:color w:val="auto"/>
         </w:rPr>
@@ -257,6 +286,7 @@
           <w:ilvl w:val="0"/>
           <w:numId w:val="1"/>
         </w:numPr>
+        <w:jc w:val="both"/>
         <w:rPr>
           <w:color w:val="auto"/>
         </w:rPr>
@@ -290,6 +320,7 @@
     <w:p>
       <w:pPr>
         <w:pStyle w:val="Heading1"/>
+        <w:jc w:val="both"/>
         <w:rPr>
           <w:color w:val="auto"/>
         </w:rPr>
@@ -299,6 +330,45 @@
           <w:color w:val="auto"/>
         </w:rPr>
         <w:t>Experience</w:t>
+      </w:r>
+    </w:p>
+    <w:p>
+      <w:pPr>
+        <w:pStyle w:val="CVEntry"/>
+        <w:keepLines/>
+        <w:numPr>
+          <w:ilvl w:val="0"/>
+          <w:numId w:val="1"/>
+        </w:numPr>
+        <w:jc w:val="both"/>
+        <w:rPr>
+          <w:color w:val="auto"/>
+        </w:rPr>
+      </w:pPr>
+      <w:r>
+        <w:rPr>
+          <w:b/>
+          <w:color w:val="auto"/>
+        </w:rPr>
+        <w:t>Online ESL Teacher</w:t>
+      </w:r>
+      <w:r>
+        <w:rPr>
+          <w:color w:val="auto"/>
+        </w:rPr>
+        <w:t xml:space="preserve"> — NativeCamp | Remote (August 2025 – </w:t>
+      </w:r>
+      <w:r>
+        <w:rPr>
+          <w:color w:val="auto"/>
+        </w:rPr>
+        <w:t>Present</w:t>
+      </w:r>
+      <w:r>
+        <w:rPr>
+          <w:color w:val="auto"/>
+        </w:rPr>
+        <w:t>)</w:t>
       </w:r>
     </w:p>
     <w:p>
@@ -310,6 +380,7 @@
           <w:ilvl w:val="0"/>
           <w:numId w:val="1"/>
         </w:numPr>
+        <w:jc w:val="both"/>
         <w:rPr>
           <w:color w:val="auto"/>
         </w:rPr>
@@ -319,36 +390,121 @@
           <w:b/>
           <w:color w:val="auto"/>
         </w:rPr>
-        <w:t>Online ESL Teacher</w:t>
-      </w:r>
-      <w:r>
-        <w:rPr>
-          <w:color w:val="auto"/>
-        </w:rPr>
-        <w:t xml:space="preserve"> — NativeCamp | Remote (August 2025 – </w:t>
-      </w:r>
-      <w:r>
-        <w:rPr>
-          <w:color w:val="auto"/>
-        </w:rPr>
-        <w:t>Present</w:t>
-      </w:r>
-      <w:r>
-        <w:rPr>
-          <w:color w:val="auto"/>
-        </w:rPr>
-        <w:t>)</w:t>
+        <w:t>Student Intern</w:t>
+      </w:r>
+      <w:r>
+        <w:rPr>
+          <w:color w:val="auto"/>
+        </w:rPr>
+        <w:t xml:space="preserve"> — MSU</w:t>
+      </w:r>
+      <w:r>
+        <w:rPr>
+          <w:color w:val="auto"/>
+        </w:rPr>
+        <w:t>-</w:t>
+      </w:r>
+      <w:r>
+        <w:rPr>
+          <w:color w:val="auto"/>
+        </w:rPr>
+        <w:t>IIT FAB LAB Mindanao | Work Immersion (February – March 2023)</w:t>
       </w:r>
     </w:p>
     <w:p>
       <w:pPr>
+        <w:pStyle w:val="CVDetail"/>
+        <w:keepLines/>
+        <w:jc w:val="both"/>
+        <w:rPr>
+          <w:color w:val="auto"/>
+        </w:rPr>
+      </w:pPr>
+      <w:r>
+        <w:rPr>
+          <w:color w:val="auto"/>
+        </w:rPr>
+        <w:t>Operated laser cutters and CNC routers, created 2D designs and 3D models using Autodesk Fusion 360 and Adobe Photoshop, and supported equipment maintenance and STEM projects</w:t>
+      </w:r>
+    </w:p>
+    <w:p>
+      <w:pPr>
+        <w:pStyle w:val="Heading1"/>
+        <w:rPr>
+          <w:lang w:val="en-PH"/>
+        </w:rPr>
+      </w:pPr>
+      <w:r>
+        <w:rPr>
+          <w:lang w:val="en-PH"/>
+        </w:rPr>
+        <w:t>Peer-Reviewed Conference Papers</w:t>
+      </w:r>
+    </w:p>
+    <w:p>
+      <w:pPr>
+        <w:pStyle w:val="ListBullet"/>
+      </w:pPr>
+      <w:proofErr w:type="spellStart"/>
+      <w:r>
+        <w:rPr>
+          <w:lang w:val="en-PH"/>
+        </w:rPr>
+        <w:t>Listanco</w:t>
+      </w:r>
+      <w:proofErr w:type="spellEnd"/>
+      <w:r>
+        <w:rPr>
+          <w:lang w:val="en-PH"/>
+        </w:rPr>
+        <w:t xml:space="preserve">, T., </w:t>
+      </w:r>
+      <w:r>
+        <w:rPr>
+          <w:b/>
+          <w:bCs/>
+          <w:lang w:val="en-PH"/>
+        </w:rPr>
+        <w:t>Cañete, P.,</w:t>
+      </w:r>
+      <w:r>
+        <w:rPr>
+          <w:lang w:val="en-PH"/>
+        </w:rPr>
+        <w:t xml:space="preserve"> Tanque, S. R., Alce, A. R. B., &amp; Castor, P. R. P., “Computational Approaches, Evidence Maturity, and Research Gaps in Bell-Pepper Disease and Pest Monitoring: A Systematic Literature Review.” 17th International Conference on Emerging Ubiquitous Systems and Pervasive Networks (EUSPN 2026), Almaty, Kazakhstan, October 28–30, 2026.</w:t>
+      </w:r>
+    </w:p>
+    <w:p>
+      <w:pPr>
+        <w:pStyle w:val="Heading1"/>
+        <w:jc w:val="both"/>
+        <w:rPr>
+          <w:color w:val="auto"/>
+          <w:lang w:val="en-PH"/>
+        </w:rPr>
+      </w:pPr>
+      <w:r>
+        <w:rPr>
+          <w:color w:val="auto"/>
+        </w:rPr>
+        <w:t xml:space="preserve">Selected </w:t>
+      </w:r>
+      <w:r>
+        <w:rPr>
+          <w:color w:val="auto"/>
+        </w:rPr>
+        <w:t>Projects</w:t>
+      </w:r>
+    </w:p>
+    <w:p>
+      <w:pPr>
         <w:pStyle w:val="CVEntry"/>
-        <w:keepNext/>
         <w:keepLines/>
         <w:numPr>
           <w:ilvl w:val="0"/>
           <w:numId w:val="1"/>
         </w:numPr>
+        <w:jc w:val="both"/>
         <w:rPr>
           <w:color w:val="auto"/>
         </w:rPr>
@@ -358,163 +514,6 @@
           <w:b/>
           <w:color w:val="auto"/>
         </w:rPr>
-        <w:t>Student Intern</w:t>
-      </w:r>
-      <w:r>
-        <w:rPr>
-          <w:color w:val="auto"/>
-        </w:rPr>
-        <w:t xml:space="preserve"> — MSU</w:t>
-      </w:r>
-      <w:r>
-        <w:rPr>
-          <w:color w:val="auto"/>
-        </w:rPr>
-        <w:t>-</w:t>
-      </w:r>
-      <w:r>
-        <w:rPr>
-          <w:color w:val="auto"/>
-        </w:rPr>
-        <w:t>IIT FAB LAB Mindanao | Work Immersion (February – March 2023)</w:t>
-      </w:r>
-    </w:p>
-    <w:p>
-      <w:pPr>
-        <w:pStyle w:val="CVDetail"/>
-        <w:keepLines/>
-        <w:rPr>
-          <w:color w:val="auto"/>
-        </w:rPr>
-      </w:pPr>
-      <w:r>
-        <w:rPr>
-          <w:color w:val="auto"/>
-        </w:rPr>
-        <w:t>Operated laser cutters and CNC routers, created 2D designs and 3D models using Autodesk Fusion 360 and Adobe Photoshop, and supported equipment maintenance and STEM projects</w:t>
-      </w:r>
-    </w:p>
-    <w:p>
-      <w:pPr>
-        <w:pStyle w:val="CVDetail"/>
-        <w:keepLines/>
-        <w:ind w:left="0"/>
-        <w:rPr>
-          <w:b/>
-          <w:bCs/>
-          <w:color w:val="auto"/>
-          <w:lang w:val="en-PH"/>
-        </w:rPr>
-      </w:pPr>
-      <w:r>
-        <w:rPr>
-          <w:b/>
-          <w:bCs/>
-          <w:color w:val="auto"/>
-          <w:lang w:val="en-PH"/>
-        </w:rPr>
-        <w:t>Peer-Reviewed Conference Papers</w:t>
-      </w:r>
-    </w:p>
-    <w:p>
-      <w:pPr>
-        <w:pStyle w:val="CVEntry"/>
-        <w:keepNext/>
-        <w:keepLines/>
-        <w:numPr>
-          <w:ilvl w:val="0"/>
-          <w:numId w:val="1"/>
-        </w:numPr>
-        <w:rPr>
-          <w:color w:val="auto"/>
-        </w:rPr>
-      </w:pPr>
-      <w:proofErr w:type="spellStart"/>
-      <w:r>
-        <w:rPr>
-          <w:color w:val="auto"/>
-          <w:lang w:val="en-PH"/>
-        </w:rPr>
-        <w:t>Listanco</w:t>
-      </w:r>
-      <w:proofErr w:type="spellEnd"/>
-      <w:r>
-        <w:rPr>
-          <w:color w:val="auto"/>
-          <w:lang w:val="en-PH"/>
-        </w:rPr>
-        <w:t xml:space="preserve">, T., </w:t>
-      </w:r>
-      <w:r>
-        <w:rPr>
-          <w:b/>
-          <w:bCs/>
-          <w:color w:val="auto"/>
-          <w:lang w:val="en-PH"/>
-        </w:rPr>
-        <w:t>Cañete, P</w:t>
-      </w:r>
-      <w:r>
-        <w:rPr>
-          <w:color w:val="auto"/>
-          <w:lang w:val="en-PH"/>
-        </w:rPr>
-        <w:t>., Tanque, S. R., Alce, A. R. B., &amp; Castor, P. R. P., “Computational Approaches, Evidence Maturity, and Research Gaps in Bell-Pepper Disease and Pest Monitoring: A Systematic Literature Review.” 17th International Conference on Emerging Ubiquitous Systems and Pervasive Networks (EUSPN 2026), Almaty, Kazakhstan, October 28</w:t>
-      </w:r>
-      <w:r>
-        <w:rPr>
-          <w:color w:val="auto"/>
-          <w:lang w:val="en-PH"/>
-        </w:rPr>
-        <w:t>-</w:t>
-      </w:r>
-      <w:r>
-        <w:rPr>
-          <w:color w:val="auto"/>
-          <w:lang w:val="en-PH"/>
-        </w:rPr>
-        <w:t>30, 2026.</w:t>
-      </w:r>
-    </w:p>
-    <w:p>
-      <w:pPr>
-        <w:pStyle w:val="Heading1"/>
-        <w:rPr>
-          <w:color w:val="auto"/>
-          <w:lang w:val="en-PH"/>
-        </w:rPr>
-      </w:pPr>
-      <w:r>
-        <w:rPr>
-          <w:color w:val="auto"/>
-        </w:rPr>
-        <w:t xml:space="preserve">Selected </w:t>
-      </w:r>
-      <w:r>
-        <w:rPr>
-          <w:color w:val="auto"/>
-        </w:rPr>
-        <w:t>Projects</w:t>
-      </w:r>
-    </w:p>
-    <w:p>
-      <w:pPr>
-        <w:pStyle w:val="CVEntry"/>
-        <w:keepNext/>
-        <w:keepLines/>
-        <w:numPr>
-          <w:ilvl w:val="0"/>
-          <w:numId w:val="1"/>
-        </w:numPr>
-        <w:rPr>
-          <w:color w:val="auto"/>
-        </w:rPr>
-      </w:pPr>
-      <w:r>
-        <w:rPr>
-          <w:b/>
-          <w:color w:val="auto"/>
-        </w:rPr>
         <w:t>Development of an Edge-IoT-Based Aphid Damage Detection using YOLOv8n and Offline Monitoring using Flask Web Interface for Bell Pepper (Capsicum annuum) on a Raspberry Pi 5</w:t>
       </w:r>
       <w:r>
@@ -527,94 +526,7 @@
         <w:rPr>
           <w:color w:val="auto"/>
         </w:rPr>
-        <w:t xml:space="preserve"> </w:t>
-      </w:r>
-      <w:r>
-        <w:rPr>
-          <w:color w:val="auto"/>
-        </w:rPr>
-        <w:t xml:space="preserve">— Design and develop an edge-IoT system using Raspberry Pi 5 and YOLOv8n to detect aphid damage in bell pepper plants through image recognition, with a Flask-based web interface to display detection results and support local monitoring without an internet </w:t>
-      </w:r>
-      <w:r>
-        <w:rPr>
-          <w:color w:val="auto"/>
-        </w:rPr>
-        <w:t xml:space="preserve">connection. </w:t>
-      </w:r>
-      <w:hyperlink r:id="rId9" w:history="1">
-        <w:r>
-          <w:rPr>
-            <w:rStyle w:val="Hyperlink"/>
-            <w:color w:val="7030A0"/>
-          </w:rPr>
-          <w:t>Resea</w:t>
-        </w:r>
-        <w:r>
-          <w:rPr>
-            <w:rStyle w:val="Hyperlink"/>
-            <w:color w:val="7030A0"/>
-          </w:rPr>
-          <w:t>r</w:t>
-        </w:r>
-        <w:r>
-          <w:rPr>
-            <w:rStyle w:val="Hyperlink"/>
-            <w:color w:val="7030A0"/>
-          </w:rPr>
-          <w:t>ch Page</w:t>
-        </w:r>
-      </w:hyperlink>
-    </w:p>
-    <w:p>
-      <w:pPr>
-        <w:pStyle w:val="CVEntry"/>
-        <w:keepNext/>
-        <w:keepLines/>
-        <w:numPr>
-          <w:ilvl w:val="0"/>
-          <w:numId w:val="1"/>
-        </w:numPr>
-        <w:rPr>
-          <w:color w:val="auto"/>
-        </w:rPr>
-      </w:pPr>
-      <w:r>
-        <w:rPr>
-          <w:b/>
-          <w:color w:val="auto"/>
-        </w:rPr>
-        <w:t>RT-Spark Activity Recognition</w:t>
-      </w:r>
-      <w:r>
-        <w:rPr>
-          <w:b/>
-          <w:color w:val="auto"/>
-        </w:rPr>
-        <w:t xml:space="preserve"> </w:t>
-      </w:r>
-      <w:r>
-        <w:rPr>
-          <w:color w:val="auto"/>
-        </w:rPr>
-        <w:t xml:space="preserve">— </w:t>
-      </w:r>
-      <w:r>
-        <w:rPr>
-          <w:color w:val="auto"/>
-        </w:rPr>
-        <w:t>An</w:t>
-      </w:r>
-      <w:r>
-        <w:rPr>
-          <w:color w:val="auto"/>
-        </w:rPr>
-        <w:t xml:space="preserve"> RT-Thread prototype that streams six-axis inertial data over Wi-Fi using MQTT/TLS to a cloud-based walking/running classifier, along with Python tools to capture labeled accelerometer and gyroscope readings and prepare compatible sensor payloads for classification.</w:t>
-      </w:r>
-      <w:r>
-        <w:rPr>
-          <w:color w:val="auto"/>
-        </w:rPr>
-        <w:t xml:space="preserve"> </w:t>
+        <w:t xml:space="preserve"> — Design and develop an edge-IoT system using Raspberry Pi 5 and YOLOv8n to detect aphid damage in bell pepper plants through image recognition, with a Flask-based web interface to display detection results and support local monitoring without an internet connection. </w:t>
       </w:r>
       <w:hyperlink r:id="rId10" w:history="1">
         <w:r>
@@ -622,381 +534,253 @@
             <w:rStyle w:val="Hyperlink"/>
             <w:color w:val="7030A0"/>
           </w:rPr>
-          <w:t>GitHub R</w:t>
+          <w:t>Research Page</w:t>
         </w:r>
+      </w:hyperlink>
+    </w:p>
+    <w:p>
+      <w:pPr>
+        <w:pStyle w:val="CVEntry"/>
+        <w:keepLines/>
+        <w:numPr>
+          <w:ilvl w:val="0"/>
+          <w:numId w:val="1"/>
+        </w:numPr>
+        <w:jc w:val="both"/>
+        <w:rPr>
+          <w:color w:val="auto"/>
+        </w:rPr>
+      </w:pPr>
+      <w:r>
+        <w:rPr>
+          <w:b/>
+          <w:color w:val="auto"/>
+        </w:rPr>
+        <w:t>RT-Spark Activity Recognition</w:t>
+      </w:r>
+      <w:r>
+        <w:rPr>
+          <w:b/>
+          <w:color w:val="auto"/>
+        </w:rPr>
+        <w:t xml:space="preserve"> </w:t>
+      </w:r>
+      <w:r>
+        <w:rPr>
+          <w:color w:val="auto"/>
+        </w:rPr>
+        <w:t xml:space="preserve">— </w:t>
+      </w:r>
+      <w:r>
+        <w:rPr>
+          <w:color w:val="auto"/>
+        </w:rPr>
+        <w:t>An</w:t>
+      </w:r>
+      <w:r>
+        <w:rPr>
+          <w:color w:val="auto"/>
+        </w:rPr>
+        <w:t xml:space="preserve"> RT-Thread prototype that streams six-axis inertial data over Wi-Fi using MQTT/TLS to a cloud-based walking/running classifier, along with Python tools to capture labeled accelerometer and gyroscope readings and prepare compatible sensor payloads for classification.</w:t>
+      </w:r>
+      <w:r>
+        <w:rPr>
+          <w:color w:val="auto"/>
+        </w:rPr>
+        <w:t xml:space="preserve"> </w:t>
+      </w:r>
+      <w:hyperlink r:id="rId11" w:history="1">
         <w:r>
           <w:rPr>
             <w:rStyle w:val="Hyperlink"/>
             <w:color w:val="7030A0"/>
           </w:rPr>
-          <w:t>e</w:t>
+          <w:t>GitHub Repository</w:t>
         </w:r>
+      </w:hyperlink>
+    </w:p>
+    <w:p>
+      <w:pPr>
+        <w:pStyle w:val="CVEntry"/>
+        <w:keepLines/>
+        <w:numPr>
+          <w:ilvl w:val="0"/>
+          <w:numId w:val="1"/>
+        </w:numPr>
+        <w:jc w:val="both"/>
+        <w:rPr>
+          <w:color w:val="auto"/>
+        </w:rPr>
+      </w:pPr>
+      <w:r>
+        <w:rPr>
+          <w:b/>
+          <w:color w:val="auto"/>
+        </w:rPr>
+        <w:t xml:space="preserve">Real-Time </w:t>
+      </w:r>
+      <w:proofErr w:type="spellStart"/>
+      <w:r>
+        <w:rPr>
+          <w:b/>
+          <w:color w:val="auto"/>
+        </w:rPr>
+        <w:t>Multisensor</w:t>
+      </w:r>
+      <w:proofErr w:type="spellEnd"/>
+      <w:r>
+        <w:rPr>
+          <w:b/>
+          <w:color w:val="auto"/>
+        </w:rPr>
+        <w:t xml:space="preserve"> Room Monitor</w:t>
+      </w:r>
+      <w:r>
+        <w:rPr>
+          <w:b/>
+          <w:color w:val="auto"/>
+        </w:rPr>
+        <w:t xml:space="preserve"> </w:t>
+      </w:r>
+      <w:r>
+        <w:rPr>
+          <w:color w:val="auto"/>
+        </w:rPr>
+        <w:t>—</w:t>
+      </w:r>
+      <w:r>
+        <w:rPr>
+          <w:color w:val="auto"/>
+        </w:rPr>
+        <w:t xml:space="preserve"> </w:t>
+      </w:r>
+      <w:proofErr w:type="spellStart"/>
+      <w:r>
+        <w:rPr>
+          <w:color w:val="auto"/>
+        </w:rPr>
+        <w:t>FreeRTOS</w:t>
+      </w:r>
+      <w:proofErr w:type="spellEnd"/>
+      <w:r>
+        <w:rPr>
+          <w:color w:val="auto"/>
+        </w:rPr>
+        <w:t xml:space="preserve"> tasks on an STM32 Blue Pill for sensor acquisition, OLED display, rotary-encoder input, motion monitoring, and temperature alarms, coordinated them using queues, event groups, and a serial mutex, and documented 10 functional checks covering sensor updates, navigation, alarms, and activity-state transitions. </w:t>
+      </w:r>
+      <w:hyperlink r:id="rId12">
+        <w:r>
+          <w:rPr>
+            <w:color w:val="7030A0"/>
+            <w:u w:val="single"/>
+          </w:rPr>
+          <w:t>GitHub repository</w:t>
+        </w:r>
+      </w:hyperlink>
+    </w:p>
+    <w:p>
+      <w:pPr>
+        <w:pStyle w:val="CVEntry"/>
+        <w:keepLines/>
+        <w:numPr>
+          <w:ilvl w:val="0"/>
+          <w:numId w:val="1"/>
+        </w:numPr>
+        <w:jc w:val="both"/>
+        <w:rPr>
+          <w:color w:val="auto"/>
+        </w:rPr>
+      </w:pPr>
+      <w:r>
+        <w:rPr>
+          <w:b/>
+          <w:color w:val="auto"/>
+        </w:rPr>
+        <w:t>Smart Inventory Sorting System</w:t>
+      </w:r>
+      <w:r>
+        <w:rPr>
+          <w:b/>
+          <w:color w:val="auto"/>
+        </w:rPr>
+        <w:t xml:space="preserve"> </w:t>
+      </w:r>
+      <w:r>
+        <w:rPr>
+          <w:color w:val="auto"/>
+        </w:rPr>
+        <w:t xml:space="preserve">— </w:t>
+      </w:r>
+      <w:r>
+        <w:rPr>
+          <w:color w:val="auto"/>
+        </w:rPr>
+        <w:t>A</w:t>
+      </w:r>
+      <w:r>
+        <w:rPr>
+          <w:color w:val="auto"/>
+        </w:rPr>
+        <w:t xml:space="preserve"> desktop software prototype using C++17, Qt Widgets, and SQLite to demonstrate an inventory and warehouse management concept, implementing product record creation, viewing, updating, and deletion, along with account registration, login, and manual occupancy updates across 12 warehouse areas</w:t>
+      </w:r>
+      <w:r>
+        <w:rPr>
+          <w:color w:val="auto"/>
+        </w:rPr>
+        <w:t xml:space="preserve">. </w:t>
+      </w:r>
+      <w:hyperlink r:id="rId13" w:history="1">
         <w:r>
           <w:rPr>
             <w:rStyle w:val="Hyperlink"/>
             <w:color w:val="7030A0"/>
           </w:rPr>
-          <w:t>p</w:t>
-        </w:r>
-        <w:r>
-          <w:rPr>
-            <w:rStyle w:val="Hyperlink"/>
-            <w:color w:val="7030A0"/>
-          </w:rPr>
-          <w:t>o</w:t>
-        </w:r>
-        <w:r>
-          <w:rPr>
-            <w:rStyle w:val="Hyperlink"/>
-            <w:color w:val="7030A0"/>
-          </w:rPr>
-          <w:t>si</w:t>
-        </w:r>
-        <w:r>
-          <w:rPr>
-            <w:rStyle w:val="Hyperlink"/>
-            <w:color w:val="7030A0"/>
-          </w:rPr>
-          <w:t>t</w:t>
-        </w:r>
-        <w:r>
-          <w:rPr>
-            <w:rStyle w:val="Hyperlink"/>
-            <w:color w:val="7030A0"/>
-          </w:rPr>
-          <w:t>ory</w:t>
+          <w:t>GitHub Repository</w:t>
         </w:r>
       </w:hyperlink>
     </w:p>
     <w:p>
       <w:pPr>
         <w:pStyle w:val="CVEntry"/>
-        <w:keepNext/>
         <w:keepLines/>
         <w:numPr>
           <w:ilvl w:val="0"/>
           <w:numId w:val="1"/>
         </w:numPr>
-        <w:rPr>
-          <w:color w:val="auto"/>
-        </w:rPr>
-      </w:pPr>
+        <w:jc w:val="both"/>
+        <w:rPr>
+          <w:color w:val="auto"/>
+          <w:lang w:val="en-PH"/>
+        </w:rPr>
+      </w:pPr>
+      <w:proofErr w:type="spellStart"/>
       <w:r>
         <w:rPr>
           <w:b/>
           <w:color w:val="auto"/>
         </w:rPr>
-        <w:t xml:space="preserve">Real-Time </w:t>
-      </w:r>
-      <w:proofErr w:type="spellStart"/>
+        <w:t>AquaFlush</w:t>
+      </w:r>
+      <w:proofErr w:type="spellEnd"/>
       <w:r>
         <w:rPr>
           <w:b/>
           <w:color w:val="auto"/>
         </w:rPr>
-        <w:t>Multisensor</w:t>
-      </w:r>
-      <w:proofErr w:type="spellEnd"/>
+        <w:t>: Arduino Water-Flow Monitoring Prototype</w:t>
+      </w:r>
       <w:r>
         <w:rPr>
           <w:b/>
           <w:color w:val="auto"/>
         </w:rPr>
-        <w:t xml:space="preserve"> Room Monitor</w:t>
-      </w:r>
-      <w:r>
-        <w:rPr>
-          <w:b/>
-          <w:color w:val="auto"/>
-        </w:rPr>
         <w:t xml:space="preserve"> </w:t>
       </w:r>
       <w:r>
         <w:rPr>
           <w:color w:val="auto"/>
         </w:rPr>
-        <w:t>—</w:t>
-      </w:r>
-      <w:r>
-        <w:rPr>
-          <w:color w:val="auto"/>
-        </w:rPr>
-        <w:t xml:space="preserve"> </w:t>
-      </w:r>
-      <w:proofErr w:type="spellStart"/>
-      <w:r>
-        <w:rPr>
-          <w:color w:val="auto"/>
-        </w:rPr>
-        <w:t>FreeRTOS</w:t>
-      </w:r>
-      <w:proofErr w:type="spellEnd"/>
-      <w:r>
-        <w:rPr>
-          <w:color w:val="auto"/>
-        </w:rPr>
-        <w:t xml:space="preserve"> tasks on an STM32 Blue Pill for sensor acquisition, OLED display, rotary-encoder input, motion monitoring, and temperature alarms, coordinated them using queues, event groups, and a serial mutex, and documented 10 functional checks covering sensor updates, navigation, alarms, and activity-state transitions</w:t>
-      </w:r>
-      <w:r>
-        <w:rPr>
-          <w:color w:val="auto"/>
-        </w:rPr>
-        <w:t xml:space="preserve">. </w:t>
-      </w:r>
-      <w:hyperlink r:id="rId11">
-        <w:r>
-          <w:rPr>
-            <w:color w:val="7030A0"/>
-            <w:u w:val="single"/>
-          </w:rPr>
-          <w:t>GitHub r</w:t>
-        </w:r>
-        <w:r>
-          <w:rPr>
-            <w:color w:val="7030A0"/>
-            <w:u w:val="single"/>
-          </w:rPr>
-          <w:t>e</w:t>
-        </w:r>
-        <w:r>
-          <w:rPr>
-            <w:color w:val="7030A0"/>
-            <w:u w:val="single"/>
-          </w:rPr>
-          <w:t>p</w:t>
-        </w:r>
-        <w:r>
-          <w:rPr>
-            <w:color w:val="7030A0"/>
-            <w:u w:val="single"/>
-          </w:rPr>
-          <w:t>o</w:t>
-        </w:r>
-        <w:r>
-          <w:rPr>
-            <w:color w:val="7030A0"/>
-            <w:u w:val="single"/>
-          </w:rPr>
-          <w:t>sitory</w:t>
-        </w:r>
-      </w:hyperlink>
-    </w:p>
-    <w:p>
-      <w:pPr>
-        <w:pStyle w:val="CVEntry"/>
-        <w:keepNext/>
-        <w:keepLines/>
-        <w:numPr>
-          <w:ilvl w:val="0"/>
-          <w:numId w:val="1"/>
-        </w:numPr>
-        <w:rPr>
-          <w:color w:val="auto"/>
-        </w:rPr>
-      </w:pPr>
-      <w:r>
-        <w:rPr>
-          <w:b/>
-          <w:color w:val="auto"/>
-        </w:rPr>
-        <w:t>Smart Inventory Sorting System</w:t>
-      </w:r>
-      <w:r>
-        <w:rPr>
-          <w:b/>
-          <w:color w:val="auto"/>
-        </w:rPr>
-        <w:t xml:space="preserve"> </w:t>
-      </w:r>
-      <w:r>
-        <w:rPr>
-          <w:color w:val="auto"/>
-        </w:rPr>
-        <w:t xml:space="preserve">— </w:t>
-      </w:r>
-      <w:r>
-        <w:rPr>
-          <w:color w:val="auto"/>
-        </w:rPr>
-        <w:t>A</w:t>
-      </w:r>
-      <w:r>
-        <w:rPr>
-          <w:color w:val="auto"/>
-        </w:rPr>
-        <w:t xml:space="preserve"> desktop software prototype using C++17, Qt Widgets, and SQLite to demonstrate an inventory and warehouse management concept, implementing product record creation, viewing, updating, and deletion, along with account registration, login, and manual occupancy updates across 12 warehouse areas</w:t>
-      </w:r>
-      <w:r>
-        <w:rPr>
-          <w:color w:val="auto"/>
-        </w:rPr>
-        <w:t xml:space="preserve">. </w:t>
-      </w:r>
-      <w:hyperlink r:id="rId12" w:history="1">
-        <w:r>
-          <w:rPr>
-            <w:rStyle w:val="Hyperlink"/>
-            <w:color w:val="7030A0"/>
-          </w:rPr>
-          <w:t>GitHub R</w:t>
-        </w:r>
-        <w:r>
-          <w:rPr>
-            <w:rStyle w:val="Hyperlink"/>
-            <w:color w:val="7030A0"/>
-          </w:rPr>
-          <w:t>e</w:t>
-        </w:r>
-        <w:r>
-          <w:rPr>
-            <w:rStyle w:val="Hyperlink"/>
-            <w:color w:val="7030A0"/>
-          </w:rPr>
-          <w:t>pository</w:t>
-        </w:r>
-      </w:hyperlink>
-    </w:p>
-    <w:p>
-      <w:pPr>
-        <w:pStyle w:val="CVEntry"/>
-        <w:keepNext/>
-        <w:keepLines/>
-        <w:numPr>
-          <w:ilvl w:val="0"/>
-          <w:numId w:val="1"/>
-        </w:numPr>
-        <w:rPr>
-          <w:color w:val="auto"/>
-          <w:lang w:val="en-PH"/>
-        </w:rPr>
-      </w:pPr>
-      <w:proofErr w:type="spellStart"/>
-      <w:r>
-        <w:rPr>
-          <w:b/>
-          <w:color w:val="auto"/>
-        </w:rPr>
-        <w:t>AquaFlush</w:t>
-      </w:r>
-      <w:proofErr w:type="spellEnd"/>
-      <w:r>
-        <w:rPr>
-          <w:b/>
-          <w:color w:val="auto"/>
-        </w:rPr>
-        <w:t>: Arduino Water-Flow Monitoring Prototype</w:t>
-      </w:r>
-      <w:r>
-        <w:rPr>
-          <w:b/>
-          <w:color w:val="auto"/>
-        </w:rPr>
-        <w:t xml:space="preserve"> </w:t>
-      </w:r>
-      <w:r>
-        <w:rPr>
-          <w:color w:val="auto"/>
-        </w:rPr>
         <w:t>— Programmed an Arduino Uno to estimate water-flow rates using interrupt-based sensor pulse counting, wired electronic components, and collaborated on constructing a miniature drainage model for demonstration.</w:t>
-      </w:r>
-      <w:r>
-        <w:rPr>
-          <w:color w:val="auto"/>
-          <w:lang w:val="en-PH"/>
-        </w:rPr>
-        <w:t xml:space="preserve"> </w:t>
-      </w:r>
-      <w:hyperlink r:id="rId13" w:history="1">
-        <w:r>
-          <w:rPr>
-            <w:rStyle w:val="Hyperlink"/>
-            <w:color w:val="7030A0"/>
-            <w:lang w:val="en-PH"/>
-          </w:rPr>
-          <w:t xml:space="preserve">GitHub </w:t>
-        </w:r>
-        <w:r>
-          <w:rPr>
-            <w:rStyle w:val="Hyperlink"/>
-            <w:color w:val="7030A0"/>
-            <w:lang w:val="en-PH"/>
-          </w:rPr>
-          <w:t>R</w:t>
-        </w:r>
-        <w:r>
-          <w:rPr>
-            <w:rStyle w:val="Hyperlink"/>
-            <w:color w:val="7030A0"/>
-            <w:lang w:val="en-PH"/>
-          </w:rPr>
-          <w:t>ep</w:t>
-        </w:r>
-        <w:r>
-          <w:rPr>
-            <w:rStyle w:val="Hyperlink"/>
-            <w:color w:val="7030A0"/>
-            <w:lang w:val="en-PH"/>
-          </w:rPr>
-          <w:t>o</w:t>
-        </w:r>
-        <w:r>
-          <w:rPr>
-            <w:rStyle w:val="Hyperlink"/>
-            <w:color w:val="7030A0"/>
-            <w:lang w:val="en-PH"/>
-          </w:rPr>
-          <w:t>sit</w:t>
-        </w:r>
-        <w:r>
-          <w:rPr>
-            <w:rStyle w:val="Hyperlink"/>
-            <w:color w:val="7030A0"/>
-            <w:lang w:val="en-PH"/>
-          </w:rPr>
-          <w:t>o</w:t>
-        </w:r>
-        <w:r>
-          <w:rPr>
-            <w:rStyle w:val="Hyperlink"/>
-            <w:color w:val="7030A0"/>
-            <w:lang w:val="en-PH"/>
-          </w:rPr>
-          <w:t>ry</w:t>
-        </w:r>
-      </w:hyperlink>
-    </w:p>
-    <w:p>
-      <w:pPr>
-        <w:pStyle w:val="CVEntry"/>
-        <w:keepNext/>
-        <w:keepLines/>
-        <w:numPr>
-          <w:ilvl w:val="0"/>
-          <w:numId w:val="1"/>
-        </w:numPr>
-        <w:rPr>
-          <w:color w:val="auto"/>
-        </w:rPr>
-      </w:pPr>
-      <w:r>
-        <w:rPr>
-          <w:b/>
-          <w:color w:val="auto"/>
-        </w:rPr>
-        <w:t>Industrial Drying Oven Control Using PLC and HMI</w:t>
-      </w:r>
-      <w:r>
-        <w:rPr>
-          <w:b/>
-          <w:color w:val="auto"/>
-        </w:rPr>
-        <w:t xml:space="preserve"> </w:t>
-      </w:r>
-      <w:r>
-        <w:rPr>
-          <w:color w:val="auto"/>
-        </w:rPr>
-        <w:t>— Designed and simulated a drying oven control system for metal fixtures containing heat-sensitive rubber O-rings, integrating PLC logic and HMI screens in CODESYS for temperature regulation and operational monitoring with adjustable temperature settings, door interlocks, status indicators, overtemperature alarms, and automatic shutdown logic.</w:t>
       </w:r>
       <w:r>
         <w:rPr>
@@ -1012,51 +796,70 @@
             <w:color w:val="7030A0"/>
             <w:lang w:val="en-PH"/>
           </w:rPr>
-          <w:t>Googl</w:t>
+          <w:t>GitHub Repository</w:t>
         </w:r>
+      </w:hyperlink>
+    </w:p>
+    <w:p>
+      <w:pPr>
+        <w:pStyle w:val="CVEntry"/>
+        <w:keepLines/>
+        <w:numPr>
+          <w:ilvl w:val="0"/>
+          <w:numId w:val="1"/>
+        </w:numPr>
+        <w:jc w:val="both"/>
+        <w:rPr>
+          <w:color w:val="auto"/>
+        </w:rPr>
+      </w:pPr>
+      <w:r>
+        <w:rPr>
+          <w:b/>
+          <w:color w:val="auto"/>
+        </w:rPr>
+        <w:t>Industrial Drying Oven Control Using PLC and HMI</w:t>
+      </w:r>
+      <w:r>
+        <w:rPr>
+          <w:b/>
+          <w:color w:val="auto"/>
+        </w:rPr>
+        <w:t xml:space="preserve"> </w:t>
+      </w:r>
+      <w:r>
+        <w:rPr>
+          <w:color w:val="auto"/>
+        </w:rPr>
+        <w:t>— Designed and simulated a drying oven control system for metal fixtures containing heat-sensitive rubber O-rings, integrating PLC logic and HMI screens in CODESYS for temperature regulation and operational monitoring with adjustable temperature settings, door interlocks, status indicators, overtemperature alarms, and automatic shutdown logic.</w:t>
+      </w:r>
+      <w:r>
+        <w:rPr>
+          <w:color w:val="auto"/>
+          <w:lang w:val="en-PH"/>
+        </w:rPr>
+        <w:t xml:space="preserve"> </w:t>
+      </w:r>
+      <w:hyperlink r:id="rId15" w:history="1">
         <w:r>
           <w:rPr>
             <w:rStyle w:val="Hyperlink"/>
             <w:color w:val="7030A0"/>
             <w:lang w:val="en-PH"/>
           </w:rPr>
-          <w:t>e</w:t>
-        </w:r>
-        <w:r>
-          <w:rPr>
-            <w:rStyle w:val="Hyperlink"/>
-            <w:color w:val="7030A0"/>
-            <w:lang w:val="en-PH"/>
-          </w:rPr>
-          <w:t xml:space="preserve"> </w:t>
-        </w:r>
-        <w:r>
-          <w:rPr>
-            <w:rStyle w:val="Hyperlink"/>
-            <w:color w:val="7030A0"/>
-            <w:lang w:val="en-PH"/>
-          </w:rPr>
-          <w:t>Sit</w:t>
-        </w:r>
-        <w:r>
-          <w:rPr>
-            <w:rStyle w:val="Hyperlink"/>
-            <w:color w:val="7030A0"/>
-            <w:lang w:val="en-PH"/>
-          </w:rPr>
-          <w:t>e</w:t>
+          <w:t>Google Site</w:t>
         </w:r>
       </w:hyperlink>
     </w:p>
     <w:p>
       <w:pPr>
         <w:pStyle w:val="CVEntry"/>
-        <w:keepNext/>
         <w:keepLines/>
         <w:numPr>
           <w:ilvl w:val="0"/>
           <w:numId w:val="1"/>
         </w:numPr>
+        <w:jc w:val="both"/>
         <w:rPr>
           <w:color w:val="auto"/>
         </w:rPr>
@@ -1094,92 +897,6 @@
           <w:color w:val="auto"/>
         </w:rPr>
         <w:t>Prototyped the circuit on a breadboard, soldered components onto a PCB, created 3D models and an animation using Autodesk Fusion 360, and conducted 50 trials across five potentiometer settings to evaluate LED output distribution and circuit behavior.</w:t>
-      </w:r>
-      <w:r>
-        <w:rPr>
-          <w:color w:val="auto"/>
-        </w:rPr>
-        <w:t xml:space="preserve"> </w:t>
-      </w:r>
-      <w:hyperlink r:id="rId15" w:history="1">
-        <w:r>
-          <w:rPr>
-            <w:rStyle w:val="Hyperlink"/>
-            <w:color w:val="7030A0"/>
-          </w:rPr>
-          <w:t>Google</w:t>
-        </w:r>
-        <w:r>
-          <w:rPr>
-            <w:rStyle w:val="Hyperlink"/>
-            <w:color w:val="7030A0"/>
-          </w:rPr>
-          <w:t xml:space="preserve"> </w:t>
-        </w:r>
-        <w:r>
-          <w:rPr>
-            <w:rStyle w:val="Hyperlink"/>
-            <w:color w:val="7030A0"/>
-          </w:rPr>
-          <w:t>D</w:t>
-        </w:r>
-        <w:r>
-          <w:rPr>
-            <w:rStyle w:val="Hyperlink"/>
-            <w:color w:val="7030A0"/>
-          </w:rPr>
-          <w:t>rive</w:t>
-        </w:r>
-      </w:hyperlink>
-    </w:p>
-    <w:p>
-      <w:pPr>
-        <w:pStyle w:val="CVEntry"/>
-        <w:keepNext/>
-        <w:keepLines/>
-        <w:numPr>
-          <w:ilvl w:val="0"/>
-          <w:numId w:val="1"/>
-        </w:numPr>
-        <w:rPr>
-          <w:b/>
-          <w:bCs/>
-          <w:color w:val="auto"/>
-        </w:rPr>
-      </w:pPr>
-      <w:r>
-        <w:rPr>
-          <w:b/>
-          <w:bCs/>
-          <w:color w:val="auto"/>
-        </w:rPr>
-        <w:t>Line Following Robot using Arduino ATMega328P</w:t>
-      </w:r>
-      <w:r>
-        <w:rPr>
-          <w:b/>
-          <w:bCs/>
-          <w:color w:val="auto"/>
-        </w:rPr>
-        <w:t xml:space="preserve"> </w:t>
-      </w:r>
-      <w:r>
-        <w:rPr>
-          <w:color w:val="auto"/>
-        </w:rPr>
-        <w:t>—</w:t>
-      </w:r>
-      <w:r>
-        <w:rPr>
-          <w:color w:val="auto"/>
-        </w:rPr>
-        <w:t xml:space="preserve"> Built </w:t>
-      </w:r>
-      <w:r>
-        <w:rPr>
-          <w:color w:val="auto"/>
-        </w:rPr>
-        <w:t>and documented the hardware for an Arduino Uno (ATmega328P) line-following robot, integrating two infrared sensors, an L298N motor driver, and DC motors for autonomous line tracking.</w:t>
       </w:r>
       <w:r>
         <w:rPr>
@@ -1193,40 +910,85 @@
             <w:rStyle w:val="Hyperlink"/>
             <w:color w:val="7030A0"/>
           </w:rPr>
-          <w:t xml:space="preserve">Google </w:t>
+          <w:t>Google Drive</w:t>
         </w:r>
+      </w:hyperlink>
+    </w:p>
+    <w:p>
+      <w:pPr>
+        <w:pStyle w:val="CVEntry"/>
+        <w:keepLines/>
+        <w:numPr>
+          <w:ilvl w:val="0"/>
+          <w:numId w:val="1"/>
+        </w:numPr>
+        <w:jc w:val="both"/>
+        <w:rPr>
+          <w:b/>
+          <w:bCs/>
+          <w:color w:val="auto"/>
+        </w:rPr>
+      </w:pPr>
+      <w:r>
+        <w:rPr>
+          <w:b/>
+          <w:bCs/>
+          <w:color w:val="auto"/>
+        </w:rPr>
+        <w:lastRenderedPageBreak/>
+        <w:t>Line Following Robot using Arduino ATMega328P</w:t>
+      </w:r>
+      <w:r>
+        <w:rPr>
+          <w:b/>
+          <w:bCs/>
+          <w:color w:val="auto"/>
+        </w:rPr>
+        <w:t xml:space="preserve"> </w:t>
+      </w:r>
+      <w:r>
+        <w:rPr>
+          <w:color w:val="auto"/>
+        </w:rPr>
+        <w:t>—</w:t>
+      </w:r>
+      <w:r>
+        <w:rPr>
+          <w:color w:val="auto"/>
+        </w:rPr>
+        <w:t xml:space="preserve"> Built </w:t>
+      </w:r>
+      <w:r>
+        <w:rPr>
+          <w:color w:val="auto"/>
+        </w:rPr>
+        <w:t>and documented the hardware for an Arduino Uno (ATmega328P) line-following robot, integrating two infrared sensors, an L298N motor driver, and DC motors for autonomous line tracking.</w:t>
+      </w:r>
+      <w:r>
+        <w:rPr>
+          <w:color w:val="auto"/>
+        </w:rPr>
+        <w:t xml:space="preserve"> </w:t>
+      </w:r>
+      <w:hyperlink r:id="rId17" w:history="1">
         <w:r>
           <w:rPr>
             <w:rStyle w:val="Hyperlink"/>
             <w:color w:val="7030A0"/>
           </w:rPr>
-          <w:t>D</w:t>
-        </w:r>
-        <w:r>
-          <w:rPr>
-            <w:rStyle w:val="Hyperlink"/>
-            <w:color w:val="7030A0"/>
-          </w:rPr>
-          <w:t>r</w:t>
-        </w:r>
-        <w:r>
-          <w:rPr>
-            <w:rStyle w:val="Hyperlink"/>
-            <w:color w:val="7030A0"/>
-          </w:rPr>
-          <w:t>ive</w:t>
+          <w:t>Google Drive</w:t>
         </w:r>
       </w:hyperlink>
     </w:p>
     <w:p>
       <w:pPr>
         <w:pStyle w:val="CVEntry"/>
-        <w:keepNext/>
         <w:keepLines/>
         <w:numPr>
           <w:ilvl w:val="0"/>
           <w:numId w:val="1"/>
         </w:numPr>
+        <w:jc w:val="both"/>
         <w:rPr>
           <w:b/>
           <w:bCs/>
@@ -1273,7 +1035,7 @@
         </w:rPr>
         <w:t xml:space="preserve">). </w:t>
       </w:r>
-      <w:hyperlink r:id="rId17" w:history="1">
+      <w:hyperlink r:id="rId18" w:history="1">
         <w:r>
           <w:rPr>
             <w:rStyle w:val="Hyperlink"/>
@@ -1285,752 +1047,172 @@
     </w:p>
     <w:p>
       <w:pPr>
-        <w:pStyle w:val="Heading1"/>
-        <w:pageBreakBefore/>
-        <w:spacing w:before="0"/>
-        <w:rPr>
-          <w:color w:val="auto"/>
-        </w:rPr>
-      </w:pPr>
-      <w:r>
-        <w:rPr>
-          <w:color w:val="auto"/>
-        </w:rPr>
-        <w:lastRenderedPageBreak/>
-        <w:t>Honors and Awards</w:t>
-      </w:r>
+        <w:pStyle w:val="ListBullet"/>
+        <w:jc w:val="both"/>
+        <w:rPr>
+          <w:lang w:val="en-PH"/>
+        </w:rPr>
+      </w:pPr>
+      <w:proofErr w:type="spellStart"/>
+      <w:r>
+        <w:rPr>
+          <w:rStyle w:val="Strong"/>
+        </w:rPr>
+        <w:t>BrainBoard</w:t>
+      </w:r>
+      <w:proofErr w:type="spellEnd"/>
+      <w:r>
+        <w:rPr>
+          <w:rStyle w:val="Strong"/>
+        </w:rPr>
+        <w:t xml:space="preserve"> Quiz Game </w:t>
+      </w:r>
+      <w:r>
+        <w:rPr>
+          <w:color w:val="auto"/>
+        </w:rPr>
+        <w:t>—</w:t>
+      </w:r>
+      <w:r>
+        <w:rPr>
+          <w:lang w:val="en-PH"/>
+        </w:rPr>
+        <w:t xml:space="preserve"> </w:t>
+      </w:r>
+      <w:r>
+        <w:rPr>
+          <w:lang w:val="en-PH"/>
+        </w:rPr>
+        <w:t xml:space="preserve">RT-Thread and LVGL on the RA6M3, </w:t>
+      </w:r>
+      <w:proofErr w:type="spellStart"/>
+      <w:r>
+        <w:rPr>
+          <w:lang w:val="en-PH"/>
+        </w:rPr>
+        <w:t>BrainBoard</w:t>
+      </w:r>
+      <w:proofErr w:type="spellEnd"/>
+      <w:r>
+        <w:rPr>
+          <w:lang w:val="en-PH"/>
+        </w:rPr>
+        <w:t xml:space="preserve"> combines touchscreen quizzes, live scoring, and time tracking to test how quickly you can think.</w:t>
+      </w:r>
+      <w:r>
+        <w:rPr>
+          <w:lang w:val="en-PH"/>
+        </w:rPr>
+        <w:t xml:space="preserve"> </w:t>
+      </w:r>
+      <w:hyperlink r:id="rId19" w:history="1">
+        <w:r>
+          <w:rPr>
+            <w:rStyle w:val="Hyperlink"/>
+            <w:color w:val="7030A0"/>
+            <w:lang w:val="en-PH"/>
+          </w:rPr>
+          <w:t>Project</w:t>
+        </w:r>
+      </w:hyperlink>
     </w:p>
     <w:p>
       <w:pPr>
-        <w:pStyle w:val="CVEntry"/>
-        <w:keepNext/>
-        <w:keepLines/>
+        <w:pStyle w:val="ListBullet"/>
+        <w:jc w:val="both"/>
+        <w:rPr>
+          <w:lang w:val="en-PH"/>
+        </w:rPr>
+      </w:pPr>
+      <w:r>
+        <w:rPr>
+          <w:rStyle w:val="Strong"/>
+        </w:rPr>
+        <w:t xml:space="preserve">STM32 </w:t>
+      </w:r>
+      <w:proofErr w:type="spellStart"/>
+      <w:r>
+        <w:rPr>
+          <w:rStyle w:val="Strong"/>
+        </w:rPr>
+        <w:t>FreeRTOS</w:t>
+      </w:r>
+      <w:proofErr w:type="spellEnd"/>
+      <w:r>
+        <w:rPr>
+          <w:rStyle w:val="Strong"/>
+        </w:rPr>
+        <w:t xml:space="preserve"> Audio Player  </w:t>
+      </w:r>
+      <w:r>
+        <w:rPr>
+          <w:color w:val="auto"/>
+        </w:rPr>
+        <w:t>—</w:t>
+      </w:r>
+      <w:r>
+        <w:rPr>
+          <w:color w:val="auto"/>
+        </w:rPr>
+        <w:t xml:space="preserve"> </w:t>
+      </w:r>
+      <w:r>
+        <w:rPr>
+          <w:lang w:val="en-PH"/>
+        </w:rPr>
+        <w:t xml:space="preserve">An STM32F407 audio player that turns binary song selections into synthesized melodies using I2S and DMA while </w:t>
+      </w:r>
+      <w:proofErr w:type="spellStart"/>
+      <w:r>
+        <w:rPr>
+          <w:lang w:val="en-PH"/>
+        </w:rPr>
+        <w:t>FreeRTOS</w:t>
+      </w:r>
+      <w:proofErr w:type="spellEnd"/>
+      <w:r>
+        <w:rPr>
+          <w:lang w:val="en-PH"/>
+        </w:rPr>
+        <w:t xml:space="preserve"> keeps playback controls responsive. </w:t>
+      </w:r>
+      <w:hyperlink r:id="rId20" w:history="1">
+        <w:r>
+          <w:rPr>
+            <w:rStyle w:val="Hyperlink"/>
+            <w:color w:val="7030A0"/>
+          </w:rPr>
+          <w:t>GitHub Repository</w:t>
+        </w:r>
+      </w:hyperlink>
+    </w:p>
+    <w:p>
+      <w:pPr>
+        <w:pStyle w:val="ListBullet"/>
         <w:numPr>
           <w:ilvl w:val="0"/>
-          <w:numId w:val="1"/>
+          <w:numId w:val="0"/>
         </w:numPr>
-        <w:rPr>
-          <w:color w:val="auto"/>
-        </w:rPr>
-      </w:pPr>
-      <w:r>
-        <w:rPr>
-          <w:b/>
-          <w:color w:val="auto"/>
-        </w:rPr>
-        <w:t>Champion — Best in Pitching; 1st Runner-Up — Best in Innovative System</w:t>
-      </w:r>
-      <w:r>
-        <w:rPr>
-          <w:color w:val="auto"/>
-        </w:rPr>
-        <w:t xml:space="preserve"> — TechShowcase 2025: Innovations in Application Development and Emerging Technologies (December 2025)</w:t>
-      </w:r>
+        <w:jc w:val="both"/>
+        <w:rPr>
+          <w:lang w:val="en-PH"/>
+        </w:rPr>
+      </w:pPr>
     </w:p>
     <w:p>
       <w:pPr>
-        <w:pStyle w:val="CVEntry"/>
-        <w:keepNext/>
-        <w:keepLines/>
-        <w:numPr>
-          <w:ilvl w:val="0"/>
-          <w:numId w:val="1"/>
-        </w:numPr>
-        <w:rPr>
-          <w:color w:val="auto"/>
-        </w:rPr>
-      </w:pPr>
-      <w:r>
-        <w:rPr>
-          <w:b/>
-          <w:color w:val="auto"/>
-        </w:rPr>
-        <w:t>Certificate of Commendation</w:t>
-      </w:r>
-      <w:r>
-        <w:rPr>
-          <w:color w:val="auto"/>
-        </w:rPr>
-        <w:t xml:space="preserve"> — </w:t>
-      </w:r>
-      <w:r>
-        <w:rPr>
-          <w:color w:val="auto"/>
-        </w:rPr>
-        <w:t>Computer Applications</w:t>
-      </w:r>
-      <w:r>
-        <w:rPr>
-          <w:color w:val="auto"/>
-        </w:rPr>
-        <w:t xml:space="preserve">, </w:t>
-      </w:r>
-      <w:r>
-        <w:rPr>
-          <w:color w:val="auto"/>
-        </w:rPr>
-        <w:t xml:space="preserve">CCC102 Computer Programming 2, </w:t>
-      </w:r>
-      <w:r>
-        <w:rPr>
-          <w:color w:val="auto"/>
-        </w:rPr>
-        <w:t>MSU</w:t>
-      </w:r>
-      <w:r>
-        <w:rPr>
-          <w:color w:val="auto"/>
-        </w:rPr>
-        <w:t>-</w:t>
-      </w:r>
-      <w:r>
-        <w:rPr>
-          <w:color w:val="auto"/>
-        </w:rPr>
-        <w:t>IIT (March 2025)</w:t>
-      </w:r>
-    </w:p>
-    <w:p>
-      <w:pPr>
-        <w:pStyle w:val="CVEntry"/>
-        <w:keepNext/>
-        <w:keepLines/>
-        <w:numPr>
-          <w:ilvl w:val="0"/>
-          <w:numId w:val="1"/>
-        </w:numPr>
-        <w:rPr>
-          <w:color w:val="auto"/>
-        </w:rPr>
-      </w:pPr>
-      <w:r>
-        <w:rPr>
-          <w:b/>
-          <w:color w:val="auto"/>
-        </w:rPr>
-        <w:t>Grand Prize Winner</w:t>
-      </w:r>
-      <w:r>
-        <w:rPr>
-          <w:color w:val="auto"/>
-        </w:rPr>
-        <w:t xml:space="preserve"> — Sustainable Innovation Pitch Competition (September 2024)</w:t>
-      </w:r>
-      <w:r>
-        <w:rPr>
-          <w:color w:val="auto"/>
-        </w:rPr>
-        <w:t xml:space="preserve"> </w:t>
-      </w:r>
-    </w:p>
-    <w:p>
-      <w:pPr>
         <w:pStyle w:val="Heading1"/>
-        <w:rPr>
-          <w:color w:val="auto"/>
-        </w:rPr>
-      </w:pPr>
-      <w:r>
-        <w:rPr>
-          <w:color w:val="auto"/>
-        </w:rPr>
-        <w:t>Leadership and Activities</w:t>
-      </w:r>
-      <w:r>
-        <w:rPr>
-          <w:color w:val="auto"/>
-        </w:rPr>
-        <w:t xml:space="preserve"> </w:t>
-      </w:r>
-    </w:p>
-    <w:p>
-      <w:pPr>
-        <w:pStyle w:val="CVEntry"/>
-        <w:keepNext/>
-        <w:keepLines/>
-        <w:numPr>
-          <w:ilvl w:val="0"/>
-          <w:numId w:val="1"/>
-        </w:numPr>
-        <w:rPr>
-          <w:color w:val="auto"/>
-        </w:rPr>
-      </w:pPr>
-      <w:r>
-        <w:rPr>
-          <w:b/>
-          <w:color w:val="auto"/>
-        </w:rPr>
-        <w:t>Legislative Secretary, Administrative Committee</w:t>
-      </w:r>
-      <w:r>
-        <w:rPr>
-          <w:color w:val="auto"/>
-        </w:rPr>
-        <w:t xml:space="preserve"> </w:t>
-      </w:r>
-      <w:r>
-        <w:rPr>
-          <w:color w:val="auto"/>
-        </w:rPr>
-        <w:t>—</w:t>
-      </w:r>
-      <w:r>
-        <w:rPr>
-          <w:color w:val="auto"/>
-        </w:rPr>
-        <w:t xml:space="preserve"> College of Computer Studies Student Council, MSU-IIT </w:t>
-      </w:r>
-      <w:r>
-        <w:rPr>
-          <w:color w:val="auto"/>
-        </w:rPr>
-        <w:t>(2026 – Present)</w:t>
-      </w:r>
-      <w:r>
-        <w:rPr>
-          <w:color w:val="auto"/>
-        </w:rPr>
-        <w:t xml:space="preserve"> </w:t>
-      </w:r>
-    </w:p>
-    <w:p>
-      <w:pPr>
-        <w:pStyle w:val="CVEntry"/>
-        <w:keepNext/>
-        <w:keepLines/>
-        <w:numPr>
-          <w:ilvl w:val="0"/>
-          <w:numId w:val="1"/>
-        </w:numPr>
-        <w:rPr>
-          <w:color w:val="auto"/>
-        </w:rPr>
-      </w:pPr>
-      <w:r>
-        <w:rPr>
-          <w:b/>
-          <w:color w:val="auto"/>
-        </w:rPr>
-        <w:t>Co-Chairperson, Ways and Means Committee</w:t>
-      </w:r>
-      <w:r>
-        <w:rPr>
-          <w:b/>
-          <w:color w:val="auto"/>
-        </w:rPr>
-        <w:t xml:space="preserve"> </w:t>
-      </w:r>
-      <w:r>
-        <w:rPr>
-          <w:color w:val="auto"/>
-        </w:rPr>
-        <w:t>—</w:t>
-      </w:r>
-      <w:r>
-        <w:rPr>
-          <w:color w:val="auto"/>
-        </w:rPr>
-        <w:t xml:space="preserve"> </w:t>
-      </w:r>
-      <w:r>
-        <w:rPr>
-          <w:color w:val="auto"/>
-        </w:rPr>
-        <w:t>College of Computer Studies Student Council, MSU-IIT</w:t>
-      </w:r>
-      <w:r>
-        <w:rPr>
-          <w:color w:val="auto"/>
-        </w:rPr>
-        <w:t xml:space="preserve"> (2025 – 2026)</w:t>
-      </w:r>
-    </w:p>
-    <w:p>
-      <w:pPr>
-        <w:pStyle w:val="CVEntry"/>
-        <w:keepNext/>
-        <w:keepLines/>
-        <w:numPr>
-          <w:ilvl w:val="0"/>
-          <w:numId w:val="1"/>
-        </w:numPr>
-        <w:rPr>
-          <w:color w:val="auto"/>
-        </w:rPr>
-      </w:pPr>
-      <w:r>
-        <w:rPr>
-          <w:b/>
-          <w:color w:val="auto"/>
-        </w:rPr>
-        <w:t>Secretary, Special Events Committee</w:t>
-      </w:r>
-      <w:r>
-        <w:rPr>
-          <w:b/>
-          <w:color w:val="auto"/>
-        </w:rPr>
-        <w:t xml:space="preserve"> </w:t>
-      </w:r>
-      <w:r>
-        <w:rPr>
-          <w:color w:val="auto"/>
-        </w:rPr>
-        <w:t>—</w:t>
-      </w:r>
-      <w:r>
-        <w:rPr>
-          <w:color w:val="auto"/>
-        </w:rPr>
-        <w:t xml:space="preserve"> </w:t>
-      </w:r>
-      <w:r>
-        <w:rPr>
-          <w:color w:val="auto"/>
-        </w:rPr>
-        <w:t>College of Computer Studies Student Council, MSU-IIT</w:t>
-      </w:r>
-      <w:r>
-        <w:rPr>
-          <w:color w:val="auto"/>
-        </w:rPr>
-        <w:t xml:space="preserve"> (2024 – 2025)</w:t>
-      </w:r>
-    </w:p>
-    <w:p>
-      <w:pPr>
-        <w:pStyle w:val="CVEntry"/>
-        <w:keepNext/>
-        <w:keepLines/>
-        <w:numPr>
-          <w:ilvl w:val="0"/>
-          <w:numId w:val="1"/>
-        </w:numPr>
-        <w:rPr>
-          <w:color w:val="auto"/>
-        </w:rPr>
-      </w:pPr>
-      <w:r>
-        <w:rPr>
-          <w:b/>
-          <w:color w:val="auto"/>
-        </w:rPr>
-        <w:t>Unders</w:t>
-      </w:r>
-      <w:r>
-        <w:rPr>
-          <w:b/>
-          <w:color w:val="auto"/>
-        </w:rPr>
-        <w:t xml:space="preserve">ecretary, </w:t>
-      </w:r>
-      <w:r>
-        <w:rPr>
-          <w:b/>
-          <w:color w:val="auto"/>
-        </w:rPr>
-        <w:t>Computer Applications Society</w:t>
-      </w:r>
-      <w:r>
-        <w:rPr>
-          <w:b/>
-          <w:color w:val="auto"/>
-        </w:rPr>
-        <w:t xml:space="preserve"> </w:t>
-      </w:r>
-      <w:r>
-        <w:rPr>
-          <w:color w:val="auto"/>
-        </w:rPr>
-        <w:t>— College of Computer Studies, MSU-IIT (202</w:t>
-      </w:r>
-      <w:r>
-        <w:rPr>
-          <w:color w:val="auto"/>
-        </w:rPr>
-        <w:t>3</w:t>
-      </w:r>
-      <w:r>
-        <w:rPr>
-          <w:color w:val="auto"/>
-        </w:rPr>
-        <w:t>– 202</w:t>
-      </w:r>
-      <w:r>
-        <w:rPr>
-          <w:color w:val="auto"/>
-        </w:rPr>
-        <w:t>4</w:t>
-      </w:r>
-      <w:r>
-        <w:rPr>
-          <w:color w:val="auto"/>
-        </w:rPr>
-        <w:t>)</w:t>
-      </w:r>
-    </w:p>
-    <w:p>
-      <w:pPr>
-        <w:pStyle w:val="CVEntry"/>
-        <w:keepNext/>
-        <w:keepLines/>
-        <w:numPr>
-          <w:ilvl w:val="0"/>
-          <w:numId w:val="1"/>
-        </w:numPr>
-        <w:rPr>
-          <w:color w:val="auto"/>
-        </w:rPr>
-      </w:pPr>
-      <w:r>
-        <w:rPr>
-          <w:b/>
-          <w:color w:val="auto"/>
-        </w:rPr>
-        <w:t>Lead, Program and Technical Committee</w:t>
-      </w:r>
-      <w:r>
-        <w:rPr>
-          <w:color w:val="auto"/>
-        </w:rPr>
-        <w:t xml:space="preserve"> — </w:t>
-      </w:r>
-      <w:proofErr w:type="gramStart"/>
-      <w:r>
-        <w:rPr>
-          <w:color w:val="auto"/>
-        </w:rPr>
-        <w:t>my.ComApps</w:t>
-      </w:r>
-      <w:proofErr w:type="gramEnd"/>
-      <w:r>
-        <w:rPr>
-          <w:color w:val="auto"/>
-        </w:rPr>
-        <w:t xml:space="preserve"> Technology Symposium and Exhibit, MSU-IIT (November 2025)</w:t>
-      </w:r>
-    </w:p>
-    <w:p>
-      <w:pPr>
-        <w:pStyle w:val="CVEntry"/>
-        <w:keepNext/>
-        <w:keepLines/>
-        <w:numPr>
-          <w:ilvl w:val="0"/>
-          <w:numId w:val="1"/>
-        </w:numPr>
-        <w:rPr>
-          <w:color w:val="auto"/>
-        </w:rPr>
-      </w:pPr>
-      <w:r>
-        <w:rPr>
-          <w:b/>
-          <w:color w:val="auto"/>
-        </w:rPr>
-        <w:t>Co-Lead, Sponsorship Team</w:t>
-      </w:r>
-      <w:r>
-        <w:rPr>
-          <w:color w:val="auto"/>
-        </w:rPr>
-        <w:t xml:space="preserve"> — Iligan Campus DEVCON 2025 (October 2025)</w:t>
-      </w:r>
-    </w:p>
-    <w:p>
-      <w:pPr>
-        <w:pStyle w:val="CVEntry"/>
-        <w:keepNext/>
-        <w:keepLines/>
-        <w:numPr>
-          <w:ilvl w:val="0"/>
-          <w:numId w:val="1"/>
-        </w:numPr>
-        <w:rPr>
-          <w:color w:val="auto"/>
-        </w:rPr>
-      </w:pPr>
-      <w:r>
-        <w:rPr>
-          <w:b/>
-          <w:color w:val="auto"/>
-        </w:rPr>
-        <w:t>Event Organizer</w:t>
-      </w:r>
-      <w:r>
-        <w:rPr>
-          <w:color w:val="auto"/>
-        </w:rPr>
-        <w:t xml:space="preserve"> — IEEE Smart Mobility Hackathon, MSU-IIT (September 2025)</w:t>
-      </w:r>
-    </w:p>
-    <w:p>
-      <w:pPr>
-        <w:pStyle w:val="CVEntry"/>
-        <w:keepNext/>
-        <w:keepLines/>
-        <w:numPr>
-          <w:ilvl w:val="0"/>
-          <w:numId w:val="1"/>
-        </w:numPr>
-        <w:rPr>
-          <w:color w:val="auto"/>
-        </w:rPr>
-      </w:pPr>
-      <w:r>
-        <w:rPr>
-          <w:b/>
-          <w:color w:val="auto"/>
-        </w:rPr>
-        <w:t>Lead, Registration Committee</w:t>
-      </w:r>
-      <w:r>
-        <w:rPr>
-          <w:color w:val="auto"/>
-        </w:rPr>
-        <w:t xml:space="preserve"> — </w:t>
-      </w:r>
-      <w:proofErr w:type="spellStart"/>
-      <w:proofErr w:type="gramStart"/>
-      <w:r>
-        <w:rPr>
-          <w:color w:val="auto"/>
-        </w:rPr>
-        <w:t>my.ComApps</w:t>
-      </w:r>
-      <w:proofErr w:type="spellEnd"/>
-      <w:proofErr w:type="gramEnd"/>
-      <w:r>
-        <w:rPr>
-          <w:color w:val="auto"/>
-        </w:rPr>
-        <w:t xml:space="preserve"> - </w:t>
-      </w:r>
-      <w:r>
-        <w:rPr>
-          <w:color w:val="auto"/>
-        </w:rPr>
-        <w:t>A Technology Development Program, MSU-IIT (December 2024)</w:t>
-      </w:r>
-    </w:p>
-    <w:p>
-      <w:pPr>
-        <w:pStyle w:val="Heading1"/>
-        <w:rPr>
-          <w:color w:val="auto"/>
-        </w:rPr>
-      </w:pPr>
-      <w:r>
-        <w:rPr>
-          <w:color w:val="auto"/>
-        </w:rPr>
-        <w:t>Certifications and Training</w:t>
-      </w:r>
-    </w:p>
-    <w:p>
-      <w:pPr>
-        <w:pStyle w:val="ListBullet"/>
-        <w:rPr>
-          <w:color w:val="auto"/>
-        </w:rPr>
-      </w:pPr>
-      <w:r>
-        <w:rPr>
-          <w:rStyle w:val="Strong"/>
-          <w:color w:val="auto"/>
-        </w:rPr>
-        <w:t>AI Career Readiness Training</w:t>
-      </w:r>
-      <w:r>
-        <w:rPr>
-          <w:color w:val="auto"/>
-        </w:rPr>
-        <w:t xml:space="preserve"> — ASEAN Foundation (October 2026)</w:t>
-      </w:r>
-    </w:p>
-    <w:p>
-      <w:pPr>
-        <w:pStyle w:val="ListBullet"/>
-        <w:rPr>
-          <w:color w:val="auto"/>
-        </w:rPr>
-      </w:pPr>
-      <w:r>
-        <w:rPr>
-          <w:rStyle w:val="Strong"/>
-          <w:color w:val="auto"/>
-        </w:rPr>
-        <w:t>Media and Information Literacy</w:t>
-      </w:r>
-      <w:r>
-        <w:rPr>
-          <w:color w:val="auto"/>
-        </w:rPr>
-        <w:t xml:space="preserve"> — ASEAN Foundation (October 2026)</w:t>
-      </w:r>
-    </w:p>
-    <w:p>
-      <w:pPr>
-        <w:pStyle w:val="ListBullet"/>
-        <w:rPr>
-          <w:rFonts w:ascii="Times New Roman" w:eastAsia="Times New Roman" w:hAnsi="Times New Roman" w:cs="Times New Roman"/>
-          <w:color w:val="auto"/>
-        </w:rPr>
-      </w:pPr>
-      <w:r>
-        <w:rPr>
-          <w:rStyle w:val="Strong"/>
-          <w:color w:val="auto"/>
-        </w:rPr>
-        <w:t xml:space="preserve">AI Ready ASEAN - AI Learning Modules (12 </w:t>
-      </w:r>
-      <w:proofErr w:type="gramStart"/>
-      <w:r>
-        <w:rPr>
-          <w:rStyle w:val="Strong"/>
-          <w:color w:val="auto"/>
-        </w:rPr>
-        <w:t>hours)</w:t>
-      </w:r>
-      <w:r>
-        <w:rPr>
-          <w:color w:val="auto"/>
-        </w:rPr>
-        <w:t xml:space="preserve"> —</w:t>
-      </w:r>
-      <w:proofErr w:type="gramEnd"/>
-      <w:r>
-        <w:rPr>
-          <w:color w:val="auto"/>
-        </w:rPr>
-        <w:t xml:space="preserve"> ASEAN Foundation (October 2026)</w:t>
-      </w:r>
-    </w:p>
-    <w:p>
-      <w:pPr>
-        <w:pStyle w:val="ListBullet"/>
-        <w:rPr>
-          <w:color w:val="auto"/>
-        </w:rPr>
-      </w:pPr>
-      <w:r>
-        <w:rPr>
-          <w:rStyle w:val="Strong"/>
-          <w:color w:val="auto"/>
-        </w:rPr>
-        <w:t>Networking Basics</w:t>
-      </w:r>
-      <w:r>
-        <w:rPr>
-          <w:color w:val="auto"/>
-        </w:rPr>
-        <w:t xml:space="preserve"> — Cisco Networking Academy (September 2026)</w:t>
-      </w:r>
-    </w:p>
-    <w:p>
-      <w:pPr>
-        <w:pStyle w:val="ListBullet"/>
-        <w:rPr>
-          <w:color w:val="auto"/>
-        </w:rPr>
-      </w:pPr>
-      <w:r>
-        <w:rPr>
-          <w:rStyle w:val="Strong"/>
-          <w:color w:val="auto"/>
-        </w:rPr>
-        <w:t>Operating Systems Basics</w:t>
-      </w:r>
-      <w:r>
-        <w:rPr>
-          <w:color w:val="auto"/>
-        </w:rPr>
-        <w:t xml:space="preserve"> — Cisco Networking Academy (September 2026)</w:t>
-      </w:r>
-    </w:p>
-    <w:p>
-      <w:pPr>
-        <w:pStyle w:val="ListBullet"/>
-        <w:rPr>
-          <w:color w:val="auto"/>
-        </w:rPr>
-      </w:pPr>
-      <w:r>
-        <w:rPr>
-          <w:rStyle w:val="Strong"/>
-          <w:color w:val="auto"/>
-        </w:rPr>
-        <w:t>Computer Hardware Basics</w:t>
-      </w:r>
-      <w:r>
-        <w:rPr>
-          <w:color w:val="auto"/>
-        </w:rPr>
-        <w:t xml:space="preserve"> — Cisco Networking Academy (September 2026)</w:t>
-      </w:r>
-    </w:p>
-    <w:p>
-      <w:pPr>
-        <w:pStyle w:val="ListBullet"/>
-        <w:rPr>
-          <w:color w:val="auto"/>
-        </w:rPr>
-      </w:pPr>
-      <w:r>
-        <w:rPr>
-          <w:rStyle w:val="Strong"/>
-          <w:color w:val="auto"/>
-        </w:rPr>
-        <w:t>Startup Basics 101</w:t>
-      </w:r>
-      <w:r>
-        <w:rPr>
-          <w:color w:val="auto"/>
-        </w:rPr>
-        <w:t xml:space="preserve"> — </w:t>
-      </w:r>
-      <w:proofErr w:type="spellStart"/>
-      <w:r>
-        <w:rPr>
-          <w:color w:val="auto"/>
-        </w:rPr>
-        <w:t>iDEYA</w:t>
-      </w:r>
-      <w:proofErr w:type="spellEnd"/>
-      <w:r>
-        <w:rPr>
-          <w:color w:val="auto"/>
-        </w:rPr>
-        <w:t xml:space="preserve">: Center of Innovation and </w:t>
-      </w:r>
-      <w:proofErr w:type="spellStart"/>
-      <w:r>
-        <w:rPr>
-          <w:color w:val="auto"/>
-        </w:rPr>
-        <w:t>Technopreneurship</w:t>
-      </w:r>
-      <w:proofErr w:type="spellEnd"/>
-      <w:r>
-        <w:rPr>
-          <w:color w:val="auto"/>
-        </w:rPr>
-        <w:t>, MSU-IIT (September 2026)</w:t>
-      </w:r>
-    </w:p>
-    <w:p>
-      <w:pPr>
-        <w:pStyle w:val="Heading1"/>
-        <w:rPr>
-          <w:color w:val="auto"/>
-        </w:rPr>
-      </w:pPr>
-      <w:r>
-        <w:rPr>
-          <w:color w:val="auto"/>
-        </w:rPr>
-        <w:t>Skills and Interest</w:t>
+        <w:spacing w:before="0"/>
+        <w:jc w:val="both"/>
+        <w:rPr>
+          <w:color w:val="auto"/>
+        </w:rPr>
+      </w:pPr>
+      <w:r>
+        <w:rPr>
+          <w:color w:val="auto"/>
+        </w:rPr>
+        <w:t>Honors and Awards</w:t>
       </w:r>
     </w:p>
     <w:p>
@@ -2041,6 +1223,7 @@
           <w:ilvl w:val="0"/>
           <w:numId w:val="1"/>
         </w:numPr>
+        <w:jc w:val="both"/>
         <w:rPr>
           <w:color w:val="auto"/>
         </w:rPr>
@@ -2050,13 +1233,48 @@
           <w:b/>
           <w:color w:val="auto"/>
         </w:rPr>
-        <w:t>Programming and data</w:t>
-      </w:r>
-      <w:r>
-        <w:rPr>
-          <w:color w:val="auto"/>
-        </w:rPr>
-        <w:t xml:space="preserve"> — C/C++, Python, SQL and SQLite; AVR assembly coursework</w:t>
+        <w:t>Champion</w:t>
+      </w:r>
+      <w:r>
+        <w:rPr>
+          <w:b/>
+          <w:color w:val="auto"/>
+        </w:rPr>
+        <w:t xml:space="preserve">, </w:t>
+      </w:r>
+      <w:r>
+        <w:rPr>
+          <w:b/>
+          <w:color w:val="auto"/>
+        </w:rPr>
+        <w:t>Best in Pitching</w:t>
+      </w:r>
+      <w:r>
+        <w:rPr>
+          <w:b/>
+          <w:color w:val="auto"/>
+        </w:rPr>
+        <w:t xml:space="preserve"> </w:t>
+      </w:r>
+      <w:r>
+        <w:rPr>
+          <w:color w:val="auto"/>
+        </w:rPr>
+        <w:t xml:space="preserve">— </w:t>
+      </w:r>
+      <w:proofErr w:type="spellStart"/>
+      <w:r>
+        <w:rPr>
+          <w:color w:val="auto"/>
+        </w:rPr>
+        <w:t>TechShowcase</w:t>
+      </w:r>
+      <w:proofErr w:type="spellEnd"/>
+      <w:r>
+        <w:rPr>
+          <w:color w:val="auto"/>
+        </w:rPr>
+        <w:t xml:space="preserve"> 2025: Innovations in Application Development and Emerging Technologies (December 2025)</w:t>
       </w:r>
     </w:p>
     <w:p>
@@ -2067,6 +1285,7 @@
           <w:ilvl w:val="0"/>
           <w:numId w:val="1"/>
         </w:numPr>
+        <w:jc w:val="both"/>
         <w:rPr>
           <w:color w:val="auto"/>
         </w:rPr>
@@ -2076,13 +1295,41 @@
           <w:b/>
           <w:color w:val="auto"/>
         </w:rPr>
-        <w:t>Embedded systems</w:t>
-      </w:r>
-      <w:r>
-        <w:rPr>
-          <w:color w:val="auto"/>
-        </w:rPr>
-        <w:t xml:space="preserve"> — STM32, RT-Thread, FreeRTOS, Arduino, sensor integration, task scheduling, queues, ADC, I2C, UART, MQTT/TLS</w:t>
+        <w:t>1st Runner-Up</w:t>
+      </w:r>
+      <w:r>
+        <w:rPr>
+          <w:b/>
+          <w:color w:val="auto"/>
+        </w:rPr>
+        <w:t xml:space="preserve">, </w:t>
+      </w:r>
+      <w:r>
+        <w:rPr>
+          <w:b/>
+          <w:color w:val="auto"/>
+        </w:rPr>
+        <w:t>Best in Innovative System</w:t>
+      </w:r>
+      <w:r>
+        <w:rPr>
+          <w:color w:val="auto"/>
+        </w:rPr>
+        <w:t xml:space="preserve"> — </w:t>
+      </w:r>
+      <w:proofErr w:type="spellStart"/>
+      <w:r>
+        <w:rPr>
+          <w:color w:val="auto"/>
+        </w:rPr>
+        <w:t>TechShowcase</w:t>
+      </w:r>
+      <w:proofErr w:type="spellEnd"/>
+      <w:r>
+        <w:rPr>
+          <w:color w:val="auto"/>
+        </w:rPr>
+        <w:t xml:space="preserve"> 2025: Innovations in Application Development and Emerging Technologies (December 2025)</w:t>
       </w:r>
     </w:p>
     <w:p>
@@ -2093,6 +1340,7 @@
           <w:ilvl w:val="0"/>
           <w:numId w:val="1"/>
         </w:numPr>
+        <w:jc w:val="both"/>
         <w:rPr>
           <w:color w:val="auto"/>
         </w:rPr>
@@ -2102,13 +1350,161 @@
           <w:b/>
           <w:color w:val="auto"/>
         </w:rPr>
-        <w:t>AI and applications</w:t>
-      </w:r>
-      <w:r>
-        <w:rPr>
-          <w:color w:val="auto"/>
-        </w:rPr>
-        <w:t xml:space="preserve"> — YOLOv8n, Raspberry Pi 5, and Flask; Qt Widgets desktop applications</w:t>
+        <w:t>Certificate of Commendation</w:t>
+      </w:r>
+      <w:r>
+        <w:rPr>
+          <w:color w:val="auto"/>
+        </w:rPr>
+        <w:t xml:space="preserve"> — </w:t>
+      </w:r>
+      <w:r>
+        <w:rPr>
+          <w:color w:val="auto"/>
+        </w:rPr>
+        <w:t>Computer Applications</w:t>
+      </w:r>
+      <w:r>
+        <w:rPr>
+          <w:color w:val="auto"/>
+        </w:rPr>
+        <w:t xml:space="preserve">, </w:t>
+      </w:r>
+      <w:r>
+        <w:rPr>
+          <w:color w:val="auto"/>
+        </w:rPr>
+        <w:t xml:space="preserve">CCC102 Computer Programming 2, </w:t>
+      </w:r>
+      <w:r>
+        <w:rPr>
+          <w:color w:val="auto"/>
+        </w:rPr>
+        <w:t>MSU</w:t>
+      </w:r>
+      <w:r>
+        <w:rPr>
+          <w:color w:val="auto"/>
+        </w:rPr>
+        <w:t>-</w:t>
+      </w:r>
+      <w:r>
+        <w:rPr>
+          <w:color w:val="auto"/>
+        </w:rPr>
+        <w:t>IIT (March 2025)</w:t>
+      </w:r>
+    </w:p>
+    <w:p>
+      <w:pPr>
+        <w:pStyle w:val="ListBullet"/>
+        <w:jc w:val="both"/>
+        <w:rPr>
+          <w:rFonts w:ascii="Times New Roman" w:eastAsia="Times New Roman" w:hAnsi="Times New Roman" w:cs="Times New Roman"/>
+          <w:color w:val="auto"/>
+        </w:rPr>
+      </w:pPr>
+      <w:r>
+        <w:rPr>
+          <w:rStyle w:val="Strong"/>
+        </w:rPr>
+        <w:t>Champion</w:t>
+      </w:r>
+      <w:r>
+        <w:t xml:space="preserve"> — Sustainable Innovation Pitch, 2024 Sustainable Development Day Celebration, MSU-IIT (September 25, 2024)</w:t>
+      </w:r>
+    </w:p>
+    <w:p>
+      <w:pPr>
+        <w:pStyle w:val="ListBullet"/>
+        <w:jc w:val="both"/>
+        <w:rPr>
+          <w:rFonts w:ascii="Times New Roman" w:eastAsia="Times New Roman" w:hAnsi="Times New Roman" w:cs="Times New Roman"/>
+          <w:color w:val="auto"/>
+        </w:rPr>
+      </w:pPr>
+      <w:r>
+        <w:rPr>
+          <w:rStyle w:val="Strong"/>
+        </w:rPr>
+        <w:t>Learner Sharer</w:t>
+      </w:r>
+      <w:r>
+        <w:t xml:space="preserve"> </w:t>
+      </w:r>
+      <w:r>
+        <w:rPr>
+          <w:b/>
+          <w:bCs/>
+        </w:rPr>
+        <w:t>Speaker</w:t>
+      </w:r>
+      <w:r>
+        <w:t xml:space="preserve"> — Grade 10 Senior High School Orientation, Tomas Cabili National High School (April 2023)</w:t>
+      </w:r>
+    </w:p>
+    <w:p>
+      <w:pPr>
+        <w:pStyle w:val="ListBullet"/>
+        <w:jc w:val="both"/>
+      </w:pPr>
+      <w:r>
+        <w:rPr>
+          <w:rStyle w:val="Strong"/>
+        </w:rPr>
+        <w:t>Fourth Place</w:t>
+      </w:r>
+      <w:r>
+        <w:rPr>
+          <w:rStyle w:val="Strong"/>
+        </w:rPr>
+        <w:t xml:space="preserve">, </w:t>
+      </w:r>
+      <w:r>
+        <w:rPr>
+          <w:rStyle w:val="Strong"/>
+        </w:rPr>
+        <w:t>Winning Coach</w:t>
+      </w:r>
+      <w:r>
+        <w:t xml:space="preserve"> — </w:t>
+      </w:r>
+      <w:proofErr w:type="spellStart"/>
+      <w:r>
+        <w:t>Siyensikula</w:t>
+      </w:r>
+      <w:proofErr w:type="spellEnd"/>
+      <w:r>
+        <w:t xml:space="preserve">, Senior High School Category, Division Science and Technology Fair, Tomas </w:t>
+      </w:r>
+      <w:proofErr w:type="spellStart"/>
+      <w:r>
+        <w:t>Cabili</w:t>
+      </w:r>
+      <w:proofErr w:type="spellEnd"/>
+      <w:r>
+        <w:t xml:space="preserve"> National High School (December 14, 2022)</w:t>
+      </w:r>
+    </w:p>
+    <w:p>
+      <w:pPr>
+        <w:pStyle w:val="Heading1"/>
+        <w:jc w:val="both"/>
+        <w:rPr>
+          <w:color w:val="auto"/>
+        </w:rPr>
+      </w:pPr>
+      <w:r>
+        <w:rPr>
+          <w:color w:val="auto"/>
+        </w:rPr>
+        <w:t>Leadership and Activities</w:t>
+      </w:r>
+      <w:r>
+        <w:rPr>
+          <w:color w:val="auto"/>
+        </w:rPr>
+        <w:t xml:space="preserve"> </w:t>
       </w:r>
     </w:p>
     <w:p>
@@ -2119,6 +1515,7 @@
           <w:ilvl w:val="0"/>
           <w:numId w:val="1"/>
         </w:numPr>
+        <w:jc w:val="both"/>
         <w:rPr>
           <w:color w:val="auto"/>
         </w:rPr>
@@ -2128,13 +1525,25 @@
           <w:b/>
           <w:color w:val="auto"/>
         </w:rPr>
-        <w:t>Development tools</w:t>
-      </w:r>
-      <w:r>
-        <w:rPr>
-          <w:color w:val="auto"/>
-        </w:rPr>
-        <w:t xml:space="preserve"> — Git, GitHub, Visual Studio Code, PlatformIO, RT-Thread Studio, Wokwi, Microchip Studio</w:t>
+        <w:t>Legislative Secretary, Administrative Committee</w:t>
+      </w:r>
+      <w:r>
+        <w:rPr>
+          <w:color w:val="auto"/>
+        </w:rPr>
+        <w:t xml:space="preserve"> — College of Computer Studies Student Council, MSU-IIT </w:t>
+      </w:r>
+      <w:r>
+        <w:rPr>
+          <w:color w:val="auto"/>
+        </w:rPr>
+        <w:t>(2026 – Present)</w:t>
+      </w:r>
+      <w:r>
+        <w:rPr>
+          <w:color w:val="auto"/>
+        </w:rPr>
+        <w:t xml:space="preserve"> </w:t>
       </w:r>
     </w:p>
     <w:p>
@@ -2145,6 +1554,7 @@
           <w:ilvl w:val="0"/>
           <w:numId w:val="1"/>
         </w:numPr>
+        <w:jc w:val="both"/>
         <w:rPr>
           <w:color w:val="auto"/>
         </w:rPr>
@@ -2154,13 +1564,26 @@
           <w:b/>
           <w:color w:val="auto"/>
         </w:rPr>
-        <w:t>Prototyping</w:t>
-      </w:r>
-      <w:r>
-        <w:rPr>
-          <w:color w:val="auto"/>
-        </w:rPr>
-        <w:t xml:space="preserve"> — Breadboard circuits, PCB soldering, Autodesk Fusion 360, laser cutting, CNC router operation</w:t>
+        <w:t>Co-Chairperson, Ways and Means Committee</w:t>
+      </w:r>
+      <w:r>
+        <w:rPr>
+          <w:b/>
+          <w:color w:val="auto"/>
+        </w:rPr>
+        <w:t xml:space="preserve"> </w:t>
+      </w:r>
+      <w:r>
+        <w:rPr>
+          <w:color w:val="auto"/>
+        </w:rPr>
+        <w:t>— College of Computer Studies Student Council, MSU-IIT</w:t>
+      </w:r>
+      <w:r>
+        <w:rPr>
+          <w:color w:val="auto"/>
+        </w:rPr>
+        <w:t xml:space="preserve"> (2025 – 2026)</w:t>
       </w:r>
     </w:p>
     <w:p>
@@ -2171,6 +1594,668 @@
           <w:ilvl w:val="0"/>
           <w:numId w:val="1"/>
         </w:numPr>
+        <w:jc w:val="both"/>
+        <w:rPr>
+          <w:color w:val="auto"/>
+        </w:rPr>
+      </w:pPr>
+      <w:r>
+        <w:rPr>
+          <w:b/>
+          <w:color w:val="auto"/>
+        </w:rPr>
+        <w:t>Secretary, Special Events Committee</w:t>
+      </w:r>
+      <w:r>
+        <w:rPr>
+          <w:b/>
+          <w:color w:val="auto"/>
+        </w:rPr>
+        <w:t xml:space="preserve"> </w:t>
+      </w:r>
+      <w:r>
+        <w:rPr>
+          <w:color w:val="auto"/>
+        </w:rPr>
+        <w:t>— College of Computer Studies Student Council, MSU-IIT</w:t>
+      </w:r>
+      <w:r>
+        <w:rPr>
+          <w:color w:val="auto"/>
+        </w:rPr>
+        <w:t xml:space="preserve"> (2024 – 2025)</w:t>
+      </w:r>
+    </w:p>
+    <w:p>
+      <w:pPr>
+        <w:pStyle w:val="CVEntry"/>
+        <w:keepLines/>
+        <w:numPr>
+          <w:ilvl w:val="0"/>
+          <w:numId w:val="1"/>
+        </w:numPr>
+        <w:jc w:val="both"/>
+        <w:rPr>
+          <w:color w:val="auto"/>
+        </w:rPr>
+      </w:pPr>
+      <w:r>
+        <w:rPr>
+          <w:b/>
+          <w:color w:val="auto"/>
+        </w:rPr>
+        <w:t xml:space="preserve">Undersecretary, Computer Applications Society </w:t>
+      </w:r>
+      <w:r>
+        <w:rPr>
+          <w:color w:val="auto"/>
+        </w:rPr>
+        <w:t>— College of Computer Studies, MSU-IIT (2023– 2024)</w:t>
+      </w:r>
+    </w:p>
+    <w:p>
+      <w:pPr>
+        <w:pStyle w:val="CVEntry"/>
+        <w:keepLines/>
+        <w:numPr>
+          <w:ilvl w:val="0"/>
+          <w:numId w:val="1"/>
+        </w:numPr>
+        <w:jc w:val="both"/>
+        <w:rPr>
+          <w:color w:val="auto"/>
+        </w:rPr>
+      </w:pPr>
+      <w:r>
+        <w:rPr>
+          <w:b/>
+          <w:color w:val="auto"/>
+        </w:rPr>
+        <w:t>Lead, Program and Technical Committee</w:t>
+      </w:r>
+      <w:r>
+        <w:rPr>
+          <w:color w:val="auto"/>
+        </w:rPr>
+        <w:t xml:space="preserve"> — my.ComApps Technology Symposium and Exhibit, MSU-IIT (November 2025)</w:t>
+      </w:r>
+    </w:p>
+    <w:p>
+      <w:pPr>
+        <w:pStyle w:val="CVEntry"/>
+        <w:keepLines/>
+        <w:numPr>
+          <w:ilvl w:val="0"/>
+          <w:numId w:val="1"/>
+        </w:numPr>
+        <w:jc w:val="both"/>
+        <w:rPr>
+          <w:color w:val="auto"/>
+        </w:rPr>
+      </w:pPr>
+      <w:r>
+        <w:rPr>
+          <w:b/>
+          <w:color w:val="auto"/>
+        </w:rPr>
+        <w:t>Co-Lead, Sponsorship Team</w:t>
+      </w:r>
+      <w:r>
+        <w:rPr>
+          <w:color w:val="auto"/>
+        </w:rPr>
+        <w:t xml:space="preserve"> — Iligan Campus DEVCON 2025 (October 2025)</w:t>
+      </w:r>
+    </w:p>
+    <w:p>
+      <w:pPr>
+        <w:pStyle w:val="CVEntry"/>
+        <w:keepLines/>
+        <w:numPr>
+          <w:ilvl w:val="0"/>
+          <w:numId w:val="1"/>
+        </w:numPr>
+        <w:jc w:val="both"/>
+        <w:rPr>
+          <w:color w:val="auto"/>
+        </w:rPr>
+      </w:pPr>
+      <w:r>
+        <w:rPr>
+          <w:b/>
+          <w:color w:val="auto"/>
+        </w:rPr>
+        <w:t>Event Organizer</w:t>
+      </w:r>
+      <w:r>
+        <w:rPr>
+          <w:color w:val="auto"/>
+        </w:rPr>
+        <w:t xml:space="preserve"> — IEEE Smart Mobility Hackathon, MSU-IIT (September 2025)</w:t>
+      </w:r>
+    </w:p>
+    <w:p>
+      <w:pPr>
+        <w:pStyle w:val="CVEntry"/>
+        <w:keepLines/>
+        <w:numPr>
+          <w:ilvl w:val="0"/>
+          <w:numId w:val="1"/>
+        </w:numPr>
+        <w:jc w:val="both"/>
+        <w:rPr>
+          <w:color w:val="auto"/>
+        </w:rPr>
+      </w:pPr>
+      <w:r>
+        <w:rPr>
+          <w:b/>
+          <w:color w:val="auto"/>
+        </w:rPr>
+        <w:t>Lead, Registration Committee</w:t>
+      </w:r>
+      <w:r>
+        <w:rPr>
+          <w:color w:val="auto"/>
+        </w:rPr>
+        <w:t xml:space="preserve"> — </w:t>
+      </w:r>
+      <w:proofErr w:type="spellStart"/>
+      <w:r>
+        <w:rPr>
+          <w:color w:val="auto"/>
+        </w:rPr>
+        <w:t>my.ComApps</w:t>
+      </w:r>
+      <w:proofErr w:type="spellEnd"/>
+      <w:r>
+        <w:rPr>
+          <w:color w:val="auto"/>
+        </w:rPr>
+        <w:t xml:space="preserve"> - </w:t>
+      </w:r>
+      <w:r>
+        <w:rPr>
+          <w:color w:val="auto"/>
+        </w:rPr>
+        <w:t>A Technology Development Program, MSU-IIT (December 2024)</w:t>
+      </w:r>
+    </w:p>
+    <w:p>
+      <w:pPr>
+        <w:pStyle w:val="Heading1"/>
+        <w:jc w:val="both"/>
+        <w:rPr>
+          <w:color w:val="auto"/>
+        </w:rPr>
+      </w:pPr>
+      <w:r>
+        <w:rPr>
+          <w:color w:val="auto"/>
+        </w:rPr>
+        <w:t>Certifications and Training</w:t>
+      </w:r>
+    </w:p>
+    <w:p>
+      <w:pPr>
+        <w:pStyle w:val="ListBullet"/>
+        <w:jc w:val="both"/>
+        <w:rPr>
+          <w:color w:val="auto"/>
+        </w:rPr>
+      </w:pPr>
+      <w:r>
+        <w:rPr>
+          <w:rStyle w:val="Strong"/>
+          <w:color w:val="auto"/>
+        </w:rPr>
+        <w:t>AI Career Readiness Training</w:t>
+      </w:r>
+      <w:r>
+        <w:rPr>
+          <w:color w:val="auto"/>
+        </w:rPr>
+        <w:t xml:space="preserve"> — ASEAN Foundation (October 2026)</w:t>
+      </w:r>
+    </w:p>
+    <w:p>
+      <w:pPr>
+        <w:pStyle w:val="ListBullet"/>
+        <w:jc w:val="both"/>
+        <w:rPr>
+          <w:color w:val="auto"/>
+        </w:rPr>
+      </w:pPr>
+      <w:r>
+        <w:rPr>
+          <w:rStyle w:val="Strong"/>
+          <w:color w:val="auto"/>
+        </w:rPr>
+        <w:t>Media and Information Literacy</w:t>
+      </w:r>
+      <w:r>
+        <w:rPr>
+          <w:color w:val="auto"/>
+        </w:rPr>
+        <w:t xml:space="preserve"> — ASEAN Foundation (October 2026)</w:t>
+      </w:r>
+    </w:p>
+    <w:p>
+      <w:pPr>
+        <w:pStyle w:val="ListBullet"/>
+        <w:jc w:val="both"/>
+        <w:rPr>
+          <w:rFonts w:ascii="Times New Roman" w:eastAsia="Times New Roman" w:hAnsi="Times New Roman" w:cs="Times New Roman"/>
+          <w:color w:val="auto"/>
+        </w:rPr>
+      </w:pPr>
+      <w:r>
+        <w:rPr>
+          <w:rStyle w:val="Strong"/>
+          <w:color w:val="auto"/>
+        </w:rPr>
+        <w:t>AI Ready ASEAN - AI Learning Modules (12 hours)</w:t>
+      </w:r>
+      <w:r>
+        <w:rPr>
+          <w:color w:val="auto"/>
+        </w:rPr>
+        <w:t xml:space="preserve"> — ASEAN Foundation (October 2026)</w:t>
+      </w:r>
+    </w:p>
+    <w:p>
+      <w:pPr>
+        <w:pStyle w:val="ListBullet"/>
+        <w:jc w:val="both"/>
+        <w:rPr>
+          <w:color w:val="auto"/>
+        </w:rPr>
+      </w:pPr>
+      <w:r>
+        <w:rPr>
+          <w:rStyle w:val="Strong"/>
+          <w:color w:val="auto"/>
+        </w:rPr>
+        <w:t>Networking Basics</w:t>
+      </w:r>
+      <w:r>
+        <w:rPr>
+          <w:color w:val="auto"/>
+        </w:rPr>
+        <w:t xml:space="preserve"> — Cisco Networking Academy (September 2026)</w:t>
+      </w:r>
+    </w:p>
+    <w:p>
+      <w:pPr>
+        <w:pStyle w:val="ListBullet"/>
+        <w:jc w:val="both"/>
+        <w:rPr>
+          <w:color w:val="auto"/>
+        </w:rPr>
+      </w:pPr>
+      <w:r>
+        <w:rPr>
+          <w:rStyle w:val="Strong"/>
+          <w:color w:val="auto"/>
+        </w:rPr>
+        <w:t>Operating Systems Basics</w:t>
+      </w:r>
+      <w:r>
+        <w:rPr>
+          <w:color w:val="auto"/>
+        </w:rPr>
+        <w:t xml:space="preserve"> — Cisco Networking Academy (September 2026)</w:t>
+      </w:r>
+    </w:p>
+    <w:p>
+      <w:pPr>
+        <w:pStyle w:val="ListBullet"/>
+        <w:jc w:val="both"/>
+        <w:rPr>
+          <w:color w:val="auto"/>
+        </w:rPr>
+      </w:pPr>
+      <w:r>
+        <w:rPr>
+          <w:rStyle w:val="Strong"/>
+          <w:color w:val="auto"/>
+        </w:rPr>
+        <w:t>Computer Hardware Basics</w:t>
+      </w:r>
+      <w:r>
+        <w:rPr>
+          <w:color w:val="auto"/>
+        </w:rPr>
+        <w:t xml:space="preserve"> — Cisco Networking Academy (September 2026)</w:t>
+      </w:r>
+    </w:p>
+    <w:p>
+      <w:pPr>
+        <w:pStyle w:val="ListBullet"/>
+        <w:jc w:val="both"/>
+        <w:rPr>
+          <w:color w:val="auto"/>
+        </w:rPr>
+      </w:pPr>
+      <w:r>
+        <w:rPr>
+          <w:rStyle w:val="Strong"/>
+          <w:color w:val="auto"/>
+        </w:rPr>
+        <w:t>Startup Basics 101</w:t>
+      </w:r>
+      <w:r>
+        <w:rPr>
+          <w:color w:val="auto"/>
+        </w:rPr>
+        <w:t xml:space="preserve"> — </w:t>
+      </w:r>
+      <w:proofErr w:type="spellStart"/>
+      <w:r>
+        <w:rPr>
+          <w:color w:val="auto"/>
+        </w:rPr>
+        <w:t>iDEYA</w:t>
+      </w:r>
+      <w:proofErr w:type="spellEnd"/>
+      <w:r>
+        <w:rPr>
+          <w:color w:val="auto"/>
+        </w:rPr>
+        <w:t xml:space="preserve">: Center of Innovation and </w:t>
+      </w:r>
+      <w:proofErr w:type="spellStart"/>
+      <w:r>
+        <w:rPr>
+          <w:color w:val="auto"/>
+        </w:rPr>
+        <w:t>Technopreneurship</w:t>
+      </w:r>
+      <w:proofErr w:type="spellEnd"/>
+      <w:r>
+        <w:rPr>
+          <w:color w:val="auto"/>
+        </w:rPr>
+        <w:t>, MSU-IIT (September 2026)</w:t>
+      </w:r>
+    </w:p>
+    <w:p>
+      <w:pPr>
+        <w:pStyle w:val="Heading1"/>
+        <w:jc w:val="both"/>
+        <w:rPr>
+          <w:color w:val="auto"/>
+        </w:rPr>
+      </w:pPr>
+      <w:r>
+        <w:rPr>
+          <w:color w:val="auto"/>
+        </w:rPr>
+        <w:t>Skills and Interest</w:t>
+      </w:r>
+    </w:p>
+    <w:p>
+      <w:pPr>
+        <w:pStyle w:val="CVEntry"/>
+        <w:keepLines/>
+        <w:numPr>
+          <w:ilvl w:val="0"/>
+          <w:numId w:val="1"/>
+        </w:numPr>
+        <w:jc w:val="both"/>
+        <w:rPr>
+          <w:color w:val="auto"/>
+        </w:rPr>
+      </w:pPr>
+      <w:r>
+        <w:rPr>
+          <w:b/>
+          <w:color w:val="auto"/>
+        </w:rPr>
+        <w:t>Programming and data</w:t>
+      </w:r>
+      <w:r>
+        <w:rPr>
+          <w:color w:val="auto"/>
+        </w:rPr>
+        <w:t xml:space="preserve"> — C/C++, Python, SQL and SQLite; AVR assembly coursework</w:t>
+      </w:r>
+    </w:p>
+    <w:p>
+      <w:pPr>
+        <w:pStyle w:val="CVEntry"/>
+        <w:keepLines/>
+        <w:numPr>
+          <w:ilvl w:val="0"/>
+          <w:numId w:val="1"/>
+        </w:numPr>
+        <w:jc w:val="both"/>
+        <w:rPr>
+          <w:lang w:val="en-PH"/>
+        </w:rPr>
+      </w:pPr>
+      <w:r>
+        <w:rPr>
+          <w:b/>
+          <w:color w:val="auto"/>
+        </w:rPr>
+        <w:t>Embedded systems</w:t>
+      </w:r>
+      <w:r>
+        <w:rPr>
+          <w:color w:val="auto"/>
+        </w:rPr>
+        <w:t xml:space="preserve"> </w:t>
+      </w:r>
+      <w:r>
+        <w:rPr>
+          <w:color w:val="auto"/>
+        </w:rPr>
+        <w:t>and IoT</w:t>
+      </w:r>
+      <w:r>
+        <w:rPr>
+          <w:color w:val="auto"/>
+        </w:rPr>
+        <w:t xml:space="preserve">— </w:t>
+      </w:r>
+      <w:r>
+        <w:rPr>
+          <w:lang w:val="en-PH"/>
+        </w:rPr>
+        <w:t xml:space="preserve">STM32, ESP32, Raspberry Pi 5, Arduino Uno, RT-Thread, </w:t>
+      </w:r>
+      <w:proofErr w:type="spellStart"/>
+      <w:r>
+        <w:rPr>
+          <w:lang w:val="en-PH"/>
+        </w:rPr>
+        <w:t>FreeRTOS</w:t>
+      </w:r>
+      <w:proofErr w:type="spellEnd"/>
+      <w:r>
+        <w:rPr>
+          <w:lang w:val="en-PH"/>
+        </w:rPr>
+        <w:t>; sensor integration, task scheduling, queues, ADC, I2C, UART, MQTT/TLS</w:t>
+      </w:r>
+    </w:p>
+    <w:p>
+      <w:pPr>
+        <w:pStyle w:val="CVEntry"/>
+        <w:keepLines/>
+        <w:numPr>
+          <w:ilvl w:val="0"/>
+          <w:numId w:val="1"/>
+        </w:numPr>
+        <w:jc w:val="both"/>
+        <w:rPr>
+          <w:lang w:val="en-PH"/>
+        </w:rPr>
+      </w:pPr>
+      <w:r>
+        <w:rPr>
+          <w:b/>
+          <w:color w:val="auto"/>
+        </w:rPr>
+        <w:t>AI and applications</w:t>
+      </w:r>
+      <w:r>
+        <w:rPr>
+          <w:color w:val="auto"/>
+        </w:rPr>
+        <w:t xml:space="preserve"> — </w:t>
+      </w:r>
+      <w:r>
+        <w:rPr>
+          <w:lang w:val="en-PH"/>
+        </w:rPr>
+        <w:t>YOLOv8n</w:t>
+      </w:r>
+      <w:r>
+        <w:rPr>
+          <w:lang w:val="en-PH"/>
+        </w:rPr>
+        <w:t xml:space="preserve">, </w:t>
+      </w:r>
+      <w:r>
+        <w:rPr>
+          <w:lang w:val="en-PH"/>
+        </w:rPr>
+        <w:t>Edge Impulse, Flask, Qt Widgets, Android Studio</w:t>
+      </w:r>
+    </w:p>
+    <w:p>
+      <w:pPr>
+        <w:pStyle w:val="CVEntry"/>
+        <w:keepLines/>
+        <w:numPr>
+          <w:ilvl w:val="0"/>
+          <w:numId w:val="1"/>
+        </w:numPr>
+        <w:jc w:val="both"/>
+        <w:rPr>
+          <w:lang w:val="en-PH"/>
+        </w:rPr>
+      </w:pPr>
+      <w:r>
+        <w:rPr>
+          <w:b/>
+          <w:color w:val="auto"/>
+        </w:rPr>
+        <w:t>Development tools</w:t>
+      </w:r>
+      <w:r>
+        <w:rPr>
+          <w:color w:val="auto"/>
+        </w:rPr>
+        <w:t xml:space="preserve"> — </w:t>
+      </w:r>
+      <w:r>
+        <w:rPr>
+          <w:lang w:val="en-PH"/>
+        </w:rPr>
+        <w:t xml:space="preserve">Git, GitHub, Visual Studio Code, </w:t>
+      </w:r>
+      <w:proofErr w:type="spellStart"/>
+      <w:r>
+        <w:rPr>
+          <w:lang w:val="en-PH"/>
+        </w:rPr>
+        <w:t>PlatformIO</w:t>
+      </w:r>
+      <w:proofErr w:type="spellEnd"/>
+      <w:r>
+        <w:rPr>
+          <w:lang w:val="en-PH"/>
+        </w:rPr>
+        <w:t xml:space="preserve">, STM32CubeIDE, RT-Thread Studio, Arduino IDE, Microchip Studio, </w:t>
+      </w:r>
+      <w:proofErr w:type="spellStart"/>
+      <w:r>
+        <w:rPr>
+          <w:lang w:val="en-PH"/>
+        </w:rPr>
+        <w:t>SimulIDE</w:t>
+      </w:r>
+      <w:proofErr w:type="spellEnd"/>
+      <w:r>
+        <w:rPr>
+          <w:lang w:val="en-PH"/>
+        </w:rPr>
+        <w:t xml:space="preserve">, </w:t>
+      </w:r>
+      <w:proofErr w:type="spellStart"/>
+      <w:r>
+        <w:rPr>
+          <w:lang w:val="en-PH"/>
+        </w:rPr>
+        <w:t>Wokwi</w:t>
+      </w:r>
+      <w:proofErr w:type="spellEnd"/>
+      <w:r>
+        <w:rPr>
+          <w:lang w:val="en-PH"/>
+        </w:rPr>
+        <w:t>,</w:t>
+      </w:r>
+    </w:p>
+    <w:p>
+      <w:pPr>
+        <w:pStyle w:val="CVEntry"/>
+        <w:keepLines/>
+        <w:numPr>
+          <w:ilvl w:val="0"/>
+          <w:numId w:val="1"/>
+        </w:numPr>
+        <w:jc w:val="both"/>
+        <w:rPr>
+          <w:lang w:val="en-PH"/>
+        </w:rPr>
+      </w:pPr>
+      <w:r>
+        <w:rPr>
+          <w:b/>
+          <w:color w:val="auto"/>
+        </w:rPr>
+        <w:t>Prototyping</w:t>
+      </w:r>
+      <w:r>
+        <w:rPr>
+          <w:color w:val="auto"/>
+        </w:rPr>
+        <w:t xml:space="preserve"> — </w:t>
+      </w:r>
+      <w:r>
+        <w:rPr>
+          <w:lang w:val="en-PH"/>
+        </w:rPr>
+        <w:t xml:space="preserve">Autodesk Fusion 360, Adobe Photoshop, </w:t>
+      </w:r>
+      <w:proofErr w:type="spellStart"/>
+      <w:r>
+        <w:rPr>
+          <w:lang w:val="en-PH"/>
+        </w:rPr>
+        <w:t>SquareLine</w:t>
+      </w:r>
+      <w:proofErr w:type="spellEnd"/>
+      <w:r>
+        <w:rPr>
+          <w:lang w:val="en-PH"/>
+        </w:rPr>
+        <w:t xml:space="preserve"> Studio, breadboard circuits, PCB layout and soldering, laser cutting, CNC router operation</w:t>
+      </w:r>
+    </w:p>
+    <w:p>
+      <w:pPr>
+        <w:pStyle w:val="CVEntry"/>
+        <w:keepLines/>
+        <w:numPr>
+          <w:ilvl w:val="0"/>
+          <w:numId w:val="1"/>
+        </w:numPr>
+        <w:jc w:val="both"/>
         <w:rPr>
           <w:color w:val="auto"/>
           <w:lang w:val="en-PH"/>
@@ -2192,44 +2277,6 @@
         </w:rPr>
         <w:t xml:space="preserve">— English, Filipino, Cebuano </w:t>
       </w:r>
-    </w:p>
-    <w:p>
-      <w:pPr>
-        <w:pStyle w:val="CVEntry"/>
-        <w:keepLines/>
-        <w:ind w:left="0" w:firstLine="0"/>
-        <w:rPr>
-          <w:color w:val="auto"/>
-        </w:rPr>
-      </w:pPr>
-    </w:p>
-    <w:p>
-      <w:pPr>
-        <w:pStyle w:val="CVEntry"/>
-        <w:keepLines/>
-        <w:ind w:left="0" w:firstLine="0"/>
-        <w:rPr>
-          <w:color w:val="auto"/>
-          <w:lang w:val="en-PH"/>
-        </w:rPr>
-      </w:pPr>
-      <w:r>
-        <w:rPr>
-          <w:color w:val="auto"/>
-          <w:lang w:val="en-PH"/>
-        </w:rPr>
-        <w:t xml:space="preserve"> </w:t>
-      </w:r>
-    </w:p>
-    <w:p>
-      <w:pPr>
-        <w:pStyle w:val="CVEntry"/>
-        <w:keepLines/>
-        <w:ind w:left="0" w:firstLine="0"/>
-        <w:rPr>
-          <w:color w:val="auto"/>
-        </w:rPr>
-      </w:pPr>
     </w:p>
     <w:sectPr>
       <w:pgSz w:w="12240" w:h="15840"/>
@@ -2442,7 +2489,7 @@
   <w:abstractNum w:abstractNumId="9" w15:restartNumberingAfterBreak="0">
     <w:nsid w:val="FFFFFF89"/>
     <w:multiLevelType w:val="singleLevel"/>
-    <w:tmpl w:val="29761A62"/>
+    <w:tmpl w:val="7994A8BA"/>
     <w:lvl w:ilvl="0">
       <w:start w:val="1"/>
       <w:numFmt w:val="bullet"/>
@@ -2521,6 +2568,155 @@
     </w:lvl>
   </w:abstractNum>
   <w:abstractNum w:abstractNumId="11" w15:restartNumberingAfterBreak="0">
+    <w:nsid w:val="24CC6318"/>
+    <w:multiLevelType w:val="multilevel"/>
+    <w:tmpl w:val="CF801606"/>
+    <w:lvl w:ilvl="0">
+      <w:start w:val="1"/>
+      <w:numFmt w:val="bullet"/>
+      <w:lvlText w:val=""/>
+      <w:lvlJc w:val="left"/>
+      <w:pPr>
+        <w:tabs>
+          <w:tab w:val="num" w:pos="720"/>
+        </w:tabs>
+        <w:ind w:left="720" w:hanging="360"/>
+      </w:pPr>
+      <w:rPr>
+        <w:rFonts w:ascii="Symbol" w:hAnsi="Symbol" w:hint="default"/>
+        <w:sz w:val="20"/>
+      </w:rPr>
+    </w:lvl>
+    <w:lvl w:ilvl="1" w:tentative="1">
+      <w:start w:val="1"/>
+      <w:numFmt w:val="bullet"/>
+      <w:lvlText w:val="o"/>
+      <w:lvlJc w:val="left"/>
+      <w:pPr>
+        <w:tabs>
+          <w:tab w:val="num" w:pos="1440"/>
+        </w:tabs>
+        <w:ind w:left="1440" w:hanging="360"/>
+      </w:pPr>
+      <w:rPr>
+        <w:rFonts w:ascii="Courier New" w:hAnsi="Courier New" w:hint="default"/>
+        <w:sz w:val="20"/>
+      </w:rPr>
+    </w:lvl>
+    <w:lvl w:ilvl="2" w:tentative="1">
+      <w:start w:val="1"/>
+      <w:numFmt w:val="bullet"/>
+      <w:lvlText w:val=""/>
+      <w:lvlJc w:val="left"/>
+      <w:pPr>
+        <w:tabs>
+          <w:tab w:val="num" w:pos="2160"/>
+        </w:tabs>
+        <w:ind w:left="2160" w:hanging="360"/>
+      </w:pPr>
+      <w:rPr>
+        <w:rFonts w:ascii="Wingdings" w:hAnsi="Wingdings" w:hint="default"/>
+        <w:sz w:val="20"/>
+      </w:rPr>
+    </w:lvl>
+    <w:lvl w:ilvl="3" w:tentative="1">
+      <w:start w:val="1"/>
+      <w:numFmt w:val="bullet"/>
+      <w:lvlText w:val=""/>
+      <w:lvlJc w:val="left"/>
+      <w:pPr>
+        <w:tabs>
+          <w:tab w:val="num" w:pos="2880"/>
+        </w:tabs>
+        <w:ind w:left="2880" w:hanging="360"/>
+      </w:pPr>
+      <w:rPr>
+        <w:rFonts w:ascii="Wingdings" w:hAnsi="Wingdings" w:hint="default"/>
+        <w:sz w:val="20"/>
+      </w:rPr>
+    </w:lvl>
+    <w:lvl w:ilvl="4" w:tentative="1">
+      <w:start w:val="1"/>
+      <w:numFmt w:val="bullet"/>
+      <w:lvlText w:val=""/>
+      <w:lvlJc w:val="left"/>
+      <w:pPr>
+        <w:tabs>
+          <w:tab w:val="num" w:pos="3600"/>
+        </w:tabs>
+        <w:ind w:left="3600" w:hanging="360"/>
+      </w:pPr>
+      <w:rPr>
+        <w:rFonts w:ascii="Wingdings" w:hAnsi="Wingdings" w:hint="default"/>
+        <w:sz w:val="20"/>
+      </w:rPr>
+    </w:lvl>
+    <w:lvl w:ilvl="5" w:tentative="1">
+      <w:start w:val="1"/>
+      <w:numFmt w:val="bullet"/>
+      <w:lvlText w:val=""/>
+      <w:lvlJc w:val="left"/>
+      <w:pPr>
+        <w:tabs>
+          <w:tab w:val="num" w:pos="4320"/>
+        </w:tabs>
+        <w:ind w:left="4320" w:hanging="360"/>
+      </w:pPr>
+      <w:rPr>
+        <w:rFonts w:ascii="Wingdings" w:hAnsi="Wingdings" w:hint="default"/>
+        <w:sz w:val="20"/>
+      </w:rPr>
+    </w:lvl>
+    <w:lvl w:ilvl="6" w:tentative="1">
+      <w:start w:val="1"/>
+      <w:numFmt w:val="bullet"/>
+      <w:lvlText w:val=""/>
+      <w:lvlJc w:val="left"/>
+      <w:pPr>
+        <w:tabs>
+          <w:tab w:val="num" w:pos="5040"/>
+        </w:tabs>
+        <w:ind w:left="5040" w:hanging="360"/>
+      </w:pPr>
+      <w:rPr>
+        <w:rFonts w:ascii="Wingdings" w:hAnsi="Wingdings" w:hint="default"/>
+        <w:sz w:val="20"/>
+      </w:rPr>
+    </w:lvl>
+    <w:lvl w:ilvl="7" w:tentative="1">
+      <w:start w:val="1"/>
+      <w:numFmt w:val="bullet"/>
+      <w:lvlText w:val=""/>
+      <w:lvlJc w:val="left"/>
+      <w:pPr>
+        <w:tabs>
+          <w:tab w:val="num" w:pos="5760"/>
+        </w:tabs>
+        <w:ind w:left="5760" w:hanging="360"/>
+      </w:pPr>
+      <w:rPr>
+        <w:rFonts w:ascii="Wingdings" w:hAnsi="Wingdings" w:hint="default"/>
+        <w:sz w:val="20"/>
+      </w:rPr>
+    </w:lvl>
+    <w:lvl w:ilvl="8" w:tentative="1">
+      <w:start w:val="1"/>
+      <w:numFmt w:val="bullet"/>
+      <w:lvlText w:val=""/>
+      <w:lvlJc w:val="left"/>
+      <w:pPr>
+        <w:tabs>
+          <w:tab w:val="num" w:pos="6480"/>
+        </w:tabs>
+        <w:ind w:left="6480" w:hanging="360"/>
+      </w:pPr>
+      <w:rPr>
+        <w:rFonts w:ascii="Wingdings" w:hAnsi="Wingdings" w:hint="default"/>
+        <w:sz w:val="20"/>
+      </w:rPr>
+    </w:lvl>
+  </w:abstractNum>
+  <w:abstractNum w:abstractNumId="12" w15:restartNumberingAfterBreak="0">
     <w:nsid w:val="2D9E3DF8"/>
     <w:multiLevelType w:val="multilevel"/>
     <w:tmpl w:val="1B44623E"/>
@@ -2669,7 +2865,156 @@
       </w:rPr>
     </w:lvl>
   </w:abstractNum>
-  <w:abstractNum w:abstractNumId="12" w15:restartNumberingAfterBreak="0">
+  <w:abstractNum w:abstractNumId="13" w15:restartNumberingAfterBreak="0">
+    <w:nsid w:val="393F77F5"/>
+    <w:multiLevelType w:val="multilevel"/>
+    <w:tmpl w:val="89BA4A84"/>
+    <w:lvl w:ilvl="0">
+      <w:start w:val="1"/>
+      <w:numFmt w:val="bullet"/>
+      <w:lvlText w:val=""/>
+      <w:lvlJc w:val="left"/>
+      <w:pPr>
+        <w:tabs>
+          <w:tab w:val="num" w:pos="720"/>
+        </w:tabs>
+        <w:ind w:left="720" w:hanging="360"/>
+      </w:pPr>
+      <w:rPr>
+        <w:rFonts w:ascii="Symbol" w:hAnsi="Symbol" w:hint="default"/>
+        <w:sz w:val="20"/>
+      </w:rPr>
+    </w:lvl>
+    <w:lvl w:ilvl="1" w:tentative="1">
+      <w:start w:val="1"/>
+      <w:numFmt w:val="bullet"/>
+      <w:lvlText w:val="o"/>
+      <w:lvlJc w:val="left"/>
+      <w:pPr>
+        <w:tabs>
+          <w:tab w:val="num" w:pos="1440"/>
+        </w:tabs>
+        <w:ind w:left="1440" w:hanging="360"/>
+      </w:pPr>
+      <w:rPr>
+        <w:rFonts w:ascii="Courier New" w:hAnsi="Courier New" w:hint="default"/>
+        <w:sz w:val="20"/>
+      </w:rPr>
+    </w:lvl>
+    <w:lvl w:ilvl="2" w:tentative="1">
+      <w:start w:val="1"/>
+      <w:numFmt w:val="bullet"/>
+      <w:lvlText w:val=""/>
+      <w:lvlJc w:val="left"/>
+      <w:pPr>
+        <w:tabs>
+          <w:tab w:val="num" w:pos="2160"/>
+        </w:tabs>
+        <w:ind w:left="2160" w:hanging="360"/>
+      </w:pPr>
+      <w:rPr>
+        <w:rFonts w:ascii="Wingdings" w:hAnsi="Wingdings" w:hint="default"/>
+        <w:sz w:val="20"/>
+      </w:rPr>
+    </w:lvl>
+    <w:lvl w:ilvl="3" w:tentative="1">
+      <w:start w:val="1"/>
+      <w:numFmt w:val="bullet"/>
+      <w:lvlText w:val=""/>
+      <w:lvlJc w:val="left"/>
+      <w:pPr>
+        <w:tabs>
+          <w:tab w:val="num" w:pos="2880"/>
+        </w:tabs>
+        <w:ind w:left="2880" w:hanging="360"/>
+      </w:pPr>
+      <w:rPr>
+        <w:rFonts w:ascii="Wingdings" w:hAnsi="Wingdings" w:hint="default"/>
+        <w:sz w:val="20"/>
+      </w:rPr>
+    </w:lvl>
+    <w:lvl w:ilvl="4" w:tentative="1">
+      <w:start w:val="1"/>
+      <w:numFmt w:val="bullet"/>
+      <w:lvlText w:val=""/>
+      <w:lvlJc w:val="left"/>
+      <w:pPr>
+        <w:tabs>
+          <w:tab w:val="num" w:pos="3600"/>
+        </w:tabs>
+        <w:ind w:left="3600" w:hanging="360"/>
+      </w:pPr>
+      <w:rPr>
+        <w:rFonts w:ascii="Wingdings" w:hAnsi="Wingdings" w:hint="default"/>
+        <w:sz w:val="20"/>
+      </w:rPr>
+    </w:lvl>
+    <w:lvl w:ilvl="5" w:tentative="1">
+      <w:start w:val="1"/>
+      <w:numFmt w:val="bullet"/>
+      <w:lvlText w:val=""/>
+      <w:lvlJc w:val="left"/>
+      <w:pPr>
+        <w:tabs>
+          <w:tab w:val="num" w:pos="4320"/>
+        </w:tabs>
+        <w:ind w:left="4320" w:hanging="360"/>
+      </w:pPr>
+      <w:rPr>
+        <w:rFonts w:ascii="Wingdings" w:hAnsi="Wingdings" w:hint="default"/>
+        <w:sz w:val="20"/>
+      </w:rPr>
+    </w:lvl>
+    <w:lvl w:ilvl="6" w:tentative="1">
+      <w:start w:val="1"/>
+      <w:numFmt w:val="bullet"/>
+      <w:lvlText w:val=""/>
+      <w:lvlJc w:val="left"/>
+      <w:pPr>
+        <w:tabs>
+          <w:tab w:val="num" w:pos="5040"/>
+        </w:tabs>
+        <w:ind w:left="5040" w:hanging="360"/>
+      </w:pPr>
+      <w:rPr>
+        <w:rFonts w:ascii="Wingdings" w:hAnsi="Wingdings" w:hint="default"/>
+        <w:sz w:val="20"/>
+      </w:rPr>
+    </w:lvl>
+    <w:lvl w:ilvl="7" w:tentative="1">
+      <w:start w:val="1"/>
+      <w:numFmt w:val="bullet"/>
+      <w:lvlText w:val=""/>
+      <w:lvlJc w:val="left"/>
+      <w:pPr>
+        <w:tabs>
+          <w:tab w:val="num" w:pos="5760"/>
+        </w:tabs>
+        <w:ind w:left="5760" w:hanging="360"/>
+      </w:pPr>
+      <w:rPr>
+        <w:rFonts w:ascii="Wingdings" w:hAnsi="Wingdings" w:hint="default"/>
+        <w:sz w:val="20"/>
+      </w:rPr>
+    </w:lvl>
+    <w:lvl w:ilvl="8" w:tentative="1">
+      <w:start w:val="1"/>
+      <w:numFmt w:val="bullet"/>
+      <w:lvlText w:val=""/>
+      <w:lvlJc w:val="left"/>
+      <w:pPr>
+        <w:tabs>
+          <w:tab w:val="num" w:pos="6480"/>
+        </w:tabs>
+        <w:ind w:left="6480" w:hanging="360"/>
+      </w:pPr>
+      <w:rPr>
+        <w:rFonts w:ascii="Wingdings" w:hAnsi="Wingdings" w:hint="default"/>
+        <w:sz w:val="20"/>
+      </w:rPr>
+    </w:lvl>
+  </w:abstractNum>
+  <w:abstractNum w:abstractNumId="14" w15:restartNumberingAfterBreak="0">
     <w:nsid w:val="4E653A1E"/>
     <w:multiLevelType w:val="multilevel"/>
     <w:tmpl w:val="C084FDD4"/>
@@ -2818,10 +3163,308 @@
       </w:rPr>
     </w:lvl>
   </w:abstractNum>
-  <w:abstractNum w:abstractNumId="13" w15:restartNumberingAfterBreak="0">
+  <w:abstractNum w:abstractNumId="15" w15:restartNumberingAfterBreak="0">
     <w:nsid w:val="6A46500A"/>
     <w:multiLevelType w:val="multilevel"/>
     <w:tmpl w:val="BAEA3F44"/>
+    <w:lvl w:ilvl="0">
+      <w:start w:val="1"/>
+      <w:numFmt w:val="bullet"/>
+      <w:lvlText w:val=""/>
+      <w:lvlJc w:val="left"/>
+      <w:pPr>
+        <w:tabs>
+          <w:tab w:val="num" w:pos="720"/>
+        </w:tabs>
+        <w:ind w:left="720" w:hanging="360"/>
+      </w:pPr>
+      <w:rPr>
+        <w:rFonts w:ascii="Symbol" w:hAnsi="Symbol" w:hint="default"/>
+        <w:sz w:val="20"/>
+      </w:rPr>
+    </w:lvl>
+    <w:lvl w:ilvl="1" w:tentative="1">
+      <w:start w:val="1"/>
+      <w:numFmt w:val="bullet"/>
+      <w:lvlText w:val="o"/>
+      <w:lvlJc w:val="left"/>
+      <w:pPr>
+        <w:tabs>
+          <w:tab w:val="num" w:pos="1440"/>
+        </w:tabs>
+        <w:ind w:left="1440" w:hanging="360"/>
+      </w:pPr>
+      <w:rPr>
+        <w:rFonts w:ascii="Courier New" w:hAnsi="Courier New" w:hint="default"/>
+        <w:sz w:val="20"/>
+      </w:rPr>
+    </w:lvl>
+    <w:lvl w:ilvl="2" w:tentative="1">
+      <w:start w:val="1"/>
+      <w:numFmt w:val="bullet"/>
+      <w:lvlText w:val=""/>
+      <w:lvlJc w:val="left"/>
+      <w:pPr>
+        <w:tabs>
+          <w:tab w:val="num" w:pos="2160"/>
+        </w:tabs>
+        <w:ind w:left="2160" w:hanging="360"/>
+      </w:pPr>
+      <w:rPr>
+        <w:rFonts w:ascii="Wingdings" w:hAnsi="Wingdings" w:hint="default"/>
+        <w:sz w:val="20"/>
+      </w:rPr>
+    </w:lvl>
+    <w:lvl w:ilvl="3" w:tentative="1">
+      <w:start w:val="1"/>
+      <w:numFmt w:val="bullet"/>
+      <w:lvlText w:val=""/>
+      <w:lvlJc w:val="left"/>
+      <w:pPr>
+        <w:tabs>
+          <w:tab w:val="num" w:pos="2880"/>
+        </w:tabs>
+        <w:ind w:left="2880" w:hanging="360"/>
+      </w:pPr>
+      <w:rPr>
+        <w:rFonts w:ascii="Wingdings" w:hAnsi="Wingdings" w:hint="default"/>
+        <w:sz w:val="20"/>
+      </w:rPr>
+    </w:lvl>
+    <w:lvl w:ilvl="4" w:tentative="1">
+      <w:start w:val="1"/>
+      <w:numFmt w:val="bullet"/>
+      <w:lvlText w:val=""/>
+      <w:lvlJc w:val="left"/>
+      <w:pPr>
+        <w:tabs>
+          <w:tab w:val="num" w:pos="3600"/>
+        </w:tabs>
+        <w:ind w:left="3600" w:hanging="360"/>
+      </w:pPr>
+      <w:rPr>
+        <w:rFonts w:ascii="Wingdings" w:hAnsi="Wingdings" w:hint="default"/>
+        <w:sz w:val="20"/>
+      </w:rPr>
+    </w:lvl>
+    <w:lvl w:ilvl="5" w:tentative="1">
+      <w:start w:val="1"/>
+      <w:numFmt w:val="bullet"/>
+      <w:lvlText w:val=""/>
+      <w:lvlJc w:val="left"/>
+      <w:pPr>
+        <w:tabs>
+          <w:tab w:val="num" w:pos="4320"/>
+        </w:tabs>
+        <w:ind w:left="4320" w:hanging="360"/>
+      </w:pPr>
+      <w:rPr>
+        <w:rFonts w:ascii="Wingdings" w:hAnsi="Wingdings" w:hint="default"/>
+        <w:sz w:val="20"/>
+      </w:rPr>
+    </w:lvl>
+    <w:lvl w:ilvl="6" w:tentative="1">
+      <w:start w:val="1"/>
+      <w:numFmt w:val="bullet"/>
+      <w:lvlText w:val=""/>
+      <w:lvlJc w:val="left"/>
+      <w:pPr>
+        <w:tabs>
+          <w:tab w:val="num" w:pos="5040"/>
+        </w:tabs>
+        <w:ind w:left="5040" w:hanging="360"/>
+      </w:pPr>
+      <w:rPr>
+        <w:rFonts w:ascii="Wingdings" w:hAnsi="Wingdings" w:hint="default"/>
+        <w:sz w:val="20"/>
+      </w:rPr>
+    </w:lvl>
+    <w:lvl w:ilvl="7" w:tentative="1">
+      <w:start w:val="1"/>
+      <w:numFmt w:val="bullet"/>
+      <w:lvlText w:val=""/>
+      <w:lvlJc w:val="left"/>
+      <w:pPr>
+        <w:tabs>
+          <w:tab w:val="num" w:pos="5760"/>
+        </w:tabs>
+        <w:ind w:left="5760" w:hanging="360"/>
+      </w:pPr>
+      <w:rPr>
+        <w:rFonts w:ascii="Wingdings" w:hAnsi="Wingdings" w:hint="default"/>
+        <w:sz w:val="20"/>
+      </w:rPr>
+    </w:lvl>
+    <w:lvl w:ilvl="8" w:tentative="1">
+      <w:start w:val="1"/>
+      <w:numFmt w:val="bullet"/>
+      <w:lvlText w:val=""/>
+      <w:lvlJc w:val="left"/>
+      <w:pPr>
+        <w:tabs>
+          <w:tab w:val="num" w:pos="6480"/>
+        </w:tabs>
+        <w:ind w:left="6480" w:hanging="360"/>
+      </w:pPr>
+      <w:rPr>
+        <w:rFonts w:ascii="Wingdings" w:hAnsi="Wingdings" w:hint="default"/>
+        <w:sz w:val="20"/>
+      </w:rPr>
+    </w:lvl>
+  </w:abstractNum>
+  <w:abstractNum w:abstractNumId="16" w15:restartNumberingAfterBreak="0">
+    <w:nsid w:val="71DD7654"/>
+    <w:multiLevelType w:val="multilevel"/>
+    <w:tmpl w:val="91CA5508"/>
+    <w:lvl w:ilvl="0">
+      <w:start w:val="1"/>
+      <w:numFmt w:val="bullet"/>
+      <w:lvlText w:val=""/>
+      <w:lvlJc w:val="left"/>
+      <w:pPr>
+        <w:tabs>
+          <w:tab w:val="num" w:pos="720"/>
+        </w:tabs>
+        <w:ind w:left="720" w:hanging="360"/>
+      </w:pPr>
+      <w:rPr>
+        <w:rFonts w:ascii="Symbol" w:hAnsi="Symbol" w:hint="default"/>
+        <w:sz w:val="20"/>
+      </w:rPr>
+    </w:lvl>
+    <w:lvl w:ilvl="1" w:tentative="1">
+      <w:start w:val="1"/>
+      <w:numFmt w:val="bullet"/>
+      <w:lvlText w:val="o"/>
+      <w:lvlJc w:val="left"/>
+      <w:pPr>
+        <w:tabs>
+          <w:tab w:val="num" w:pos="1440"/>
+        </w:tabs>
+        <w:ind w:left="1440" w:hanging="360"/>
+      </w:pPr>
+      <w:rPr>
+        <w:rFonts w:ascii="Courier New" w:hAnsi="Courier New" w:hint="default"/>
+        <w:sz w:val="20"/>
+      </w:rPr>
+    </w:lvl>
+    <w:lvl w:ilvl="2" w:tentative="1">
+      <w:start w:val="1"/>
+      <w:numFmt w:val="bullet"/>
+      <w:lvlText w:val=""/>
+      <w:lvlJc w:val="left"/>
+      <w:pPr>
+        <w:tabs>
+          <w:tab w:val="num" w:pos="2160"/>
+        </w:tabs>
+        <w:ind w:left="2160" w:hanging="360"/>
+      </w:pPr>
+      <w:rPr>
+        <w:rFonts w:ascii="Wingdings" w:hAnsi="Wingdings" w:hint="default"/>
+        <w:sz w:val="20"/>
+      </w:rPr>
+    </w:lvl>
+    <w:lvl w:ilvl="3" w:tentative="1">
+      <w:start w:val="1"/>
+      <w:numFmt w:val="bullet"/>
+      <w:lvlText w:val=""/>
+      <w:lvlJc w:val="left"/>
+      <w:pPr>
+        <w:tabs>
+          <w:tab w:val="num" w:pos="2880"/>
+        </w:tabs>
+        <w:ind w:left="2880" w:hanging="360"/>
+      </w:pPr>
+      <w:rPr>
+        <w:rFonts w:ascii="Wingdings" w:hAnsi="Wingdings" w:hint="default"/>
+        <w:sz w:val="20"/>
+      </w:rPr>
+    </w:lvl>
+    <w:lvl w:ilvl="4" w:tentative="1">
+      <w:start w:val="1"/>
+      <w:numFmt w:val="bullet"/>
+      <w:lvlText w:val=""/>
+      <w:lvlJc w:val="left"/>
+      <w:pPr>
+        <w:tabs>
+          <w:tab w:val="num" w:pos="3600"/>
+        </w:tabs>
+        <w:ind w:left="3600" w:hanging="360"/>
+      </w:pPr>
+      <w:rPr>
+        <w:rFonts w:ascii="Wingdings" w:hAnsi="Wingdings" w:hint="default"/>
+        <w:sz w:val="20"/>
+      </w:rPr>
+    </w:lvl>
+    <w:lvl w:ilvl="5" w:tentative="1">
+      <w:start w:val="1"/>
+      <w:numFmt w:val="bullet"/>
+      <w:lvlText w:val=""/>
+      <w:lvlJc w:val="left"/>
+      <w:pPr>
+        <w:tabs>
+          <w:tab w:val="num" w:pos="4320"/>
+        </w:tabs>
+        <w:ind w:left="4320" w:hanging="360"/>
+      </w:pPr>
+      <w:rPr>
+        <w:rFonts w:ascii="Wingdings" w:hAnsi="Wingdings" w:hint="default"/>
+        <w:sz w:val="20"/>
+      </w:rPr>
+    </w:lvl>
+    <w:lvl w:ilvl="6" w:tentative="1">
+      <w:start w:val="1"/>
+      <w:numFmt w:val="bullet"/>
+      <w:lvlText w:val=""/>
+      <w:lvlJc w:val="left"/>
+      <w:pPr>
+        <w:tabs>
+          <w:tab w:val="num" w:pos="5040"/>
+        </w:tabs>
+        <w:ind w:left="5040" w:hanging="360"/>
+      </w:pPr>
+      <w:rPr>
+        <w:rFonts w:ascii="Wingdings" w:hAnsi="Wingdings" w:hint="default"/>
+        <w:sz w:val="20"/>
+      </w:rPr>
+    </w:lvl>
+    <w:lvl w:ilvl="7" w:tentative="1">
+      <w:start w:val="1"/>
+      <w:numFmt w:val="bullet"/>
+      <w:lvlText w:val=""/>
+      <w:lvlJc w:val="left"/>
+      <w:pPr>
+        <w:tabs>
+          <w:tab w:val="num" w:pos="5760"/>
+        </w:tabs>
+        <w:ind w:left="5760" w:hanging="360"/>
+      </w:pPr>
+      <w:rPr>
+        <w:rFonts w:ascii="Wingdings" w:hAnsi="Wingdings" w:hint="default"/>
+        <w:sz w:val="20"/>
+      </w:rPr>
+    </w:lvl>
+    <w:lvl w:ilvl="8" w:tentative="1">
+      <w:start w:val="1"/>
+      <w:numFmt w:val="bullet"/>
+      <w:lvlText w:val=""/>
+      <w:lvlJc w:val="left"/>
+      <w:pPr>
+        <w:tabs>
+          <w:tab w:val="num" w:pos="6480"/>
+        </w:tabs>
+        <w:ind w:left="6480" w:hanging="360"/>
+      </w:pPr>
+      <w:rPr>
+        <w:rFonts w:ascii="Wingdings" w:hAnsi="Wingdings" w:hint="default"/>
+        <w:sz w:val="20"/>
+      </w:rPr>
+    </w:lvl>
+  </w:abstractNum>
+  <w:abstractNum w:abstractNumId="17" w15:restartNumberingAfterBreak="0">
+    <w:nsid w:val="7884249F"/>
+    <w:multiLevelType w:val="multilevel"/>
+    <w:tmpl w:val="47B41712"/>
     <w:lvl w:ilvl="0">
       <w:start w:val="1"/>
       <w:numFmt w:val="bullet"/>
@@ -2974,13 +3617,28 @@
     <w:abstractNumId w:val="0"/>
   </w:num>
   <w:num w:numId="3" w16cid:durableId="892231471">
+    <w:abstractNumId w:val="14"/>
+  </w:num>
+  <w:num w:numId="4" w16cid:durableId="1312565478">
+    <w:abstractNumId w:val="15"/>
+  </w:num>
+  <w:num w:numId="5" w16cid:durableId="1101686865">
     <w:abstractNumId w:val="12"/>
   </w:num>
-  <w:num w:numId="4" w16cid:durableId="1312565478">
+  <w:num w:numId="6" w16cid:durableId="1725443760">
+    <w:abstractNumId w:val="9"/>
+  </w:num>
+  <w:num w:numId="7" w16cid:durableId="465633854">
+    <w:abstractNumId w:val="11"/>
+  </w:num>
+  <w:num w:numId="8" w16cid:durableId="1202399684">
+    <w:abstractNumId w:val="16"/>
+  </w:num>
+  <w:num w:numId="9" w16cid:durableId="1211921261">
+    <w:abstractNumId w:val="17"/>
+  </w:num>
+  <w:num w:numId="10" w16cid:durableId="7097163">
     <w:abstractNumId w:val="13"/>
-  </w:num>
-  <w:num w:numId="5" w16cid:durableId="1101686865">
-    <w:abstractNumId w:val="11"/>
   </w:num>
 </w:numbering>
 </file>
